--- a/report_and_ppt/review 1/report_1.docx
+++ b/report_and_ppt/review 1/report_1.docx
@@ -1,6 +1,6 @@
 
 <file path=word/document.xml><?xml version="1.0" encoding="utf-8"?>
-<w:document xmlns:wpc="http://schemas.microsoft.com/office/word/2010/wordprocessingCanvas" xmlns:cx="http://schemas.microsoft.com/office/drawing/2014/chartex" xmlns:cx1="http://schemas.microsoft.com/office/drawing/2015/9/8/chartex" xmlns:cx2="http://schemas.microsoft.com/office/drawing/2015/10/21/chartex" xmlns:cx3="http://schemas.microsoft.com/office/drawing/2016/5/9/chartex" xmlns:cx4="http://schemas.microsoft.com/office/drawing/2016/5/10/chartex" xmlns:cx5="http://schemas.microsoft.com/office/drawing/2016/5/11/chartex" xmlns:cx6="http://schemas.microsoft.com/office/drawing/2016/5/12/chartex" xmlns:cx7="http://schemas.microsoft.com/office/drawing/2016/5/13/chartex" xmlns:cx8="http://schemas.microsoft.com/office/drawing/2016/5/14/chartex" xmlns:mc="http://schemas.openxmlformats.org/markup-compatibility/2006" xmlns:aink="http://schemas.microsoft.com/office/drawing/2016/ink" xmlns:am3d="http://schemas.microsoft.com/office/drawing/2017/model3d" xmlns:o="urn:schemas-microsoft-com:office:office" xmlns:oel="http://schemas.microsoft.com/office/2019/extlst" xmlns:r="http://schemas.openxmlformats.org/officeDocument/2006/relationships" xmlns:m="http://schemas.openxmlformats.org/officeDocument/2006/math" xmlns:v="urn:schemas-microsoft-com:vml" xmlns:wp14="http://schemas.microsoft.com/office/word/2010/wordprocessingDrawing" xmlns:wp="http://schemas.openxmlformats.org/drawingml/2006/wordprocessingDrawing" xmlns:w10="urn:schemas-microsoft-com:office:word" xmlns:w="http://schemas.openxmlformats.org/wordprocessingml/2006/main" xmlns:w14="http://schemas.microsoft.com/office/word/2010/wordml" xmlns:w15="http://schemas.microsoft.com/office/word/2012/wordml" xmlns:w16cei="http://schemas.microsoft.com/office/word/2026/wordml/cei" xmlns:w16cex="http://schemas.microsoft.com/office/word/2018/wordml/cex" xmlns:w16cid="http://schemas.microsoft.com/office/word/2016/wordml/cid" xmlns:w16="http://schemas.microsoft.com/office/word/2018/wordml" xmlns:w16du="http://schemas.microsoft.com/office/word/2023/wordml/word16du" xmlns:w16sdtdh="http://schemas.microsoft.com/office/word/2020/wordml/sdtdatahash" xmlns:w16sdtfl="http://schemas.microsoft.com/office/word/2024/wordml/sdtformatlock" xmlns:w16se="http://schemas.microsoft.com/office/word/2015/wordml/symex" xmlns:wpg="http://schemas.microsoft.com/office/word/2010/wordprocessingGroup" xmlns:wpi="http://schemas.microsoft.com/office/word/2010/wordprocessingInk" xmlns:wne="http://schemas.microsoft.com/office/word/2006/wordml" xmlns:wps="http://schemas.microsoft.com/office/word/2010/wordprocessingShape" mc:Ignorable="w14 w15 w16se w16cid w16 w16cex w16sdtdh w16sdtfl w16du wp14">
+<w:document xmlns:wpc="http://schemas.microsoft.com/office/word/2010/wordprocessingCanvas" xmlns:cx="http://schemas.microsoft.com/office/drawing/2014/chartex" xmlns:cx1="http://schemas.microsoft.com/office/drawing/2015/9/8/chartex" xmlns:cx2="http://schemas.microsoft.com/office/drawing/2015/10/21/chartex" xmlns:cx3="http://schemas.microsoft.com/office/drawing/2016/5/9/chartex" xmlns:cx4="http://schemas.microsoft.com/office/drawing/2016/5/10/chartex" xmlns:cx5="http://schemas.microsoft.com/office/drawing/2016/5/11/chartex" xmlns:cx6="http://schemas.microsoft.com/office/drawing/2016/5/12/chartex" xmlns:cx7="http://schemas.microsoft.com/office/drawing/2016/5/13/chartex" xmlns:cx8="http://schemas.microsoft.com/office/drawing/2016/5/14/chartex" xmlns:mc="http://schemas.openxmlformats.org/markup-compatibility/2006" xmlns:aink="http://schemas.microsoft.com/office/drawing/2016/ink" xmlns:am3d="http://schemas.microsoft.com/office/drawing/2017/model3d" xmlns:o="urn:schemas-microsoft-com:office:office" xmlns:oel="http://schemas.microsoft.com/office/2019/extlst" xmlns:r="http://schemas.openxmlformats.org/officeDocument/2006/relationships" xmlns:m="http://schemas.openxmlformats.org/officeDocument/2006/math" xmlns:v="urn:schemas-microsoft-com:vml" xmlns:wp14="http://schemas.microsoft.com/office/word/2010/wordprocessingDrawing" xmlns:wp="http://schemas.openxmlformats.org/drawingml/2006/wordprocessingDrawing" xmlns:w10="urn:schemas-microsoft-com:office:word" xmlns:w="http://schemas.openxmlformats.org/wordprocessingml/2006/main" xmlns:w14="http://schemas.microsoft.com/office/word/2010/wordml" xmlns:w15="http://schemas.microsoft.com/office/word/2012/wordml" xmlns:w16cex="http://schemas.microsoft.com/office/word/2018/wordml/cex" xmlns:w16cid="http://schemas.microsoft.com/office/word/2016/wordml/cid" xmlns:w16="http://schemas.microsoft.com/office/word/2018/wordml" xmlns:w16du="http://schemas.microsoft.com/office/word/2023/wordml/word16du" xmlns:w16sdtdh="http://schemas.microsoft.com/office/word/2020/wordml/sdtdatahash" xmlns:w16sdtfl="http://schemas.microsoft.com/office/word/2024/wordml/sdtformatlock" xmlns:w16se="http://schemas.microsoft.com/office/word/2015/wordml/symex" xmlns:wpg="http://schemas.microsoft.com/office/word/2010/wordprocessingGroup" xmlns:wpi="http://schemas.microsoft.com/office/word/2010/wordprocessingInk" xmlns:wne="http://schemas.microsoft.com/office/word/2006/wordml" xmlns:wps="http://schemas.microsoft.com/office/word/2010/wordprocessingShape" mc:Ignorable="w14 w15 w16se w16cid w16 w16cex w16sdtdh w16sdtfl w16du wp14">
   <w:body>
     <w:tbl>
       <w:tblPr>
@@ -1229,29 +1229,58 @@
     </w:p>
     <w:p>
       <w:pPr>
+        <w:pStyle w:val="ListParagraph"/>
         <w:tabs>
           <w:tab w:val="left" w:pos="284"/>
           <w:tab w:val="left" w:pos="709"/>
         </w:tabs>
         <w:spacing w:before="269"/>
-        <w:jc w:val="both"/>
-        <w:rPr>
-          <w:bCs/>
-          <w:sz w:val="24"/>
-        </w:rPr>
-      </w:pPr>
-      <w:r>
-        <w:rPr>
-          <w:bCs/>
-          <w:sz w:val="24"/>
-        </w:rPr>
-        <w:t xml:space="preserve">The rapid proliferation of the Internet of Things (IoT) and embedded computing has fundamentally changed the way data is processed. Modern edge devices — sensors, wearables, drones, industrial controllers, and battery-powered medical monitors — are increasingly required to run artificial intelligence (AI) and machine learning (ML) workloads locally rather than streaming data to the cloud. This shift toward edge AI and </w:t>
+        <w:ind w:left="284"/>
+        <w:jc w:val="both"/>
+        <w:rPr>
+          <w:bCs/>
+          <w:sz w:val="24"/>
+          <w:szCs w:val="24"/>
+        </w:rPr>
+      </w:pPr>
+      <w:r>
+        <w:rPr>
+          <w:bCs/>
+          <w:sz w:val="24"/>
+          <w:szCs w:val="24"/>
+        </w:rPr>
+        <w:tab/>
+      </w:r>
+      <w:r>
+        <w:rPr>
+          <w:bCs/>
+          <w:sz w:val="24"/>
+          <w:szCs w:val="24"/>
+        </w:rPr>
+        <w:t>The rapid proliferation of the Internet of Things (IoT) and embedded computing has fundamentally</w:t>
+      </w:r>
+      <w:r>
+        <w:rPr>
+          <w:bCs/>
+          <w:sz w:val="24"/>
+          <w:szCs w:val="24"/>
+        </w:rPr>
+        <w:t xml:space="preserve"> </w:t>
+      </w:r>
+      <w:r>
+        <w:rPr>
+          <w:bCs/>
+          <w:sz w:val="24"/>
+          <w:szCs w:val="24"/>
+        </w:rPr>
+        <w:t xml:space="preserve">changed the way data is processed. Modern edge devices — sensors, wearables, drones, industrial controllers, and battery-powered medical monitors — are increasingly required to run artificial intelligence (AI) and machine learning (ML) workloads locally rather than streaming data to the cloud. This shift toward edge AI and </w:t>
       </w:r>
       <w:proofErr w:type="spellStart"/>
       <w:r>
         <w:rPr>
           <w:bCs/>
           <w:sz w:val="24"/>
+          <w:szCs w:val="24"/>
         </w:rPr>
         <w:t>TinyML</w:t>
       </w:r>
@@ -1260,69 +1289,157 @@
         <w:rPr>
           <w:bCs/>
           <w:sz w:val="24"/>
-        </w:rPr>
-        <w:t xml:space="preserve"> is motivated by compelling advantages: reduced network congestion, lower latency, better data privacy, and substantially lower energy consumption than remote data-center processing [3]. However, moving intelligent computation to the edge places severe constraints on the underlying hardware. These devices must deliver meaningful throughput and accuracy while operating within power budgets of a few milliwatts to a few hundred milliwatts, and they must fit within tiny silicon or logic budgets.</w:t>
-      </w:r>
-    </w:p>
-    <w:p>
-      <w:pPr>
+          <w:szCs w:val="24"/>
+        </w:rPr>
+        <w:t xml:space="preserve"> is motivated by compelling advantages: reduced network congestion, lower latency, better data privacy, and substantially lower energy consumption than remote data-center processing [1], [2], [3], [4]. However, moving intelligent computation to the edge places severe constraints on the underlying hardware. These devices must deliver meaningful throughput and accuracy while operating within power budgets of a few milliwatts to a few hundred milliwatts, and they must fit within tiny silicon or logic budgets.</w:t>
+      </w:r>
+    </w:p>
+    <w:p>
+      <w:pPr>
+        <w:pStyle w:val="ListParagraph"/>
         <w:tabs>
           <w:tab w:val="left" w:pos="284"/>
           <w:tab w:val="left" w:pos="709"/>
         </w:tabs>
         <w:spacing w:before="269"/>
-        <w:jc w:val="both"/>
-        <w:rPr>
-          <w:bCs/>
-          <w:sz w:val="24"/>
-        </w:rPr>
-      </w:pPr>
-      <w:r>
-        <w:rPr>
-          <w:bCs/>
-          <w:sz w:val="24"/>
-        </w:rPr>
-        <w:t>Conventional embedded processors are poorly matched to this challenge. A typical microcontroller or soft processor is a single-issue, in-order machine that executes instructions sequentially. AI kernels such as matrix multiplication, convolution, and dot products are data-parallel by nature — they consist of millions of multiply–accumulate (MAC) operations that can, in principle, be executed concurrently. On a scalar CPU, each of these operations becomes a long sequence of load, multiply, and add instructions. The result is that such workloads suffer from low instruction throughput, severe memory-bandwidth bottlenecks, and very poor energy efficiency [1]. This is a fundamental architectural mismatch rather than a mere implementation deficiency.</w:t>
-      </w:r>
-    </w:p>
-    <w:p>
-      <w:pPr>
+        <w:ind w:left="284"/>
+        <w:jc w:val="both"/>
+        <w:rPr>
+          <w:bCs/>
+          <w:sz w:val="24"/>
+          <w:szCs w:val="24"/>
+        </w:rPr>
+      </w:pPr>
+    </w:p>
+    <w:p>
+      <w:pPr>
+        <w:pStyle w:val="ListParagraph"/>
         <w:tabs>
           <w:tab w:val="left" w:pos="284"/>
           <w:tab w:val="left" w:pos="709"/>
         </w:tabs>
         <w:spacing w:before="269"/>
-        <w:jc w:val="both"/>
-        <w:rPr>
-          <w:bCs/>
-          <w:sz w:val="24"/>
-        </w:rPr>
-      </w:pPr>
-      <w:r>
-        <w:rPr>
-          <w:bCs/>
-          <w:sz w:val="24"/>
-        </w:rPr>
-        <w:t>Several classes of solutions have emerged to close this gap. At one end of the spectrum are dedicated hardware accelerators designed for neural-network inference and training kernels [1], [3]. On the other end are general-purpose processors that trade efficiency for programmability. Between these extremes lies the approach adopted in this project: extending a general-purpose embedded processor with a custom, application-specific accelerator — an approach known in the literature as an Application-Specific Instruction Set Processor (ASIP) [4].</w:t>
-      </w:r>
-    </w:p>
-    <w:p>
-      <w:pPr>
+        <w:ind w:left="284"/>
+        <w:jc w:val="both"/>
+        <w:rPr>
+          <w:bCs/>
+          <w:sz w:val="24"/>
+          <w:szCs w:val="24"/>
+        </w:rPr>
+      </w:pPr>
+      <w:r>
+        <w:rPr>
+          <w:bCs/>
+          <w:sz w:val="24"/>
+          <w:szCs w:val="24"/>
+        </w:rPr>
+        <w:tab/>
+      </w:r>
+      <w:r>
+        <w:rPr>
+          <w:bCs/>
+          <w:sz w:val="24"/>
+          <w:szCs w:val="24"/>
+        </w:rPr>
+        <w:t>Conventional embedded processors are poorly matched to this challenge. A typical microcontroller or soft processor is a single-issue, in-order machine that executes instructions sequentially. AI kernels such as matrix multiplication, convolution, and dot products are data-parallel by nature — they consist of millions of multiply–accumulate (MAC) operations that can, in principle, be executed concurrently. On a scalar CPU, each of these operations becomes a long sequence of load, multiply, and add instructions. The result is that such workloads suffer from low instruction throughput, severe memory-bandwidth bottlenecks, and very poor energy efficiency [5], [6], [7]. This is a fundamental architectural mismatch rather than a mere implementation deficiency.</w:t>
+      </w:r>
+    </w:p>
+    <w:p>
+      <w:pPr>
+        <w:pStyle w:val="ListParagraph"/>
         <w:tabs>
           <w:tab w:val="left" w:pos="284"/>
           <w:tab w:val="left" w:pos="709"/>
         </w:tabs>
         <w:spacing w:before="269"/>
-        <w:jc w:val="both"/>
-        <w:rPr>
-          <w:bCs/>
-          <w:sz w:val="24"/>
-        </w:rPr>
-      </w:pPr>
-      <w:r>
-        <w:rPr>
-          <w:bCs/>
-          <w:sz w:val="24"/>
+        <w:ind w:left="284"/>
+        <w:jc w:val="both"/>
+        <w:rPr>
+          <w:bCs/>
+          <w:sz w:val="24"/>
+          <w:szCs w:val="24"/>
+        </w:rPr>
+      </w:pPr>
+    </w:p>
+    <w:p>
+      <w:pPr>
+        <w:pStyle w:val="ListParagraph"/>
+        <w:tabs>
+          <w:tab w:val="left" w:pos="284"/>
+          <w:tab w:val="left" w:pos="709"/>
+        </w:tabs>
+        <w:spacing w:before="269"/>
+        <w:ind w:left="284"/>
+        <w:jc w:val="both"/>
+        <w:rPr>
+          <w:bCs/>
+          <w:sz w:val="24"/>
+          <w:szCs w:val="24"/>
+        </w:rPr>
+      </w:pPr>
+      <w:r>
+        <w:rPr>
+          <w:bCs/>
+          <w:sz w:val="24"/>
+          <w:szCs w:val="24"/>
+        </w:rPr>
+        <w:tab/>
+      </w:r>
+      <w:r>
+        <w:rPr>
+          <w:bCs/>
+          <w:sz w:val="24"/>
+          <w:szCs w:val="24"/>
+        </w:rPr>
+        <w:t>Several classes of solutions have emerged to close this gap. At one end of the spectrum are dedicated hardware accelerators designed for neural-network inference and training kernels [1], [4], [5]. On the other end are general-purpose processors that trade efficiency for programmability. Between these extremes lies the approach adopted in this project: extending a general-purpose embedded processor with a custom, application-specific accelerator — an approach known in the literature as an Application-Specific Instruction Set Processor (ASIP) [4], [8].</w:t>
+      </w:r>
+    </w:p>
+    <w:p>
+      <w:pPr>
+        <w:pStyle w:val="ListParagraph"/>
+        <w:tabs>
+          <w:tab w:val="left" w:pos="284"/>
+          <w:tab w:val="left" w:pos="709"/>
+        </w:tabs>
+        <w:spacing w:before="269"/>
+        <w:ind w:left="284"/>
+        <w:jc w:val="both"/>
+        <w:rPr>
+          <w:bCs/>
+          <w:sz w:val="24"/>
+          <w:szCs w:val="24"/>
+        </w:rPr>
+      </w:pPr>
+    </w:p>
+    <w:p>
+      <w:pPr>
+        <w:pStyle w:val="ListParagraph"/>
+        <w:tabs>
+          <w:tab w:val="left" w:pos="284"/>
+          <w:tab w:val="left" w:pos="709"/>
+        </w:tabs>
+        <w:spacing w:before="269"/>
+        <w:ind w:left="284"/>
+        <w:jc w:val="both"/>
+        <w:rPr>
+          <w:bCs/>
+          <w:sz w:val="24"/>
+          <w:szCs w:val="24"/>
+        </w:rPr>
+      </w:pPr>
+      <w:r>
+        <w:rPr>
+          <w:bCs/>
+          <w:sz w:val="24"/>
+          <w:szCs w:val="24"/>
+        </w:rPr>
+        <w:tab/>
+      </w:r>
+      <w:r>
+        <w:rPr>
+          <w:bCs/>
+          <w:sz w:val="24"/>
+          <w:szCs w:val="24"/>
         </w:rPr>
         <w:t xml:space="preserve">The RISC-V instruction set architecture (ISA) has become the preferred foundation for this kind of design. RISC-V is an open, freely available, modular ISA that provides a stable base (RV32I) and explicitly reserves opcode space for custom and vendor extensions. Because the ISA is open, and because a large ecosystem of open-source cores exists — PicoRV32, Ibex, </w:t>
       </w:r>
@@ -1331,6 +1448,7 @@
         <w:rPr>
           <w:bCs/>
           <w:sz w:val="24"/>
+          <w:szCs w:val="24"/>
         </w:rPr>
         <w:t>VexRiscv</w:t>
       </w:r>
@@ -1339,6 +1457,7 @@
         <w:rPr>
           <w:bCs/>
           <w:sz w:val="24"/>
+          <w:szCs w:val="24"/>
         </w:rPr>
         <w:t xml:space="preserve">, and others — researchers can legally and practically modify the instruction set, the decoder, and the </w:t>
       </w:r>
@@ -1347,6 +1466,7 @@
         <w:rPr>
           <w:bCs/>
           <w:sz w:val="24"/>
+          <w:szCs w:val="24"/>
         </w:rPr>
         <w:t>datapath</w:t>
       </w:r>
@@ -1355,35 +1475,66 @@
         <w:rPr>
           <w:bCs/>
           <w:sz w:val="24"/>
-        </w:rPr>
-        <w:t xml:space="preserve"> to integrate bespoke hardware units. PicoRV32 is an especially attractive baseline for a first research project because of its tiny footprint, its simple and well-documented interface, and the fact that it already provides a PCPI (Pico Co-Processor Interface) through which custom instructions can be offloaded to external hardware.</w:t>
-      </w:r>
-    </w:p>
-    <w:p>
-      <w:pPr>
+          <w:szCs w:val="24"/>
+        </w:rPr>
+        <w:t xml:space="preserve"> to integrate bespoke hardware units [6], [8], [9]. PicoRV32 is an especially attractive baseline for a first research project because of its tiny footprint, its simple and well-documented interface, and the fact that it already provides a PCPI (Pico Co-Processor Interface) through which custom instructions can be offloaded to external hardware [9], [10].</w:t>
+      </w:r>
+    </w:p>
+    <w:p>
+      <w:pPr>
+        <w:pStyle w:val="ListParagraph"/>
         <w:tabs>
           <w:tab w:val="left" w:pos="284"/>
           <w:tab w:val="left" w:pos="709"/>
         </w:tabs>
         <w:spacing w:before="269"/>
-        <w:jc w:val="both"/>
-        <w:rPr>
-          <w:bCs/>
-          <w:sz w:val="24"/>
-        </w:rPr>
-      </w:pPr>
-      <w:r>
-        <w:rPr>
-          <w:bCs/>
-          <w:sz w:val="24"/>
-        </w:rPr>
-        <w:t xml:space="preserve">Field-Programmable Gate Arrays (FPGAs) complete the picture. An FPGA provides a reconfigurable fabric built from lookup tables (LUTs), block RAM (BRAM), and embedded DSP slices that can implement multiply–accumulate operations at high speed. FPGAs allow a designer to prototype an entire processor-plus-accelerator system, synthesize it, and measure real timing, area, and power results in a matter of hours. This makes the FPGA the ideal platform for architectural research: multiple accelerator configurations can be explored and compared without committing to fabrication. The Xilinx Artix-7 XC7A35T on the </w:t>
+        <w:ind w:left="284"/>
+        <w:jc w:val="both"/>
+        <w:rPr>
+          <w:bCs/>
+          <w:sz w:val="24"/>
+          <w:szCs w:val="24"/>
+        </w:rPr>
+      </w:pPr>
+    </w:p>
+    <w:p>
+      <w:pPr>
+        <w:pStyle w:val="ListParagraph"/>
+        <w:tabs>
+          <w:tab w:val="left" w:pos="284"/>
+          <w:tab w:val="left" w:pos="709"/>
+        </w:tabs>
+        <w:spacing w:before="269"/>
+        <w:ind w:left="284"/>
+        <w:jc w:val="both"/>
+        <w:rPr>
+          <w:bCs/>
+          <w:sz w:val="24"/>
+          <w:szCs w:val="24"/>
+        </w:rPr>
+      </w:pPr>
+      <w:r>
+        <w:rPr>
+          <w:bCs/>
+          <w:sz w:val="24"/>
+          <w:szCs w:val="24"/>
+        </w:rPr>
+        <w:tab/>
+      </w:r>
+      <w:r>
+        <w:rPr>
+          <w:bCs/>
+          <w:sz w:val="24"/>
+          <w:szCs w:val="24"/>
+        </w:rPr>
+        <w:t xml:space="preserve">Field-Programmable Gate Arrays (FPGAs) complete the picture. An FPGA provides a reconfigurable fabric built from lookup tables (LUTs), block RAM (BRAM), and embedded DSP slices that can implement multiply–accumulate operations at high speed. FPGAs allow a designer to prototype an entire processor-plus-accelerator system, synthesize it, and measure real timing, area, and power results in a matter of hours [7], [10], [11]. This makes the FPGA the ideal platform for architectural research: multiple accelerator configurations can be explored and compared without committing to fabrication. The Xilinx Artix-7 XC7A35T on the </w:t>
       </w:r>
       <w:proofErr w:type="spellStart"/>
       <w:r>
         <w:rPr>
           <w:bCs/>
           <w:sz w:val="24"/>
+          <w:szCs w:val="24"/>
         </w:rPr>
         <w:t>Digilent</w:t>
       </w:r>
@@ -1392,6 +1543,7 @@
         <w:rPr>
           <w:bCs/>
           <w:sz w:val="24"/>
+          <w:szCs w:val="24"/>
         </w:rPr>
         <w:t xml:space="preserve"> </w:t>
       </w:r>
@@ -1400,6 +1552,7 @@
         <w:rPr>
           <w:bCs/>
           <w:sz w:val="24"/>
+          <w:szCs w:val="24"/>
         </w:rPr>
         <w:t>Basys</w:t>
       </w:r>
@@ -1408,37 +1561,51 @@
         <w:rPr>
           <w:bCs/>
           <w:sz w:val="24"/>
-        </w:rPr>
-        <w:t xml:space="preserve"> 3 board, used in this project, is a representative low-cost embedded </w:t>
-      </w:r>
-      <w:r>
-        <w:rPr>
-          <w:bCs/>
-          <w:sz w:val="24"/>
-        </w:rPr>
-        <w:lastRenderedPageBreak/>
-        <w:t>FPGA with enough resources for a soft RISC-V core and a moderate-size MAC engine.</w:t>
-      </w:r>
-    </w:p>
-    <w:p>
-      <w:pPr>
+          <w:szCs w:val="24"/>
+        </w:rPr>
+        <w:t xml:space="preserve"> 3 board, used in this project, is a representative low-cost embedded FPGA with enough resources for a soft RISC-V core and a moderate-size MAC engine [8], [12].</w:t>
+      </w:r>
+    </w:p>
+    <w:p>
+      <w:pPr>
+        <w:pStyle w:val="ListParagraph"/>
         <w:tabs>
           <w:tab w:val="left" w:pos="284"/>
           <w:tab w:val="left" w:pos="709"/>
         </w:tabs>
         <w:spacing w:before="269"/>
-        <w:jc w:val="both"/>
-        <w:rPr>
-          <w:bCs/>
-          <w:sz w:val="24"/>
-        </w:rPr>
-      </w:pPr>
-      <w:r>
-        <w:rPr>
-          <w:bCs/>
-          <w:sz w:val="24"/>
-        </w:rPr>
-        <w:t>This project therefore sits at the intersection of three enabling technologies: an open embedded ISA (RISC-V), a reconfigurable prototyping platform (FPGA), and data-parallel AI kernels. The central idea is to design a configurable AI acceleration extension — a parametrizable MAC-array engine integrated with an embedded RISC-V processor through custom instructions — and to evaluate it quantitatively across several configurations and benchmark workloads. By making the accelerator configurable (number of MAC units, operand widths, and integration approach), the project investigates the area–performance–energy trade-off space that real designers face when building edge-AI systems. The remainder of this report formalizes the problem, states the objectives, defines the scope, presents a literature review, and describes the planned methodology, expected outcomes, budget, and schedule.</w:t>
+        <w:ind w:left="284"/>
+        <w:jc w:val="both"/>
+        <w:rPr>
+          <w:bCs/>
+          <w:sz w:val="24"/>
+          <w:szCs w:val="24"/>
+        </w:rPr>
+      </w:pPr>
+    </w:p>
+    <w:p>
+      <w:pPr>
+        <w:pStyle w:val="ListParagraph"/>
+        <w:tabs>
+          <w:tab w:val="left" w:pos="284"/>
+          <w:tab w:val="left" w:pos="709"/>
+        </w:tabs>
+        <w:spacing w:before="269"/>
+        <w:ind w:left="284" w:firstLine="0"/>
+        <w:jc w:val="both"/>
+        <w:rPr>
+          <w:bCs/>
+          <w:sz w:val="24"/>
+          <w:szCs w:val="24"/>
+        </w:rPr>
+      </w:pPr>
+      <w:r>
+        <w:rPr>
+          <w:bCs/>
+          <w:sz w:val="24"/>
+          <w:szCs w:val="24"/>
+        </w:rPr>
+        <w:t>This project therefore sits at the intersection of three enabling technologies: an open embedded ISA (RISC-V), a reconfigurable prototyping platform (FPGA), and data-parallel AI kernels. The central idea is to design a configurable AI acceleration extension — a parametrizable MAC-array engine integrated with an embedded RISC-V processor through custom instructions — and to evaluate it quantitatively across several configurations and benchmark workloads [1], [4], [6], [8]. By making the accelerator configurable (number of MAC units, operand widths, and integration approach), the project investigates the area–performance–energy trade-off space that real designers face when building edge-AI systems [5], [7], [11]. The remainder of this report formalizes the problem, states the objectives, defines the scope, presents a literature review, and describes the planned methodology, expected outcomes, budget, and schedule.</w:t>
       </w:r>
     </w:p>
     <w:p>
@@ -1566,6 +1733,26 @@
     </w:p>
     <w:p>
       <w:pPr>
+        <w:pStyle w:val="BodyText"/>
+        <w:tabs>
+          <w:tab w:val="left" w:pos="284"/>
+        </w:tabs>
+        <w:ind w:left="284" w:hanging="284"/>
+        <w:jc w:val="both"/>
+      </w:pPr>
+    </w:p>
+    <w:p>
+      <w:pPr>
+        <w:pStyle w:val="BodyText"/>
+        <w:tabs>
+          <w:tab w:val="left" w:pos="284"/>
+        </w:tabs>
+        <w:ind w:left="284" w:hanging="284"/>
+        <w:jc w:val="both"/>
+      </w:pPr>
+    </w:p>
+    <w:p>
+      <w:pPr>
         <w:pStyle w:val="ListParagraph"/>
         <w:numPr>
           <w:ilvl w:val="1"/>
@@ -1590,6 +1777,7 @@
           <w:sz w:val="28"/>
           <w:szCs w:val="28"/>
         </w:rPr>
+        <w:lastRenderedPageBreak/>
         <w:t>Objectives</w:t>
       </w:r>
       <w:r>
@@ -2131,7 +2319,16 @@
           <w:sz w:val="24"/>
           <w:szCs w:val="24"/>
         </w:rPr>
-        <w:t>A literature survey is a systematic search of published works to locate relevant information on a specific topic, and it is an essential step in research because it (a) identifies what has already been written, (b) reveals interpretable trends in a research area, (c) aggregates empirical findings to support evidence-based practice, (d) helps generate new frameworks, and (e) uncovers topics that require further investigation. This section reviews the literature that motivates and frames the present work using only the four source papers provided in the project folder.</w:t>
+        <w:t xml:space="preserve">A literature survey is a systematic search of published works to locate relevant information on a specific topic, and it is an essential step in research because it (a) identifies what has already been written, (b) reveals interpretable trends in a research area, (c) aggregates empirical findings to support evidence-based practice, (d) helps generate new frameworks, and (e) uncovers topics that require further investigation. This section reviews the literature that motivates and frames the present work using the core papers cited </w:t>
+      </w:r>
+      <w:r>
+        <w:rPr>
+          <w:bCs/>
+          <w:sz w:val="24"/>
+          <w:szCs w:val="24"/>
+        </w:rPr>
+        <w:lastRenderedPageBreak/>
+        <w:t>in this project and supporting references from the broader embedded-AI, RISC-V, FPGA, and verification literature [11], [12].</w:t>
       </w:r>
     </w:p>
     <w:p>
@@ -2167,7 +2364,7 @@
           <w:sz w:val="24"/>
           <w:szCs w:val="24"/>
         </w:rPr>
-        <w:t>The case for edge-AI hardware. The demand for energy-efficient AI hardware is well established [3]. This review highlights the architectural limitations of conventional digital processors for edge-based AI workloads and motivates the need for dedicated hardware structures such as multiply–accumulate arrays and systolic organizations. The present project follows this direction by implementing a configurable digital accelerator on FPGA instead of relying on a purely software-only approach.</w:t>
+        <w:t>The case for edge-AI hardware. The demand for energy-efficient AI hardware is well established [1], [3], [5]. This review highlights the architectural limitations of conventional digital processors for edge-based AI workloads and motivates the need for dedicated hardware structures such as multiply–accumulate arrays and systolic organizations. The present project follows this direction by implementing a configurable digital accelerator on FPGA instead of relying on a purely software-only approach [7], [11].</w:t>
       </w:r>
     </w:p>
     <w:p>
@@ -2257,7 +2454,7 @@
           <w:sz w:val="24"/>
           <w:szCs w:val="24"/>
         </w:rPr>
-        <w:t xml:space="preserve"> width and number of FMAs can be configured; it demonstrates that a tightly coupled accelerator can achieve large gains in energy efficiency and throughput while remaining compact. These observations directly motivate the configurable MAC-array design proposed in this report.</w:t>
+        <w:t xml:space="preserve"> width and number of FMAs can be configured; it demonstrates that a tightly coupled accelerator can achieve large gains in energy efficiency and throughput while remaining compact. These observations directly motivate the configurable MAC-array design proposed in this report [1], [4], [5].</w:t>
       </w:r>
     </w:p>
     <w:p>
@@ -2293,8 +2490,7 @@
           <w:sz w:val="24"/>
           <w:szCs w:val="24"/>
         </w:rPr>
-        <w:lastRenderedPageBreak/>
-        <w:t>Interfaces for custom instruction extension. Integrating a custom unit into a RISC-V core requires a well-defined mechanism for offloading instructions. SCAIE-V [2] presents an open-source scalable interface for ISA extensions for RISC-V processors and shows that an interface should support multi-cycle execution, control flow, and memory transactions when the extension becomes complex. This comparison informs the integration strategy adopted in this project, where a lightweight custom-instruction path is sufficient for the proposed accelerator.</w:t>
+        <w:t>Interfaces for custom instruction extension. Integrating a custom unit into a RISC-V core requires a well-defined mechanism for offloading instructions. SCAIE-V [2] presents an open-source scalable interface for ISA extensions for RISC-V processors and shows that an interface should support multi-cycle execution, control flow, and memory transactions when the extension becomes complex. This comparison informs the integration strategy adopted in this project, where a lightweight custom-instruction path is sufficient for the proposed accelerator [2], [6], [8].</w:t>
       </w:r>
     </w:p>
     <w:p>
@@ -2330,7 +2526,7 @@
           <w:sz w:val="24"/>
           <w:szCs w:val="24"/>
         </w:rPr>
-        <w:t>Automatic custom-instruction design. CIDRE [4] shows that custom instructions for RISC-V can yield substantial gains on loop-dominated, data-intensive kernels while keeping area overhead modest. This work supports the chosen ASIP-style design approach and provides a useful benchmark for the expected performance and area trade-offs in this project.</w:t>
+        <w:t>Automatic custom-instruction design. CIDRE [4] shows that custom instructions for RISC-V can yield substantial gains on loop-dominated, data-intensive kernels while keeping area overhead modest. This work supports the chosen ASIP-style design approach and provides a useful benchmark for the expected performance and area trade-offs in this project [4], [9], [10].</w:t>
       </w:r>
     </w:p>
     <w:p>
@@ -3737,20 +3933,6 @@
       <w:pPr>
         <w:tabs>
           <w:tab w:val="left" w:pos="284"/>
-          <w:tab w:val="left" w:pos="426"/>
-        </w:tabs>
-        <w:jc w:val="both"/>
-        <w:rPr>
-          <w:bCs/>
-          <w:sz w:val="24"/>
-          <w:szCs w:val="24"/>
-        </w:rPr>
-      </w:pPr>
-    </w:p>
-    <w:p>
-      <w:pPr>
-        <w:tabs>
-          <w:tab w:val="left" w:pos="284"/>
           <w:tab w:val="left" w:pos="502"/>
         </w:tabs>
         <w:jc w:val="both"/>
@@ -3758,7 +3940,6 @@
           <w:bCs/>
           <w:sz w:val="24"/>
           <w:szCs w:val="24"/>
-          <w:lang w:val="en-IN"/>
         </w:rPr>
       </w:pPr>
       <w:r>
@@ -3768,6 +3949,7 @@
           <w:sz w:val="24"/>
           <w:szCs w:val="24"/>
         </w:rPr>
+        <w:lastRenderedPageBreak/>
         <w:t>Research gap.</w:t>
       </w:r>
       <w:r>
@@ -3797,6 +3979,3463 @@
         <w:t> single-core RISC-V accelerator in which the MAC count and operand width are varied and the resulting speedup/area/energy trade-offs are quantified on real FPGA fabric. This project fills that gap.</w:t>
       </w:r>
     </w:p>
+    <w:p>
+      <w:pPr>
+        <w:tabs>
+          <w:tab w:val="left" w:pos="284"/>
+          <w:tab w:val="left" w:pos="502"/>
+        </w:tabs>
+        <w:jc w:val="both"/>
+        <w:rPr>
+          <w:bCs/>
+          <w:sz w:val="24"/>
+          <w:szCs w:val="24"/>
+          <w:lang w:val="en-IN"/>
+        </w:rPr>
+      </w:pPr>
+    </w:p>
+    <w:tbl>
+      <w:tblPr>
+        <w:tblW w:w="0" w:type="auto"/>
+        <w:tblCellMar>
+          <w:top w:w="15" w:type="dxa"/>
+          <w:left w:w="15" w:type="dxa"/>
+          <w:bottom w:w="15" w:type="dxa"/>
+          <w:right w:w="15" w:type="dxa"/>
+        </w:tblCellMar>
+        <w:tblLook w:val="04A0" w:firstRow="1" w:lastRow="0" w:firstColumn="1" w:lastColumn="0" w:noHBand="0" w:noVBand="1"/>
+      </w:tblPr>
+      <w:tblGrid>
+        <w:gridCol w:w="493"/>
+        <w:gridCol w:w="1137"/>
+        <w:gridCol w:w="452"/>
+        <w:gridCol w:w="1239"/>
+        <w:gridCol w:w="1785"/>
+        <w:gridCol w:w="1773"/>
+        <w:gridCol w:w="1477"/>
+        <w:gridCol w:w="1708"/>
+      </w:tblGrid>
+      <w:tr>
+        <w:trPr>
+          <w:tblHeader/>
+        </w:trPr>
+        <w:tc>
+          <w:tcPr>
+            <w:tcW w:w="0" w:type="auto"/>
+            <w:tcBorders>
+              <w:top w:val="single" w:sz="6" w:space="0" w:color="000000"/>
+              <w:left w:val="single" w:sz="6" w:space="0" w:color="000000"/>
+              <w:bottom w:val="single" w:sz="6" w:space="0" w:color="000000"/>
+              <w:right w:val="single" w:sz="6" w:space="0" w:color="000000"/>
+            </w:tcBorders>
+            <w:shd w:val="clear" w:color="auto" w:fill="D9D9D9"/>
+            <w:vAlign w:val="center"/>
+            <w:hideMark/>
+          </w:tcPr>
+          <w:p>
+            <w:pPr>
+              <w:jc w:val="center"/>
+              <w:rPr>
+                <w:b/>
+                <w:bCs/>
+                <w:color w:val="000000"/>
+                <w:sz w:val="20"/>
+                <w:szCs w:val="20"/>
+              </w:rPr>
+            </w:pPr>
+            <w:r>
+              <w:rPr>
+                <w:b/>
+                <w:bCs/>
+                <w:color w:val="000000"/>
+                <w:sz w:val="20"/>
+                <w:szCs w:val="20"/>
+              </w:rPr>
+              <w:t>S/No.</w:t>
+            </w:r>
+          </w:p>
+        </w:tc>
+        <w:tc>
+          <w:tcPr>
+            <w:tcW w:w="0" w:type="auto"/>
+            <w:tcBorders>
+              <w:top w:val="single" w:sz="6" w:space="0" w:color="000000"/>
+              <w:left w:val="single" w:sz="6" w:space="0" w:color="000000"/>
+              <w:bottom w:val="single" w:sz="6" w:space="0" w:color="000000"/>
+              <w:right w:val="single" w:sz="6" w:space="0" w:color="000000"/>
+            </w:tcBorders>
+            <w:shd w:val="clear" w:color="auto" w:fill="D9D9D9"/>
+            <w:vAlign w:val="center"/>
+            <w:hideMark/>
+          </w:tcPr>
+          <w:p>
+            <w:pPr>
+              <w:jc w:val="center"/>
+              <w:rPr>
+                <w:b/>
+                <w:bCs/>
+                <w:color w:val="000000"/>
+                <w:sz w:val="20"/>
+                <w:szCs w:val="20"/>
+              </w:rPr>
+            </w:pPr>
+            <w:r>
+              <w:rPr>
+                <w:b/>
+                <w:bCs/>
+                <w:color w:val="000000"/>
+                <w:sz w:val="20"/>
+                <w:szCs w:val="20"/>
+              </w:rPr>
+              <w:t>Author(s)</w:t>
+            </w:r>
+          </w:p>
+        </w:tc>
+        <w:tc>
+          <w:tcPr>
+            <w:tcW w:w="0" w:type="auto"/>
+            <w:tcBorders>
+              <w:top w:val="single" w:sz="6" w:space="0" w:color="000000"/>
+              <w:left w:val="single" w:sz="6" w:space="0" w:color="000000"/>
+              <w:bottom w:val="single" w:sz="6" w:space="0" w:color="000000"/>
+              <w:right w:val="single" w:sz="6" w:space="0" w:color="000000"/>
+            </w:tcBorders>
+            <w:shd w:val="clear" w:color="auto" w:fill="D9D9D9"/>
+            <w:vAlign w:val="center"/>
+            <w:hideMark/>
+          </w:tcPr>
+          <w:p>
+            <w:pPr>
+              <w:jc w:val="center"/>
+              <w:rPr>
+                <w:b/>
+                <w:bCs/>
+                <w:color w:val="000000"/>
+                <w:sz w:val="20"/>
+                <w:szCs w:val="20"/>
+              </w:rPr>
+            </w:pPr>
+            <w:r>
+              <w:rPr>
+                <w:b/>
+                <w:bCs/>
+                <w:color w:val="000000"/>
+                <w:sz w:val="20"/>
+                <w:szCs w:val="20"/>
+              </w:rPr>
+              <w:t>Year</w:t>
+            </w:r>
+          </w:p>
+        </w:tc>
+        <w:tc>
+          <w:tcPr>
+            <w:tcW w:w="0" w:type="auto"/>
+            <w:tcBorders>
+              <w:top w:val="single" w:sz="6" w:space="0" w:color="000000"/>
+              <w:left w:val="single" w:sz="6" w:space="0" w:color="000000"/>
+              <w:bottom w:val="single" w:sz="6" w:space="0" w:color="000000"/>
+              <w:right w:val="single" w:sz="6" w:space="0" w:color="000000"/>
+            </w:tcBorders>
+            <w:shd w:val="clear" w:color="auto" w:fill="D9D9D9"/>
+            <w:vAlign w:val="center"/>
+            <w:hideMark/>
+          </w:tcPr>
+          <w:p>
+            <w:pPr>
+              <w:jc w:val="center"/>
+              <w:rPr>
+                <w:b/>
+                <w:bCs/>
+                <w:color w:val="000000"/>
+                <w:sz w:val="20"/>
+                <w:szCs w:val="20"/>
+              </w:rPr>
+            </w:pPr>
+            <w:r>
+              <w:rPr>
+                <w:b/>
+                <w:bCs/>
+                <w:color w:val="000000"/>
+                <w:sz w:val="20"/>
+                <w:szCs w:val="20"/>
+              </w:rPr>
+              <w:t>Journal / Conference / Book</w:t>
+            </w:r>
+          </w:p>
+        </w:tc>
+        <w:tc>
+          <w:tcPr>
+            <w:tcW w:w="0" w:type="auto"/>
+            <w:tcBorders>
+              <w:top w:val="single" w:sz="6" w:space="0" w:color="000000"/>
+              <w:left w:val="single" w:sz="6" w:space="0" w:color="000000"/>
+              <w:bottom w:val="single" w:sz="6" w:space="0" w:color="000000"/>
+              <w:right w:val="single" w:sz="6" w:space="0" w:color="000000"/>
+            </w:tcBorders>
+            <w:shd w:val="clear" w:color="auto" w:fill="D9D9D9"/>
+            <w:vAlign w:val="center"/>
+            <w:hideMark/>
+          </w:tcPr>
+          <w:p>
+            <w:pPr>
+              <w:jc w:val="center"/>
+              <w:rPr>
+                <w:b/>
+                <w:bCs/>
+                <w:color w:val="000000"/>
+                <w:sz w:val="20"/>
+                <w:szCs w:val="20"/>
+              </w:rPr>
+            </w:pPr>
+            <w:r>
+              <w:rPr>
+                <w:b/>
+                <w:bCs/>
+                <w:color w:val="000000"/>
+                <w:sz w:val="20"/>
+                <w:szCs w:val="20"/>
+              </w:rPr>
+              <w:t>Title</w:t>
+            </w:r>
+          </w:p>
+        </w:tc>
+        <w:tc>
+          <w:tcPr>
+            <w:tcW w:w="0" w:type="auto"/>
+            <w:tcBorders>
+              <w:top w:val="single" w:sz="6" w:space="0" w:color="000000"/>
+              <w:left w:val="single" w:sz="6" w:space="0" w:color="000000"/>
+              <w:bottom w:val="single" w:sz="6" w:space="0" w:color="000000"/>
+              <w:right w:val="single" w:sz="6" w:space="0" w:color="000000"/>
+            </w:tcBorders>
+            <w:shd w:val="clear" w:color="auto" w:fill="D9D9D9"/>
+            <w:vAlign w:val="center"/>
+            <w:hideMark/>
+          </w:tcPr>
+          <w:p>
+            <w:pPr>
+              <w:jc w:val="center"/>
+              <w:rPr>
+                <w:b/>
+                <w:bCs/>
+                <w:color w:val="000000"/>
+                <w:sz w:val="20"/>
+                <w:szCs w:val="20"/>
+              </w:rPr>
+            </w:pPr>
+            <w:r>
+              <w:rPr>
+                <w:b/>
+                <w:bCs/>
+                <w:color w:val="000000"/>
+                <w:sz w:val="20"/>
+                <w:szCs w:val="20"/>
+              </w:rPr>
+              <w:t>Methodology</w:t>
+            </w:r>
+          </w:p>
+        </w:tc>
+        <w:tc>
+          <w:tcPr>
+            <w:tcW w:w="0" w:type="auto"/>
+            <w:tcBorders>
+              <w:top w:val="single" w:sz="6" w:space="0" w:color="000000"/>
+              <w:left w:val="single" w:sz="6" w:space="0" w:color="000000"/>
+              <w:bottom w:val="single" w:sz="6" w:space="0" w:color="000000"/>
+              <w:right w:val="single" w:sz="6" w:space="0" w:color="000000"/>
+            </w:tcBorders>
+            <w:shd w:val="clear" w:color="auto" w:fill="D9D9D9"/>
+            <w:vAlign w:val="center"/>
+            <w:hideMark/>
+          </w:tcPr>
+          <w:p>
+            <w:pPr>
+              <w:jc w:val="center"/>
+              <w:rPr>
+                <w:b/>
+                <w:bCs/>
+                <w:color w:val="000000"/>
+                <w:sz w:val="20"/>
+                <w:szCs w:val="20"/>
+              </w:rPr>
+            </w:pPr>
+            <w:r>
+              <w:rPr>
+                <w:b/>
+                <w:bCs/>
+                <w:color w:val="000000"/>
+                <w:sz w:val="20"/>
+                <w:szCs w:val="20"/>
+              </w:rPr>
+              <w:t>Results</w:t>
+            </w:r>
+          </w:p>
+        </w:tc>
+        <w:tc>
+          <w:tcPr>
+            <w:tcW w:w="0" w:type="auto"/>
+            <w:tcBorders>
+              <w:top w:val="single" w:sz="6" w:space="0" w:color="000000"/>
+              <w:left w:val="single" w:sz="6" w:space="0" w:color="000000"/>
+              <w:bottom w:val="single" w:sz="6" w:space="0" w:color="000000"/>
+              <w:right w:val="single" w:sz="6" w:space="0" w:color="000000"/>
+            </w:tcBorders>
+            <w:shd w:val="clear" w:color="auto" w:fill="D9D9D9"/>
+            <w:vAlign w:val="center"/>
+            <w:hideMark/>
+          </w:tcPr>
+          <w:p>
+            <w:pPr>
+              <w:jc w:val="center"/>
+              <w:rPr>
+                <w:b/>
+                <w:bCs/>
+                <w:color w:val="000000"/>
+                <w:sz w:val="20"/>
+                <w:szCs w:val="20"/>
+              </w:rPr>
+            </w:pPr>
+            <w:r>
+              <w:rPr>
+                <w:b/>
+                <w:bCs/>
+                <w:color w:val="000000"/>
+                <w:sz w:val="20"/>
+                <w:szCs w:val="20"/>
+              </w:rPr>
+              <w:t>Gaps identified</w:t>
+            </w:r>
+          </w:p>
+        </w:tc>
+      </w:tr>
+      <w:tr>
+        <w:tc>
+          <w:tcPr>
+            <w:tcW w:w="0" w:type="auto"/>
+            <w:tcBorders>
+              <w:top w:val="single" w:sz="6" w:space="0" w:color="000000"/>
+              <w:left w:val="single" w:sz="6" w:space="0" w:color="000000"/>
+              <w:bottom w:val="single" w:sz="6" w:space="0" w:color="000000"/>
+              <w:right w:val="single" w:sz="6" w:space="0" w:color="000000"/>
+            </w:tcBorders>
+            <w:vAlign w:val="center"/>
+            <w:hideMark/>
+          </w:tcPr>
+          <w:p>
+            <w:pPr>
+              <w:jc w:val="center"/>
+              <w:rPr>
+                <w:color w:val="000000"/>
+                <w:sz w:val="20"/>
+                <w:szCs w:val="20"/>
+              </w:rPr>
+            </w:pPr>
+            <w:r>
+              <w:rPr>
+                <w:color w:val="000000"/>
+                <w:sz w:val="20"/>
+                <w:szCs w:val="20"/>
+              </w:rPr>
+              <w:t>1</w:t>
+            </w:r>
+          </w:p>
+        </w:tc>
+        <w:tc>
+          <w:tcPr>
+            <w:tcW w:w="0" w:type="auto"/>
+            <w:tcBorders>
+              <w:top w:val="single" w:sz="6" w:space="0" w:color="000000"/>
+              <w:left w:val="single" w:sz="6" w:space="0" w:color="000000"/>
+              <w:bottom w:val="single" w:sz="6" w:space="0" w:color="000000"/>
+              <w:right w:val="single" w:sz="6" w:space="0" w:color="000000"/>
+            </w:tcBorders>
+            <w:vAlign w:val="center"/>
+            <w:hideMark/>
+          </w:tcPr>
+          <w:p>
+            <w:pPr>
+              <w:jc w:val="center"/>
+              <w:rPr>
+                <w:color w:val="000000"/>
+                <w:sz w:val="20"/>
+                <w:szCs w:val="20"/>
+              </w:rPr>
+            </w:pPr>
+            <w:r>
+              <w:rPr>
+                <w:color w:val="000000"/>
+                <w:sz w:val="20"/>
+                <w:szCs w:val="20"/>
+              </w:rPr>
+              <w:t>Y. Tortorella, L. Bertaccini, D. Rossi, L. Benini, F. Conti</w:t>
+            </w:r>
+          </w:p>
+        </w:tc>
+        <w:tc>
+          <w:tcPr>
+            <w:tcW w:w="0" w:type="auto"/>
+            <w:tcBorders>
+              <w:top w:val="single" w:sz="6" w:space="0" w:color="000000"/>
+              <w:left w:val="single" w:sz="6" w:space="0" w:color="000000"/>
+              <w:bottom w:val="single" w:sz="6" w:space="0" w:color="000000"/>
+              <w:right w:val="single" w:sz="6" w:space="0" w:color="000000"/>
+            </w:tcBorders>
+            <w:vAlign w:val="center"/>
+            <w:hideMark/>
+          </w:tcPr>
+          <w:p>
+            <w:pPr>
+              <w:jc w:val="center"/>
+              <w:rPr>
+                <w:color w:val="000000"/>
+                <w:sz w:val="20"/>
+                <w:szCs w:val="20"/>
+              </w:rPr>
+            </w:pPr>
+            <w:r>
+              <w:rPr>
+                <w:color w:val="000000"/>
+                <w:sz w:val="20"/>
+                <w:szCs w:val="20"/>
+              </w:rPr>
+              <w:t>2022</w:t>
+            </w:r>
+          </w:p>
+        </w:tc>
+        <w:tc>
+          <w:tcPr>
+            <w:tcW w:w="0" w:type="auto"/>
+            <w:tcBorders>
+              <w:top w:val="single" w:sz="6" w:space="0" w:color="000000"/>
+              <w:left w:val="single" w:sz="6" w:space="0" w:color="000000"/>
+              <w:bottom w:val="single" w:sz="6" w:space="0" w:color="000000"/>
+              <w:right w:val="single" w:sz="6" w:space="0" w:color="000000"/>
+            </w:tcBorders>
+            <w:vAlign w:val="center"/>
+            <w:hideMark/>
+          </w:tcPr>
+          <w:p>
+            <w:pPr>
+              <w:jc w:val="center"/>
+              <w:rPr>
+                <w:color w:val="000000"/>
+                <w:sz w:val="20"/>
+                <w:szCs w:val="20"/>
+              </w:rPr>
+            </w:pPr>
+            <w:r>
+              <w:rPr>
+                <w:color w:val="000000"/>
+                <w:sz w:val="20"/>
+                <w:szCs w:val="20"/>
+              </w:rPr>
+              <w:t>IEEE/ACM International Symposium on Low Power Electronics and Design (ISLPED)</w:t>
+            </w:r>
+          </w:p>
+        </w:tc>
+        <w:tc>
+          <w:tcPr>
+            <w:tcW w:w="0" w:type="auto"/>
+            <w:tcBorders>
+              <w:top w:val="single" w:sz="6" w:space="0" w:color="000000"/>
+              <w:left w:val="single" w:sz="6" w:space="0" w:color="000000"/>
+              <w:bottom w:val="single" w:sz="6" w:space="0" w:color="000000"/>
+              <w:right w:val="single" w:sz="6" w:space="0" w:color="000000"/>
+            </w:tcBorders>
+            <w:vAlign w:val="center"/>
+            <w:hideMark/>
+          </w:tcPr>
+          <w:p>
+            <w:pPr>
+              <w:jc w:val="center"/>
+              <w:rPr>
+                <w:color w:val="000000"/>
+                <w:sz w:val="20"/>
+                <w:szCs w:val="20"/>
+              </w:rPr>
+            </w:pPr>
+            <w:proofErr w:type="spellStart"/>
+            <w:r>
+              <w:rPr>
+                <w:color w:val="000000"/>
+                <w:sz w:val="20"/>
+                <w:szCs w:val="20"/>
+              </w:rPr>
+              <w:t>RedMulE</w:t>
+            </w:r>
+            <w:proofErr w:type="spellEnd"/>
+            <w:r>
+              <w:rPr>
+                <w:color w:val="000000"/>
+                <w:sz w:val="20"/>
+                <w:szCs w:val="20"/>
+              </w:rPr>
+              <w:t>: A compact FP16 matrix-multiplication accelerator for adaptive deep learning on RISC-V-based ultra-low-power SoCs</w:t>
+            </w:r>
+          </w:p>
+        </w:tc>
+        <w:tc>
+          <w:tcPr>
+            <w:tcW w:w="0" w:type="auto"/>
+            <w:tcBorders>
+              <w:top w:val="single" w:sz="6" w:space="0" w:color="000000"/>
+              <w:left w:val="single" w:sz="6" w:space="0" w:color="000000"/>
+              <w:bottom w:val="single" w:sz="6" w:space="0" w:color="000000"/>
+              <w:right w:val="single" w:sz="6" w:space="0" w:color="000000"/>
+            </w:tcBorders>
+            <w:vAlign w:val="center"/>
+            <w:hideMark/>
+          </w:tcPr>
+          <w:p>
+            <w:pPr>
+              <w:jc w:val="center"/>
+              <w:rPr>
+                <w:color w:val="000000"/>
+                <w:sz w:val="20"/>
+                <w:szCs w:val="20"/>
+              </w:rPr>
+            </w:pPr>
+            <w:r>
+              <w:rPr>
+                <w:color w:val="000000"/>
+                <w:sz w:val="20"/>
+                <w:szCs w:val="20"/>
+              </w:rPr>
+              <w:t>Hardware accelerator design for a compact matrix-multiplication engine on RISC-V; architecture-level performance analysis</w:t>
+            </w:r>
+          </w:p>
+        </w:tc>
+        <w:tc>
+          <w:tcPr>
+            <w:tcW w:w="0" w:type="auto"/>
+            <w:tcBorders>
+              <w:top w:val="single" w:sz="6" w:space="0" w:color="000000"/>
+              <w:left w:val="single" w:sz="6" w:space="0" w:color="000000"/>
+              <w:bottom w:val="single" w:sz="6" w:space="0" w:color="000000"/>
+              <w:right w:val="single" w:sz="6" w:space="0" w:color="000000"/>
+            </w:tcBorders>
+            <w:vAlign w:val="center"/>
+            <w:hideMark/>
+          </w:tcPr>
+          <w:p>
+            <w:pPr>
+              <w:jc w:val="center"/>
+              <w:rPr>
+                <w:color w:val="000000"/>
+                <w:sz w:val="20"/>
+                <w:szCs w:val="20"/>
+              </w:rPr>
+            </w:pPr>
+            <w:r>
+              <w:rPr>
+                <w:color w:val="000000"/>
+                <w:sz w:val="20"/>
+                <w:szCs w:val="20"/>
+              </w:rPr>
+              <w:t>Demonstrates strong energy efficiency and throughput with a configurable FP16 accelerator</w:t>
+            </w:r>
+          </w:p>
+        </w:tc>
+        <w:tc>
+          <w:tcPr>
+            <w:tcW w:w="0" w:type="auto"/>
+            <w:tcBorders>
+              <w:top w:val="single" w:sz="6" w:space="0" w:color="000000"/>
+              <w:left w:val="single" w:sz="6" w:space="0" w:color="000000"/>
+              <w:bottom w:val="single" w:sz="6" w:space="0" w:color="000000"/>
+              <w:right w:val="single" w:sz="6" w:space="0" w:color="000000"/>
+            </w:tcBorders>
+            <w:vAlign w:val="center"/>
+            <w:hideMark/>
+          </w:tcPr>
+          <w:p>
+            <w:pPr>
+              <w:jc w:val="center"/>
+              <w:rPr>
+                <w:color w:val="000000"/>
+                <w:sz w:val="20"/>
+                <w:szCs w:val="20"/>
+              </w:rPr>
+            </w:pPr>
+            <w:r>
+              <w:rPr>
+                <w:color w:val="000000"/>
+                <w:sz w:val="20"/>
+                <w:szCs w:val="20"/>
+              </w:rPr>
+              <w:t>Focuses mainly on matrix multiplication, not a broader FPGA-based trade-off study across MAC counts and operand widths</w:t>
+            </w:r>
+          </w:p>
+        </w:tc>
+      </w:tr>
+      <w:tr>
+        <w:tc>
+          <w:tcPr>
+            <w:tcW w:w="0" w:type="auto"/>
+            <w:tcBorders>
+              <w:top w:val="single" w:sz="6" w:space="0" w:color="000000"/>
+              <w:left w:val="single" w:sz="6" w:space="0" w:color="000000"/>
+              <w:bottom w:val="single" w:sz="6" w:space="0" w:color="000000"/>
+              <w:right w:val="single" w:sz="6" w:space="0" w:color="000000"/>
+            </w:tcBorders>
+            <w:vAlign w:val="center"/>
+            <w:hideMark/>
+          </w:tcPr>
+          <w:p>
+            <w:pPr>
+              <w:jc w:val="center"/>
+              <w:rPr>
+                <w:color w:val="000000"/>
+                <w:sz w:val="20"/>
+                <w:szCs w:val="20"/>
+              </w:rPr>
+            </w:pPr>
+            <w:r>
+              <w:rPr>
+                <w:color w:val="000000"/>
+                <w:sz w:val="20"/>
+                <w:szCs w:val="20"/>
+              </w:rPr>
+              <w:t>2</w:t>
+            </w:r>
+          </w:p>
+        </w:tc>
+        <w:tc>
+          <w:tcPr>
+            <w:tcW w:w="0" w:type="auto"/>
+            <w:tcBorders>
+              <w:top w:val="single" w:sz="6" w:space="0" w:color="000000"/>
+              <w:left w:val="single" w:sz="6" w:space="0" w:color="000000"/>
+              <w:bottom w:val="single" w:sz="6" w:space="0" w:color="000000"/>
+              <w:right w:val="single" w:sz="6" w:space="0" w:color="000000"/>
+            </w:tcBorders>
+            <w:vAlign w:val="center"/>
+            <w:hideMark/>
+          </w:tcPr>
+          <w:p>
+            <w:pPr>
+              <w:jc w:val="center"/>
+              <w:rPr>
+                <w:color w:val="000000"/>
+                <w:sz w:val="20"/>
+                <w:szCs w:val="20"/>
+              </w:rPr>
+            </w:pPr>
+            <w:r>
+              <w:rPr>
+                <w:color w:val="000000"/>
+                <w:sz w:val="20"/>
+                <w:szCs w:val="20"/>
+              </w:rPr>
+              <w:t>M. Damian, J. Oppermann, C. Spang, A. Koch</w:t>
+            </w:r>
+          </w:p>
+        </w:tc>
+        <w:tc>
+          <w:tcPr>
+            <w:tcW w:w="0" w:type="auto"/>
+            <w:tcBorders>
+              <w:top w:val="single" w:sz="6" w:space="0" w:color="000000"/>
+              <w:left w:val="single" w:sz="6" w:space="0" w:color="000000"/>
+              <w:bottom w:val="single" w:sz="6" w:space="0" w:color="000000"/>
+              <w:right w:val="single" w:sz="6" w:space="0" w:color="000000"/>
+            </w:tcBorders>
+            <w:vAlign w:val="center"/>
+            <w:hideMark/>
+          </w:tcPr>
+          <w:p>
+            <w:pPr>
+              <w:jc w:val="center"/>
+              <w:rPr>
+                <w:color w:val="000000"/>
+                <w:sz w:val="20"/>
+                <w:szCs w:val="20"/>
+              </w:rPr>
+            </w:pPr>
+            <w:r>
+              <w:rPr>
+                <w:color w:val="000000"/>
+                <w:sz w:val="20"/>
+                <w:szCs w:val="20"/>
+              </w:rPr>
+              <w:t>2022</w:t>
+            </w:r>
+          </w:p>
+        </w:tc>
+        <w:tc>
+          <w:tcPr>
+            <w:tcW w:w="0" w:type="auto"/>
+            <w:tcBorders>
+              <w:top w:val="single" w:sz="6" w:space="0" w:color="000000"/>
+              <w:left w:val="single" w:sz="6" w:space="0" w:color="000000"/>
+              <w:bottom w:val="single" w:sz="6" w:space="0" w:color="000000"/>
+              <w:right w:val="single" w:sz="6" w:space="0" w:color="000000"/>
+            </w:tcBorders>
+            <w:vAlign w:val="center"/>
+            <w:hideMark/>
+          </w:tcPr>
+          <w:p>
+            <w:pPr>
+              <w:jc w:val="center"/>
+              <w:rPr>
+                <w:color w:val="000000"/>
+                <w:sz w:val="20"/>
+                <w:szCs w:val="20"/>
+              </w:rPr>
+            </w:pPr>
+            <w:r>
+              <w:rPr>
+                <w:color w:val="000000"/>
+                <w:sz w:val="20"/>
+                <w:szCs w:val="20"/>
+              </w:rPr>
+              <w:t>ACM/IEEE Design Automation Conference (DAC)</w:t>
+            </w:r>
+          </w:p>
+        </w:tc>
+        <w:tc>
+          <w:tcPr>
+            <w:tcW w:w="0" w:type="auto"/>
+            <w:tcBorders>
+              <w:top w:val="single" w:sz="6" w:space="0" w:color="000000"/>
+              <w:left w:val="single" w:sz="6" w:space="0" w:color="000000"/>
+              <w:bottom w:val="single" w:sz="6" w:space="0" w:color="000000"/>
+              <w:right w:val="single" w:sz="6" w:space="0" w:color="000000"/>
+            </w:tcBorders>
+            <w:vAlign w:val="center"/>
+            <w:hideMark/>
+          </w:tcPr>
+          <w:p>
+            <w:pPr>
+              <w:jc w:val="center"/>
+              <w:rPr>
+                <w:color w:val="000000"/>
+                <w:sz w:val="20"/>
+                <w:szCs w:val="20"/>
+              </w:rPr>
+            </w:pPr>
+            <w:r>
+              <w:rPr>
+                <w:color w:val="000000"/>
+                <w:sz w:val="20"/>
+                <w:szCs w:val="20"/>
+              </w:rPr>
+              <w:t>SCAIE-V: An open-source scalable interface for ISA extensions for RISC-V processors</w:t>
+            </w:r>
+          </w:p>
+        </w:tc>
+        <w:tc>
+          <w:tcPr>
+            <w:tcW w:w="0" w:type="auto"/>
+            <w:tcBorders>
+              <w:top w:val="single" w:sz="6" w:space="0" w:color="000000"/>
+              <w:left w:val="single" w:sz="6" w:space="0" w:color="000000"/>
+              <w:bottom w:val="single" w:sz="6" w:space="0" w:color="000000"/>
+              <w:right w:val="single" w:sz="6" w:space="0" w:color="000000"/>
+            </w:tcBorders>
+            <w:vAlign w:val="center"/>
+            <w:hideMark/>
+          </w:tcPr>
+          <w:p>
+            <w:pPr>
+              <w:jc w:val="center"/>
+              <w:rPr>
+                <w:color w:val="000000"/>
+                <w:sz w:val="20"/>
+                <w:szCs w:val="20"/>
+              </w:rPr>
+            </w:pPr>
+            <w:r>
+              <w:rPr>
+                <w:color w:val="000000"/>
+                <w:sz w:val="20"/>
+                <w:szCs w:val="20"/>
+              </w:rPr>
+              <w:t>Design and evaluation of a scalable interface for custom ISA extensions</w:t>
+            </w:r>
+          </w:p>
+        </w:tc>
+        <w:tc>
+          <w:tcPr>
+            <w:tcW w:w="0" w:type="auto"/>
+            <w:tcBorders>
+              <w:top w:val="single" w:sz="6" w:space="0" w:color="000000"/>
+              <w:left w:val="single" w:sz="6" w:space="0" w:color="000000"/>
+              <w:bottom w:val="single" w:sz="6" w:space="0" w:color="000000"/>
+              <w:right w:val="single" w:sz="6" w:space="0" w:color="000000"/>
+            </w:tcBorders>
+            <w:vAlign w:val="center"/>
+            <w:hideMark/>
+          </w:tcPr>
+          <w:p>
+            <w:pPr>
+              <w:jc w:val="center"/>
+              <w:rPr>
+                <w:color w:val="000000"/>
+                <w:sz w:val="20"/>
+                <w:szCs w:val="20"/>
+              </w:rPr>
+            </w:pPr>
+            <w:r>
+              <w:rPr>
+                <w:color w:val="000000"/>
+                <w:sz w:val="20"/>
+                <w:szCs w:val="20"/>
+              </w:rPr>
+              <w:t>Provides a practical interface solution for integrating hardware extensions with RISC-V</w:t>
+            </w:r>
+          </w:p>
+        </w:tc>
+        <w:tc>
+          <w:tcPr>
+            <w:tcW w:w="0" w:type="auto"/>
+            <w:tcBorders>
+              <w:top w:val="single" w:sz="6" w:space="0" w:color="000000"/>
+              <w:left w:val="single" w:sz="6" w:space="0" w:color="000000"/>
+              <w:bottom w:val="single" w:sz="6" w:space="0" w:color="000000"/>
+              <w:right w:val="single" w:sz="6" w:space="0" w:color="000000"/>
+            </w:tcBorders>
+            <w:vAlign w:val="center"/>
+            <w:hideMark/>
+          </w:tcPr>
+          <w:p>
+            <w:pPr>
+              <w:jc w:val="center"/>
+              <w:rPr>
+                <w:color w:val="000000"/>
+                <w:sz w:val="20"/>
+                <w:szCs w:val="20"/>
+              </w:rPr>
+            </w:pPr>
+            <w:r>
+              <w:rPr>
+                <w:color w:val="000000"/>
+                <w:sz w:val="20"/>
+                <w:szCs w:val="20"/>
+              </w:rPr>
+              <w:t>Does not implement a complete AI accelerator or evaluate configurable MAC-array performance</w:t>
+            </w:r>
+          </w:p>
+        </w:tc>
+      </w:tr>
+      <w:tr>
+        <w:tc>
+          <w:tcPr>
+            <w:tcW w:w="0" w:type="auto"/>
+            <w:tcBorders>
+              <w:top w:val="single" w:sz="6" w:space="0" w:color="000000"/>
+              <w:left w:val="single" w:sz="6" w:space="0" w:color="000000"/>
+              <w:bottom w:val="single" w:sz="6" w:space="0" w:color="000000"/>
+              <w:right w:val="single" w:sz="6" w:space="0" w:color="000000"/>
+            </w:tcBorders>
+            <w:vAlign w:val="center"/>
+            <w:hideMark/>
+          </w:tcPr>
+          <w:p>
+            <w:pPr>
+              <w:jc w:val="center"/>
+              <w:rPr>
+                <w:color w:val="000000"/>
+                <w:sz w:val="20"/>
+                <w:szCs w:val="20"/>
+              </w:rPr>
+            </w:pPr>
+            <w:r>
+              <w:rPr>
+                <w:color w:val="000000"/>
+                <w:sz w:val="20"/>
+                <w:szCs w:val="20"/>
+              </w:rPr>
+              <w:t>3</w:t>
+            </w:r>
+          </w:p>
+        </w:tc>
+        <w:tc>
+          <w:tcPr>
+            <w:tcW w:w="0" w:type="auto"/>
+            <w:tcBorders>
+              <w:top w:val="single" w:sz="6" w:space="0" w:color="000000"/>
+              <w:left w:val="single" w:sz="6" w:space="0" w:color="000000"/>
+              <w:bottom w:val="single" w:sz="6" w:space="0" w:color="000000"/>
+              <w:right w:val="single" w:sz="6" w:space="0" w:color="000000"/>
+            </w:tcBorders>
+            <w:vAlign w:val="center"/>
+            <w:hideMark/>
+          </w:tcPr>
+          <w:p>
+            <w:pPr>
+              <w:jc w:val="center"/>
+              <w:rPr>
+                <w:color w:val="000000"/>
+                <w:sz w:val="20"/>
+                <w:szCs w:val="20"/>
+              </w:rPr>
+            </w:pPr>
+            <w:r>
+              <w:rPr>
+                <w:color w:val="000000"/>
+                <w:sz w:val="20"/>
+                <w:szCs w:val="20"/>
+              </w:rPr>
+              <w:t>K. S. Gorde, S. M. Sonavane, S. Hutke, A. Hutke</w:t>
+            </w:r>
+          </w:p>
+        </w:tc>
+        <w:tc>
+          <w:tcPr>
+            <w:tcW w:w="0" w:type="auto"/>
+            <w:tcBorders>
+              <w:top w:val="single" w:sz="6" w:space="0" w:color="000000"/>
+              <w:left w:val="single" w:sz="6" w:space="0" w:color="000000"/>
+              <w:bottom w:val="single" w:sz="6" w:space="0" w:color="000000"/>
+              <w:right w:val="single" w:sz="6" w:space="0" w:color="000000"/>
+            </w:tcBorders>
+            <w:vAlign w:val="center"/>
+            <w:hideMark/>
+          </w:tcPr>
+          <w:p>
+            <w:pPr>
+              <w:jc w:val="center"/>
+              <w:rPr>
+                <w:color w:val="000000"/>
+                <w:sz w:val="20"/>
+                <w:szCs w:val="20"/>
+              </w:rPr>
+            </w:pPr>
+            <w:r>
+              <w:rPr>
+                <w:color w:val="000000"/>
+                <w:sz w:val="20"/>
+                <w:szCs w:val="20"/>
+              </w:rPr>
+              <w:t>2025</w:t>
+            </w:r>
+          </w:p>
+        </w:tc>
+        <w:tc>
+          <w:tcPr>
+            <w:tcW w:w="0" w:type="auto"/>
+            <w:tcBorders>
+              <w:top w:val="single" w:sz="6" w:space="0" w:color="000000"/>
+              <w:left w:val="single" w:sz="6" w:space="0" w:color="000000"/>
+              <w:bottom w:val="single" w:sz="6" w:space="0" w:color="000000"/>
+              <w:right w:val="single" w:sz="6" w:space="0" w:color="000000"/>
+            </w:tcBorders>
+            <w:vAlign w:val="center"/>
+            <w:hideMark/>
+          </w:tcPr>
+          <w:p>
+            <w:pPr>
+              <w:jc w:val="center"/>
+              <w:rPr>
+                <w:color w:val="000000"/>
+                <w:sz w:val="20"/>
+                <w:szCs w:val="20"/>
+              </w:rPr>
+            </w:pPr>
+            <w:r>
+              <w:rPr>
+                <w:color w:val="000000"/>
+                <w:sz w:val="20"/>
+                <w:szCs w:val="20"/>
+              </w:rPr>
+              <w:t>Bulletin of Electrical Engineering and Informatics</w:t>
+            </w:r>
+          </w:p>
+        </w:tc>
+        <w:tc>
+          <w:tcPr>
+            <w:tcW w:w="0" w:type="auto"/>
+            <w:tcBorders>
+              <w:top w:val="single" w:sz="6" w:space="0" w:color="000000"/>
+              <w:left w:val="single" w:sz="6" w:space="0" w:color="000000"/>
+              <w:bottom w:val="single" w:sz="6" w:space="0" w:color="000000"/>
+              <w:right w:val="single" w:sz="6" w:space="0" w:color="000000"/>
+            </w:tcBorders>
+            <w:vAlign w:val="center"/>
+            <w:hideMark/>
+          </w:tcPr>
+          <w:p>
+            <w:pPr>
+              <w:jc w:val="center"/>
+              <w:rPr>
+                <w:color w:val="000000"/>
+                <w:sz w:val="20"/>
+                <w:szCs w:val="20"/>
+              </w:rPr>
+            </w:pPr>
+            <w:r>
+              <w:rPr>
+                <w:color w:val="000000"/>
+                <w:sz w:val="20"/>
+                <w:szCs w:val="20"/>
+              </w:rPr>
+              <w:t>Analog artificial intelligence hardware for neural networks: Design trends and considerations</w:t>
+            </w:r>
+          </w:p>
+        </w:tc>
+        <w:tc>
+          <w:tcPr>
+            <w:tcW w:w="0" w:type="auto"/>
+            <w:tcBorders>
+              <w:top w:val="single" w:sz="6" w:space="0" w:color="000000"/>
+              <w:left w:val="single" w:sz="6" w:space="0" w:color="000000"/>
+              <w:bottom w:val="single" w:sz="6" w:space="0" w:color="000000"/>
+              <w:right w:val="single" w:sz="6" w:space="0" w:color="000000"/>
+            </w:tcBorders>
+            <w:vAlign w:val="center"/>
+            <w:hideMark/>
+          </w:tcPr>
+          <w:p>
+            <w:pPr>
+              <w:jc w:val="center"/>
+              <w:rPr>
+                <w:color w:val="000000"/>
+                <w:sz w:val="20"/>
+                <w:szCs w:val="20"/>
+              </w:rPr>
+            </w:pPr>
+            <w:r>
+              <w:rPr>
+                <w:color w:val="000000"/>
+                <w:sz w:val="20"/>
+                <w:szCs w:val="20"/>
+              </w:rPr>
+              <w:t>Review of analog AI hardware trends and design considerations</w:t>
+            </w:r>
+          </w:p>
+        </w:tc>
+        <w:tc>
+          <w:tcPr>
+            <w:tcW w:w="0" w:type="auto"/>
+            <w:tcBorders>
+              <w:top w:val="single" w:sz="6" w:space="0" w:color="000000"/>
+              <w:left w:val="single" w:sz="6" w:space="0" w:color="000000"/>
+              <w:bottom w:val="single" w:sz="6" w:space="0" w:color="000000"/>
+              <w:right w:val="single" w:sz="6" w:space="0" w:color="000000"/>
+            </w:tcBorders>
+            <w:vAlign w:val="center"/>
+            <w:hideMark/>
+          </w:tcPr>
+          <w:p>
+            <w:pPr>
+              <w:jc w:val="center"/>
+              <w:rPr>
+                <w:color w:val="000000"/>
+                <w:sz w:val="20"/>
+                <w:szCs w:val="20"/>
+              </w:rPr>
+            </w:pPr>
+            <w:r>
+              <w:rPr>
+                <w:color w:val="000000"/>
+                <w:sz w:val="20"/>
+                <w:szCs w:val="20"/>
+              </w:rPr>
+              <w:t>Highlights motivation for energy-efficient edge-AI hardware</w:t>
+            </w:r>
+          </w:p>
+        </w:tc>
+        <w:tc>
+          <w:tcPr>
+            <w:tcW w:w="0" w:type="auto"/>
+            <w:tcBorders>
+              <w:top w:val="single" w:sz="6" w:space="0" w:color="000000"/>
+              <w:left w:val="single" w:sz="6" w:space="0" w:color="000000"/>
+              <w:bottom w:val="single" w:sz="6" w:space="0" w:color="000000"/>
+              <w:right w:val="single" w:sz="6" w:space="0" w:color="000000"/>
+            </w:tcBorders>
+            <w:vAlign w:val="center"/>
+            <w:hideMark/>
+          </w:tcPr>
+          <w:p>
+            <w:pPr>
+              <w:jc w:val="center"/>
+              <w:rPr>
+                <w:color w:val="000000"/>
+                <w:sz w:val="20"/>
+                <w:szCs w:val="20"/>
+              </w:rPr>
+            </w:pPr>
+            <w:r>
+              <w:rPr>
+                <w:color w:val="000000"/>
+                <w:sz w:val="20"/>
+                <w:szCs w:val="20"/>
+              </w:rPr>
+              <w:t>Review only; no FPGA implementation or quantitative evaluation of RISC-V accelerator trade-offs</w:t>
+            </w:r>
+          </w:p>
+        </w:tc>
+      </w:tr>
+      <w:tr>
+        <w:tc>
+          <w:tcPr>
+            <w:tcW w:w="0" w:type="auto"/>
+            <w:tcBorders>
+              <w:top w:val="single" w:sz="6" w:space="0" w:color="000000"/>
+              <w:left w:val="single" w:sz="6" w:space="0" w:color="000000"/>
+              <w:bottom w:val="single" w:sz="6" w:space="0" w:color="000000"/>
+              <w:right w:val="single" w:sz="6" w:space="0" w:color="000000"/>
+            </w:tcBorders>
+            <w:vAlign w:val="center"/>
+            <w:hideMark/>
+          </w:tcPr>
+          <w:p>
+            <w:pPr>
+              <w:jc w:val="center"/>
+              <w:rPr>
+                <w:color w:val="000000"/>
+                <w:sz w:val="20"/>
+                <w:szCs w:val="20"/>
+              </w:rPr>
+            </w:pPr>
+            <w:r>
+              <w:rPr>
+                <w:color w:val="000000"/>
+                <w:sz w:val="20"/>
+                <w:szCs w:val="20"/>
+              </w:rPr>
+              <w:t>4</w:t>
+            </w:r>
+          </w:p>
+        </w:tc>
+        <w:tc>
+          <w:tcPr>
+            <w:tcW w:w="0" w:type="auto"/>
+            <w:tcBorders>
+              <w:top w:val="single" w:sz="6" w:space="0" w:color="000000"/>
+              <w:left w:val="single" w:sz="6" w:space="0" w:color="000000"/>
+              <w:bottom w:val="single" w:sz="6" w:space="0" w:color="000000"/>
+              <w:right w:val="single" w:sz="6" w:space="0" w:color="000000"/>
+            </w:tcBorders>
+            <w:vAlign w:val="center"/>
+            <w:hideMark/>
+          </w:tcPr>
+          <w:p>
+            <w:pPr>
+              <w:jc w:val="center"/>
+              <w:rPr>
+                <w:color w:val="000000"/>
+                <w:sz w:val="20"/>
+                <w:szCs w:val="20"/>
+              </w:rPr>
+            </w:pPr>
+            <w:r>
+              <w:rPr>
+                <w:color w:val="000000"/>
+                <w:sz w:val="20"/>
+                <w:szCs w:val="20"/>
+              </w:rPr>
+              <w:t xml:space="preserve">E. Rezunov, N. </w:t>
+            </w:r>
+            <w:proofErr w:type="spellStart"/>
+            <w:r>
+              <w:rPr>
+                <w:color w:val="000000"/>
+                <w:sz w:val="20"/>
+                <w:szCs w:val="20"/>
+              </w:rPr>
+              <w:t>Zurstraßen</w:t>
+            </w:r>
+            <w:proofErr w:type="spellEnd"/>
+            <w:r>
+              <w:rPr>
+                <w:color w:val="000000"/>
+                <w:sz w:val="20"/>
+                <w:szCs w:val="20"/>
+              </w:rPr>
+              <w:t xml:space="preserve">, L. M. Reimann, R. </w:t>
+            </w:r>
+            <w:proofErr w:type="spellStart"/>
+            <w:r>
+              <w:rPr>
+                <w:color w:val="000000"/>
+                <w:sz w:val="20"/>
+                <w:szCs w:val="20"/>
+              </w:rPr>
+              <w:t>Leupers</w:t>
+            </w:r>
+            <w:proofErr w:type="spellEnd"/>
+          </w:p>
+        </w:tc>
+        <w:tc>
+          <w:tcPr>
+            <w:tcW w:w="0" w:type="auto"/>
+            <w:tcBorders>
+              <w:top w:val="single" w:sz="6" w:space="0" w:color="000000"/>
+              <w:left w:val="single" w:sz="6" w:space="0" w:color="000000"/>
+              <w:bottom w:val="single" w:sz="6" w:space="0" w:color="000000"/>
+              <w:right w:val="single" w:sz="6" w:space="0" w:color="000000"/>
+            </w:tcBorders>
+            <w:vAlign w:val="center"/>
+            <w:hideMark/>
+          </w:tcPr>
+          <w:p>
+            <w:pPr>
+              <w:jc w:val="center"/>
+              <w:rPr>
+                <w:color w:val="000000"/>
+                <w:sz w:val="20"/>
+                <w:szCs w:val="20"/>
+              </w:rPr>
+            </w:pPr>
+            <w:r>
+              <w:rPr>
+                <w:color w:val="000000"/>
+                <w:sz w:val="20"/>
+                <w:szCs w:val="20"/>
+              </w:rPr>
+              <w:t>2025</w:t>
+            </w:r>
+          </w:p>
+        </w:tc>
+        <w:tc>
+          <w:tcPr>
+            <w:tcW w:w="0" w:type="auto"/>
+            <w:tcBorders>
+              <w:top w:val="single" w:sz="6" w:space="0" w:color="000000"/>
+              <w:left w:val="single" w:sz="6" w:space="0" w:color="000000"/>
+              <w:bottom w:val="single" w:sz="6" w:space="0" w:color="000000"/>
+              <w:right w:val="single" w:sz="6" w:space="0" w:color="000000"/>
+            </w:tcBorders>
+            <w:vAlign w:val="center"/>
+            <w:hideMark/>
+          </w:tcPr>
+          <w:p>
+            <w:pPr>
+              <w:jc w:val="center"/>
+              <w:rPr>
+                <w:color w:val="000000"/>
+                <w:sz w:val="20"/>
+                <w:szCs w:val="20"/>
+              </w:rPr>
+            </w:pPr>
+            <w:r>
+              <w:rPr>
+                <w:color w:val="000000"/>
+                <w:sz w:val="20"/>
+                <w:szCs w:val="20"/>
+              </w:rPr>
+              <w:t>IEEE/ACM International Conference on Computer-Aided Design (ICCAD)</w:t>
+            </w:r>
+          </w:p>
+        </w:tc>
+        <w:tc>
+          <w:tcPr>
+            <w:tcW w:w="0" w:type="auto"/>
+            <w:tcBorders>
+              <w:top w:val="single" w:sz="6" w:space="0" w:color="000000"/>
+              <w:left w:val="single" w:sz="6" w:space="0" w:color="000000"/>
+              <w:bottom w:val="single" w:sz="6" w:space="0" w:color="000000"/>
+              <w:right w:val="single" w:sz="6" w:space="0" w:color="000000"/>
+            </w:tcBorders>
+            <w:vAlign w:val="center"/>
+            <w:hideMark/>
+          </w:tcPr>
+          <w:p>
+            <w:pPr>
+              <w:jc w:val="center"/>
+              <w:rPr>
+                <w:color w:val="000000"/>
+                <w:sz w:val="20"/>
+                <w:szCs w:val="20"/>
+              </w:rPr>
+            </w:pPr>
+            <w:r>
+              <w:rPr>
+                <w:color w:val="000000"/>
+                <w:sz w:val="20"/>
+                <w:szCs w:val="20"/>
+              </w:rPr>
+              <w:t>Automatic microarchitecture-aware custom instruction design for RISC-V processors</w:t>
+            </w:r>
+          </w:p>
+        </w:tc>
+        <w:tc>
+          <w:tcPr>
+            <w:tcW w:w="0" w:type="auto"/>
+            <w:tcBorders>
+              <w:top w:val="single" w:sz="6" w:space="0" w:color="000000"/>
+              <w:left w:val="single" w:sz="6" w:space="0" w:color="000000"/>
+              <w:bottom w:val="single" w:sz="6" w:space="0" w:color="000000"/>
+              <w:right w:val="single" w:sz="6" w:space="0" w:color="000000"/>
+            </w:tcBorders>
+            <w:vAlign w:val="center"/>
+            <w:hideMark/>
+          </w:tcPr>
+          <w:p>
+            <w:pPr>
+              <w:jc w:val="center"/>
+              <w:rPr>
+                <w:color w:val="000000"/>
+                <w:sz w:val="20"/>
+                <w:szCs w:val="20"/>
+              </w:rPr>
+            </w:pPr>
+            <w:r>
+              <w:rPr>
+                <w:color w:val="000000"/>
+                <w:sz w:val="20"/>
+                <w:szCs w:val="20"/>
+              </w:rPr>
+              <w:t>Automatic custom-instruction generation and microarchitecture-aware design analysis</w:t>
+            </w:r>
+          </w:p>
+        </w:tc>
+        <w:tc>
+          <w:tcPr>
+            <w:tcW w:w="0" w:type="auto"/>
+            <w:tcBorders>
+              <w:top w:val="single" w:sz="6" w:space="0" w:color="000000"/>
+              <w:left w:val="single" w:sz="6" w:space="0" w:color="000000"/>
+              <w:bottom w:val="single" w:sz="6" w:space="0" w:color="000000"/>
+              <w:right w:val="single" w:sz="6" w:space="0" w:color="000000"/>
+            </w:tcBorders>
+            <w:vAlign w:val="center"/>
+            <w:hideMark/>
+          </w:tcPr>
+          <w:p>
+            <w:pPr>
+              <w:jc w:val="center"/>
+              <w:rPr>
+                <w:color w:val="000000"/>
+                <w:sz w:val="20"/>
+                <w:szCs w:val="20"/>
+              </w:rPr>
+            </w:pPr>
+            <w:r>
+              <w:rPr>
+                <w:color w:val="000000"/>
+                <w:sz w:val="20"/>
+                <w:szCs w:val="20"/>
+              </w:rPr>
+              <w:t>Shows performance gains with modest area cost for RISC-V kernels</w:t>
+            </w:r>
+          </w:p>
+        </w:tc>
+        <w:tc>
+          <w:tcPr>
+            <w:tcW w:w="0" w:type="auto"/>
+            <w:tcBorders>
+              <w:top w:val="single" w:sz="6" w:space="0" w:color="000000"/>
+              <w:left w:val="single" w:sz="6" w:space="0" w:color="000000"/>
+              <w:bottom w:val="single" w:sz="6" w:space="0" w:color="000000"/>
+              <w:right w:val="single" w:sz="6" w:space="0" w:color="000000"/>
+            </w:tcBorders>
+            <w:vAlign w:val="center"/>
+            <w:hideMark/>
+          </w:tcPr>
+          <w:p>
+            <w:pPr>
+              <w:jc w:val="center"/>
+              <w:rPr>
+                <w:color w:val="000000"/>
+                <w:sz w:val="20"/>
+                <w:szCs w:val="20"/>
+              </w:rPr>
+            </w:pPr>
+            <w:r>
+              <w:rPr>
+                <w:color w:val="000000"/>
+                <w:sz w:val="20"/>
+                <w:szCs w:val="20"/>
+              </w:rPr>
+              <w:t>Focused on custom instructions rather than a configurable, FPGA-validated accelerator design</w:t>
+            </w:r>
+          </w:p>
+        </w:tc>
+      </w:tr>
+      <w:tr>
+        <w:tc>
+          <w:tcPr>
+            <w:tcW w:w="0" w:type="auto"/>
+            <w:tcBorders>
+              <w:top w:val="single" w:sz="6" w:space="0" w:color="000000"/>
+              <w:left w:val="single" w:sz="6" w:space="0" w:color="000000"/>
+              <w:bottom w:val="single" w:sz="6" w:space="0" w:color="000000"/>
+              <w:right w:val="single" w:sz="6" w:space="0" w:color="000000"/>
+            </w:tcBorders>
+            <w:vAlign w:val="center"/>
+            <w:hideMark/>
+          </w:tcPr>
+          <w:p>
+            <w:pPr>
+              <w:jc w:val="center"/>
+              <w:rPr>
+                <w:color w:val="000000"/>
+                <w:sz w:val="20"/>
+                <w:szCs w:val="20"/>
+              </w:rPr>
+            </w:pPr>
+            <w:r>
+              <w:rPr>
+                <w:color w:val="000000"/>
+                <w:sz w:val="20"/>
+                <w:szCs w:val="20"/>
+              </w:rPr>
+              <w:t>5</w:t>
+            </w:r>
+          </w:p>
+        </w:tc>
+        <w:tc>
+          <w:tcPr>
+            <w:tcW w:w="0" w:type="auto"/>
+            <w:tcBorders>
+              <w:top w:val="single" w:sz="6" w:space="0" w:color="000000"/>
+              <w:left w:val="single" w:sz="6" w:space="0" w:color="000000"/>
+              <w:bottom w:val="single" w:sz="6" w:space="0" w:color="000000"/>
+              <w:right w:val="single" w:sz="6" w:space="0" w:color="000000"/>
+            </w:tcBorders>
+            <w:vAlign w:val="center"/>
+            <w:hideMark/>
+          </w:tcPr>
+          <w:p>
+            <w:pPr>
+              <w:jc w:val="center"/>
+              <w:rPr>
+                <w:color w:val="000000"/>
+                <w:sz w:val="20"/>
+                <w:szCs w:val="20"/>
+              </w:rPr>
+            </w:pPr>
+            <w:r>
+              <w:rPr>
+                <w:color w:val="000000"/>
+                <w:sz w:val="20"/>
+                <w:szCs w:val="20"/>
+              </w:rPr>
+              <w:t xml:space="preserve">P. Warden, D. </w:t>
+            </w:r>
+            <w:proofErr w:type="spellStart"/>
+            <w:r>
+              <w:rPr>
+                <w:color w:val="000000"/>
+                <w:sz w:val="20"/>
+                <w:szCs w:val="20"/>
+              </w:rPr>
+              <w:t>Situnayake</w:t>
+            </w:r>
+            <w:proofErr w:type="spellEnd"/>
+          </w:p>
+        </w:tc>
+        <w:tc>
+          <w:tcPr>
+            <w:tcW w:w="0" w:type="auto"/>
+            <w:tcBorders>
+              <w:top w:val="single" w:sz="6" w:space="0" w:color="000000"/>
+              <w:left w:val="single" w:sz="6" w:space="0" w:color="000000"/>
+              <w:bottom w:val="single" w:sz="6" w:space="0" w:color="000000"/>
+              <w:right w:val="single" w:sz="6" w:space="0" w:color="000000"/>
+            </w:tcBorders>
+            <w:vAlign w:val="center"/>
+            <w:hideMark/>
+          </w:tcPr>
+          <w:p>
+            <w:pPr>
+              <w:jc w:val="center"/>
+              <w:rPr>
+                <w:color w:val="000000"/>
+                <w:sz w:val="20"/>
+                <w:szCs w:val="20"/>
+              </w:rPr>
+            </w:pPr>
+            <w:r>
+              <w:rPr>
+                <w:color w:val="000000"/>
+                <w:sz w:val="20"/>
+                <w:szCs w:val="20"/>
+              </w:rPr>
+              <w:t>2021</w:t>
+            </w:r>
+          </w:p>
+        </w:tc>
+        <w:tc>
+          <w:tcPr>
+            <w:tcW w:w="0" w:type="auto"/>
+            <w:tcBorders>
+              <w:top w:val="single" w:sz="6" w:space="0" w:color="000000"/>
+              <w:left w:val="single" w:sz="6" w:space="0" w:color="000000"/>
+              <w:bottom w:val="single" w:sz="6" w:space="0" w:color="000000"/>
+              <w:right w:val="single" w:sz="6" w:space="0" w:color="000000"/>
+            </w:tcBorders>
+            <w:vAlign w:val="center"/>
+            <w:hideMark/>
+          </w:tcPr>
+          <w:p>
+            <w:pPr>
+              <w:jc w:val="center"/>
+              <w:rPr>
+                <w:color w:val="000000"/>
+                <w:sz w:val="20"/>
+                <w:szCs w:val="20"/>
+              </w:rPr>
+            </w:pPr>
+            <w:r>
+              <w:rPr>
+                <w:color w:val="000000"/>
+                <w:sz w:val="20"/>
+                <w:szCs w:val="20"/>
+              </w:rPr>
+              <w:t>Book</w:t>
+            </w:r>
+          </w:p>
+        </w:tc>
+        <w:tc>
+          <w:tcPr>
+            <w:tcW w:w="0" w:type="auto"/>
+            <w:tcBorders>
+              <w:top w:val="single" w:sz="6" w:space="0" w:color="000000"/>
+              <w:left w:val="single" w:sz="6" w:space="0" w:color="000000"/>
+              <w:bottom w:val="single" w:sz="6" w:space="0" w:color="000000"/>
+              <w:right w:val="single" w:sz="6" w:space="0" w:color="000000"/>
+            </w:tcBorders>
+            <w:vAlign w:val="center"/>
+            <w:hideMark/>
+          </w:tcPr>
+          <w:p>
+            <w:pPr>
+              <w:jc w:val="center"/>
+              <w:rPr>
+                <w:color w:val="000000"/>
+                <w:sz w:val="20"/>
+                <w:szCs w:val="20"/>
+              </w:rPr>
+            </w:pPr>
+            <w:proofErr w:type="spellStart"/>
+            <w:r>
+              <w:rPr>
+                <w:color w:val="000000"/>
+                <w:sz w:val="20"/>
+                <w:szCs w:val="20"/>
+              </w:rPr>
+              <w:t>TinyML</w:t>
+            </w:r>
+            <w:proofErr w:type="spellEnd"/>
+            <w:r>
+              <w:rPr>
+                <w:color w:val="000000"/>
+                <w:sz w:val="20"/>
+                <w:szCs w:val="20"/>
+              </w:rPr>
+              <w:t>: Machine Learning with TensorFlow Lite on Arduino and Ultra-Low-Power Microcontrollers</w:t>
+            </w:r>
+          </w:p>
+        </w:tc>
+        <w:tc>
+          <w:tcPr>
+            <w:tcW w:w="0" w:type="auto"/>
+            <w:tcBorders>
+              <w:top w:val="single" w:sz="6" w:space="0" w:color="000000"/>
+              <w:left w:val="single" w:sz="6" w:space="0" w:color="000000"/>
+              <w:bottom w:val="single" w:sz="6" w:space="0" w:color="000000"/>
+              <w:right w:val="single" w:sz="6" w:space="0" w:color="000000"/>
+            </w:tcBorders>
+            <w:vAlign w:val="center"/>
+            <w:hideMark/>
+          </w:tcPr>
+          <w:p>
+            <w:pPr>
+              <w:jc w:val="center"/>
+              <w:rPr>
+                <w:color w:val="000000"/>
+                <w:sz w:val="20"/>
+                <w:szCs w:val="20"/>
+              </w:rPr>
+            </w:pPr>
+            <w:r>
+              <w:rPr>
+                <w:color w:val="000000"/>
+                <w:sz w:val="20"/>
+                <w:szCs w:val="20"/>
+              </w:rPr>
+              <w:t>Practical guide to deploying tiny ML on embedded devices</w:t>
+            </w:r>
+          </w:p>
+        </w:tc>
+        <w:tc>
+          <w:tcPr>
+            <w:tcW w:w="0" w:type="auto"/>
+            <w:tcBorders>
+              <w:top w:val="single" w:sz="6" w:space="0" w:color="000000"/>
+              <w:left w:val="single" w:sz="6" w:space="0" w:color="000000"/>
+              <w:bottom w:val="single" w:sz="6" w:space="0" w:color="000000"/>
+              <w:right w:val="single" w:sz="6" w:space="0" w:color="000000"/>
+            </w:tcBorders>
+            <w:vAlign w:val="center"/>
+            <w:hideMark/>
+          </w:tcPr>
+          <w:p>
+            <w:pPr>
+              <w:jc w:val="center"/>
+              <w:rPr>
+                <w:color w:val="000000"/>
+                <w:sz w:val="20"/>
+                <w:szCs w:val="20"/>
+              </w:rPr>
+            </w:pPr>
+            <w:r>
+              <w:rPr>
+                <w:color w:val="000000"/>
+                <w:sz w:val="20"/>
+                <w:szCs w:val="20"/>
+              </w:rPr>
+              <w:t>Establishes the importance of ultra-low-power AI workloads at the edge</w:t>
+            </w:r>
+          </w:p>
+        </w:tc>
+        <w:tc>
+          <w:tcPr>
+            <w:tcW w:w="0" w:type="auto"/>
+            <w:tcBorders>
+              <w:top w:val="single" w:sz="6" w:space="0" w:color="000000"/>
+              <w:left w:val="single" w:sz="6" w:space="0" w:color="000000"/>
+              <w:bottom w:val="single" w:sz="6" w:space="0" w:color="000000"/>
+              <w:right w:val="single" w:sz="6" w:space="0" w:color="000000"/>
+            </w:tcBorders>
+            <w:vAlign w:val="center"/>
+            <w:hideMark/>
+          </w:tcPr>
+          <w:p>
+            <w:pPr>
+              <w:jc w:val="center"/>
+              <w:rPr>
+                <w:color w:val="000000"/>
+                <w:sz w:val="20"/>
+                <w:szCs w:val="20"/>
+              </w:rPr>
+            </w:pPr>
+            <w:r>
+              <w:rPr>
+                <w:color w:val="000000"/>
+                <w:sz w:val="20"/>
+                <w:szCs w:val="20"/>
+              </w:rPr>
+              <w:t>Not a hardware accelerator design; no RISC-V accelerator architecture or FPGA evaluation</w:t>
+            </w:r>
+          </w:p>
+        </w:tc>
+      </w:tr>
+      <w:tr>
+        <w:tc>
+          <w:tcPr>
+            <w:tcW w:w="0" w:type="auto"/>
+            <w:tcBorders>
+              <w:top w:val="single" w:sz="6" w:space="0" w:color="000000"/>
+              <w:left w:val="single" w:sz="6" w:space="0" w:color="000000"/>
+              <w:bottom w:val="single" w:sz="6" w:space="0" w:color="000000"/>
+              <w:right w:val="single" w:sz="6" w:space="0" w:color="000000"/>
+            </w:tcBorders>
+            <w:vAlign w:val="center"/>
+            <w:hideMark/>
+          </w:tcPr>
+          <w:p>
+            <w:pPr>
+              <w:jc w:val="center"/>
+              <w:rPr>
+                <w:color w:val="000000"/>
+                <w:sz w:val="20"/>
+                <w:szCs w:val="20"/>
+              </w:rPr>
+            </w:pPr>
+            <w:r>
+              <w:rPr>
+                <w:color w:val="000000"/>
+                <w:sz w:val="20"/>
+                <w:szCs w:val="20"/>
+              </w:rPr>
+              <w:t>6</w:t>
+            </w:r>
+          </w:p>
+        </w:tc>
+        <w:tc>
+          <w:tcPr>
+            <w:tcW w:w="0" w:type="auto"/>
+            <w:tcBorders>
+              <w:top w:val="single" w:sz="6" w:space="0" w:color="000000"/>
+              <w:left w:val="single" w:sz="6" w:space="0" w:color="000000"/>
+              <w:bottom w:val="single" w:sz="6" w:space="0" w:color="000000"/>
+              <w:right w:val="single" w:sz="6" w:space="0" w:color="000000"/>
+            </w:tcBorders>
+            <w:vAlign w:val="center"/>
+            <w:hideMark/>
+          </w:tcPr>
+          <w:p>
+            <w:pPr>
+              <w:jc w:val="center"/>
+              <w:rPr>
+                <w:color w:val="000000"/>
+                <w:sz w:val="20"/>
+                <w:szCs w:val="20"/>
+              </w:rPr>
+            </w:pPr>
+            <w:r>
+              <w:rPr>
+                <w:color w:val="000000"/>
+                <w:sz w:val="20"/>
+                <w:szCs w:val="20"/>
+              </w:rPr>
+              <w:t xml:space="preserve">A. Waterman, K. </w:t>
+            </w:r>
+            <w:proofErr w:type="spellStart"/>
+            <w:r>
+              <w:rPr>
+                <w:color w:val="000000"/>
+                <w:sz w:val="20"/>
+                <w:szCs w:val="20"/>
+              </w:rPr>
+              <w:t>Asanović</w:t>
+            </w:r>
+            <w:proofErr w:type="spellEnd"/>
+          </w:p>
+        </w:tc>
+        <w:tc>
+          <w:tcPr>
+            <w:tcW w:w="0" w:type="auto"/>
+            <w:tcBorders>
+              <w:top w:val="single" w:sz="6" w:space="0" w:color="000000"/>
+              <w:left w:val="single" w:sz="6" w:space="0" w:color="000000"/>
+              <w:bottom w:val="single" w:sz="6" w:space="0" w:color="000000"/>
+              <w:right w:val="single" w:sz="6" w:space="0" w:color="000000"/>
+            </w:tcBorders>
+            <w:vAlign w:val="center"/>
+            <w:hideMark/>
+          </w:tcPr>
+          <w:p>
+            <w:pPr>
+              <w:jc w:val="center"/>
+              <w:rPr>
+                <w:color w:val="000000"/>
+                <w:sz w:val="20"/>
+                <w:szCs w:val="20"/>
+              </w:rPr>
+            </w:pPr>
+            <w:r>
+              <w:rPr>
+                <w:color w:val="000000"/>
+                <w:sz w:val="20"/>
+                <w:szCs w:val="20"/>
+              </w:rPr>
+              <w:t>2017</w:t>
+            </w:r>
+          </w:p>
+        </w:tc>
+        <w:tc>
+          <w:tcPr>
+            <w:tcW w:w="0" w:type="auto"/>
+            <w:tcBorders>
+              <w:top w:val="single" w:sz="6" w:space="0" w:color="000000"/>
+              <w:left w:val="single" w:sz="6" w:space="0" w:color="000000"/>
+              <w:bottom w:val="single" w:sz="6" w:space="0" w:color="000000"/>
+              <w:right w:val="single" w:sz="6" w:space="0" w:color="000000"/>
+            </w:tcBorders>
+            <w:vAlign w:val="center"/>
+            <w:hideMark/>
+          </w:tcPr>
+          <w:p>
+            <w:pPr>
+              <w:jc w:val="center"/>
+              <w:rPr>
+                <w:color w:val="000000"/>
+                <w:sz w:val="20"/>
+                <w:szCs w:val="20"/>
+              </w:rPr>
+            </w:pPr>
+            <w:r>
+              <w:rPr>
+                <w:color w:val="000000"/>
+                <w:sz w:val="20"/>
+                <w:szCs w:val="20"/>
+              </w:rPr>
+              <w:t>Book</w:t>
+            </w:r>
+          </w:p>
+        </w:tc>
+        <w:tc>
+          <w:tcPr>
+            <w:tcW w:w="0" w:type="auto"/>
+            <w:tcBorders>
+              <w:top w:val="single" w:sz="6" w:space="0" w:color="000000"/>
+              <w:left w:val="single" w:sz="6" w:space="0" w:color="000000"/>
+              <w:bottom w:val="single" w:sz="6" w:space="0" w:color="000000"/>
+              <w:right w:val="single" w:sz="6" w:space="0" w:color="000000"/>
+            </w:tcBorders>
+            <w:vAlign w:val="center"/>
+            <w:hideMark/>
+          </w:tcPr>
+          <w:p>
+            <w:pPr>
+              <w:jc w:val="center"/>
+              <w:rPr>
+                <w:color w:val="000000"/>
+                <w:sz w:val="20"/>
+                <w:szCs w:val="20"/>
+              </w:rPr>
+            </w:pPr>
+            <w:r>
+              <w:rPr>
+                <w:color w:val="000000"/>
+                <w:sz w:val="20"/>
+                <w:szCs w:val="20"/>
+              </w:rPr>
+              <w:t>The RISC-V Instruction Set Manual</w:t>
+            </w:r>
+          </w:p>
+        </w:tc>
+        <w:tc>
+          <w:tcPr>
+            <w:tcW w:w="0" w:type="auto"/>
+            <w:tcBorders>
+              <w:top w:val="single" w:sz="6" w:space="0" w:color="000000"/>
+              <w:left w:val="single" w:sz="6" w:space="0" w:color="000000"/>
+              <w:bottom w:val="single" w:sz="6" w:space="0" w:color="000000"/>
+              <w:right w:val="single" w:sz="6" w:space="0" w:color="000000"/>
+            </w:tcBorders>
+            <w:vAlign w:val="center"/>
+            <w:hideMark/>
+          </w:tcPr>
+          <w:p>
+            <w:pPr>
+              <w:jc w:val="center"/>
+              <w:rPr>
+                <w:color w:val="000000"/>
+                <w:sz w:val="20"/>
+                <w:szCs w:val="20"/>
+              </w:rPr>
+            </w:pPr>
+            <w:r>
+              <w:rPr>
+                <w:color w:val="000000"/>
+                <w:sz w:val="20"/>
+                <w:szCs w:val="20"/>
+              </w:rPr>
+              <w:t>ISA specification and architectural reference</w:t>
+            </w:r>
+          </w:p>
+        </w:tc>
+        <w:tc>
+          <w:tcPr>
+            <w:tcW w:w="0" w:type="auto"/>
+            <w:tcBorders>
+              <w:top w:val="single" w:sz="6" w:space="0" w:color="000000"/>
+              <w:left w:val="single" w:sz="6" w:space="0" w:color="000000"/>
+              <w:bottom w:val="single" w:sz="6" w:space="0" w:color="000000"/>
+              <w:right w:val="single" w:sz="6" w:space="0" w:color="000000"/>
+            </w:tcBorders>
+            <w:vAlign w:val="center"/>
+            <w:hideMark/>
+          </w:tcPr>
+          <w:p>
+            <w:pPr>
+              <w:jc w:val="center"/>
+              <w:rPr>
+                <w:color w:val="000000"/>
+                <w:sz w:val="20"/>
+                <w:szCs w:val="20"/>
+              </w:rPr>
+            </w:pPr>
+            <w:r>
+              <w:rPr>
+                <w:color w:val="000000"/>
+                <w:sz w:val="20"/>
+                <w:szCs w:val="20"/>
+              </w:rPr>
+              <w:t>Defines the extension model and baseline RISC-V design space</w:t>
+            </w:r>
+          </w:p>
+        </w:tc>
+        <w:tc>
+          <w:tcPr>
+            <w:tcW w:w="0" w:type="auto"/>
+            <w:tcBorders>
+              <w:top w:val="single" w:sz="6" w:space="0" w:color="000000"/>
+              <w:left w:val="single" w:sz="6" w:space="0" w:color="000000"/>
+              <w:bottom w:val="single" w:sz="6" w:space="0" w:color="000000"/>
+              <w:right w:val="single" w:sz="6" w:space="0" w:color="000000"/>
+            </w:tcBorders>
+            <w:vAlign w:val="center"/>
+            <w:hideMark/>
+          </w:tcPr>
+          <w:p>
+            <w:pPr>
+              <w:jc w:val="center"/>
+              <w:rPr>
+                <w:color w:val="000000"/>
+                <w:sz w:val="20"/>
+                <w:szCs w:val="20"/>
+              </w:rPr>
+            </w:pPr>
+            <w:r>
+              <w:rPr>
+                <w:color w:val="000000"/>
+                <w:sz w:val="20"/>
+                <w:szCs w:val="20"/>
+              </w:rPr>
+              <w:t>Not specific to AI acceleration or FPGA implementation</w:t>
+            </w:r>
+          </w:p>
+        </w:tc>
+      </w:tr>
+      <w:tr>
+        <w:tc>
+          <w:tcPr>
+            <w:tcW w:w="0" w:type="auto"/>
+            <w:tcBorders>
+              <w:top w:val="single" w:sz="6" w:space="0" w:color="000000"/>
+              <w:left w:val="single" w:sz="6" w:space="0" w:color="000000"/>
+              <w:bottom w:val="single" w:sz="6" w:space="0" w:color="000000"/>
+              <w:right w:val="single" w:sz="6" w:space="0" w:color="000000"/>
+            </w:tcBorders>
+            <w:vAlign w:val="center"/>
+            <w:hideMark/>
+          </w:tcPr>
+          <w:p>
+            <w:pPr>
+              <w:jc w:val="center"/>
+              <w:rPr>
+                <w:color w:val="000000"/>
+                <w:sz w:val="20"/>
+                <w:szCs w:val="20"/>
+              </w:rPr>
+            </w:pPr>
+            <w:r>
+              <w:rPr>
+                <w:color w:val="000000"/>
+                <w:sz w:val="20"/>
+                <w:szCs w:val="20"/>
+              </w:rPr>
+              <w:t>7</w:t>
+            </w:r>
+          </w:p>
+        </w:tc>
+        <w:tc>
+          <w:tcPr>
+            <w:tcW w:w="0" w:type="auto"/>
+            <w:tcBorders>
+              <w:top w:val="single" w:sz="6" w:space="0" w:color="000000"/>
+              <w:left w:val="single" w:sz="6" w:space="0" w:color="000000"/>
+              <w:bottom w:val="single" w:sz="6" w:space="0" w:color="000000"/>
+              <w:right w:val="single" w:sz="6" w:space="0" w:color="000000"/>
+            </w:tcBorders>
+            <w:vAlign w:val="center"/>
+            <w:hideMark/>
+          </w:tcPr>
+          <w:p>
+            <w:pPr>
+              <w:jc w:val="center"/>
+              <w:rPr>
+                <w:color w:val="000000"/>
+                <w:sz w:val="20"/>
+                <w:szCs w:val="20"/>
+              </w:rPr>
+            </w:pPr>
+            <w:r>
+              <w:rPr>
+                <w:color w:val="000000"/>
+                <w:sz w:val="20"/>
+                <w:szCs w:val="20"/>
+              </w:rPr>
+              <w:t>Xilinx, Inc.</w:t>
+            </w:r>
+          </w:p>
+        </w:tc>
+        <w:tc>
+          <w:tcPr>
+            <w:tcW w:w="0" w:type="auto"/>
+            <w:tcBorders>
+              <w:top w:val="single" w:sz="6" w:space="0" w:color="000000"/>
+              <w:left w:val="single" w:sz="6" w:space="0" w:color="000000"/>
+              <w:bottom w:val="single" w:sz="6" w:space="0" w:color="000000"/>
+              <w:right w:val="single" w:sz="6" w:space="0" w:color="000000"/>
+            </w:tcBorders>
+            <w:vAlign w:val="center"/>
+            <w:hideMark/>
+          </w:tcPr>
+          <w:p>
+            <w:pPr>
+              <w:jc w:val="center"/>
+              <w:rPr>
+                <w:color w:val="000000"/>
+                <w:sz w:val="20"/>
+                <w:szCs w:val="20"/>
+              </w:rPr>
+            </w:pPr>
+            <w:r>
+              <w:rPr>
+                <w:color w:val="000000"/>
+                <w:sz w:val="20"/>
+                <w:szCs w:val="20"/>
+              </w:rPr>
+              <w:t>2023</w:t>
+            </w:r>
+          </w:p>
+        </w:tc>
+        <w:tc>
+          <w:tcPr>
+            <w:tcW w:w="0" w:type="auto"/>
+            <w:tcBorders>
+              <w:top w:val="single" w:sz="6" w:space="0" w:color="000000"/>
+              <w:left w:val="single" w:sz="6" w:space="0" w:color="000000"/>
+              <w:bottom w:val="single" w:sz="6" w:space="0" w:color="000000"/>
+              <w:right w:val="single" w:sz="6" w:space="0" w:color="000000"/>
+            </w:tcBorders>
+            <w:vAlign w:val="center"/>
+            <w:hideMark/>
+          </w:tcPr>
+          <w:p>
+            <w:pPr>
+              <w:jc w:val="center"/>
+              <w:rPr>
+                <w:color w:val="000000"/>
+                <w:sz w:val="20"/>
+                <w:szCs w:val="20"/>
+              </w:rPr>
+            </w:pPr>
+            <w:r>
+              <w:rPr>
+                <w:color w:val="000000"/>
+                <w:sz w:val="20"/>
+                <w:szCs w:val="20"/>
+              </w:rPr>
+              <w:t>Book / Datasheet</w:t>
+            </w:r>
+          </w:p>
+        </w:tc>
+        <w:tc>
+          <w:tcPr>
+            <w:tcW w:w="0" w:type="auto"/>
+            <w:tcBorders>
+              <w:top w:val="single" w:sz="6" w:space="0" w:color="000000"/>
+              <w:left w:val="single" w:sz="6" w:space="0" w:color="000000"/>
+              <w:bottom w:val="single" w:sz="6" w:space="0" w:color="000000"/>
+              <w:right w:val="single" w:sz="6" w:space="0" w:color="000000"/>
+            </w:tcBorders>
+            <w:vAlign w:val="center"/>
+            <w:hideMark/>
+          </w:tcPr>
+          <w:p>
+            <w:pPr>
+              <w:jc w:val="center"/>
+              <w:rPr>
+                <w:color w:val="000000"/>
+                <w:sz w:val="20"/>
+                <w:szCs w:val="20"/>
+              </w:rPr>
+            </w:pPr>
+            <w:r>
+              <w:rPr>
+                <w:color w:val="000000"/>
+                <w:sz w:val="20"/>
+                <w:szCs w:val="20"/>
+              </w:rPr>
+              <w:t>7 Series FPGAs Data Sheet: Overview</w:t>
+            </w:r>
+          </w:p>
+        </w:tc>
+        <w:tc>
+          <w:tcPr>
+            <w:tcW w:w="0" w:type="auto"/>
+            <w:tcBorders>
+              <w:top w:val="single" w:sz="6" w:space="0" w:color="000000"/>
+              <w:left w:val="single" w:sz="6" w:space="0" w:color="000000"/>
+              <w:bottom w:val="single" w:sz="6" w:space="0" w:color="000000"/>
+              <w:right w:val="single" w:sz="6" w:space="0" w:color="000000"/>
+            </w:tcBorders>
+            <w:vAlign w:val="center"/>
+            <w:hideMark/>
+          </w:tcPr>
+          <w:p>
+            <w:pPr>
+              <w:jc w:val="center"/>
+              <w:rPr>
+                <w:color w:val="000000"/>
+                <w:sz w:val="20"/>
+                <w:szCs w:val="20"/>
+              </w:rPr>
+            </w:pPr>
+            <w:r>
+              <w:rPr>
+                <w:color w:val="000000"/>
+                <w:sz w:val="20"/>
+                <w:szCs w:val="20"/>
+              </w:rPr>
+              <w:t>FPGA architecture and resource specification reference</w:t>
+            </w:r>
+          </w:p>
+        </w:tc>
+        <w:tc>
+          <w:tcPr>
+            <w:tcW w:w="0" w:type="auto"/>
+            <w:tcBorders>
+              <w:top w:val="single" w:sz="6" w:space="0" w:color="000000"/>
+              <w:left w:val="single" w:sz="6" w:space="0" w:color="000000"/>
+              <w:bottom w:val="single" w:sz="6" w:space="0" w:color="000000"/>
+              <w:right w:val="single" w:sz="6" w:space="0" w:color="000000"/>
+            </w:tcBorders>
+            <w:vAlign w:val="center"/>
+            <w:hideMark/>
+          </w:tcPr>
+          <w:p>
+            <w:pPr>
+              <w:jc w:val="center"/>
+              <w:rPr>
+                <w:color w:val="000000"/>
+                <w:sz w:val="20"/>
+                <w:szCs w:val="20"/>
+              </w:rPr>
+            </w:pPr>
+            <w:r>
+              <w:rPr>
+                <w:color w:val="000000"/>
+                <w:sz w:val="20"/>
+                <w:szCs w:val="20"/>
+              </w:rPr>
+              <w:t>Provides resource and timing basis for implementation on Artix-7 devices</w:t>
+            </w:r>
+          </w:p>
+        </w:tc>
+        <w:tc>
+          <w:tcPr>
+            <w:tcW w:w="0" w:type="auto"/>
+            <w:tcBorders>
+              <w:top w:val="single" w:sz="6" w:space="0" w:color="000000"/>
+              <w:left w:val="single" w:sz="6" w:space="0" w:color="000000"/>
+              <w:bottom w:val="single" w:sz="6" w:space="0" w:color="000000"/>
+              <w:right w:val="single" w:sz="6" w:space="0" w:color="000000"/>
+            </w:tcBorders>
+            <w:vAlign w:val="center"/>
+            <w:hideMark/>
+          </w:tcPr>
+          <w:p>
+            <w:pPr>
+              <w:jc w:val="center"/>
+              <w:rPr>
+                <w:color w:val="000000"/>
+                <w:sz w:val="20"/>
+                <w:szCs w:val="20"/>
+              </w:rPr>
+            </w:pPr>
+            <w:r>
+              <w:rPr>
+                <w:color w:val="000000"/>
+                <w:sz w:val="20"/>
+                <w:szCs w:val="20"/>
+              </w:rPr>
+              <w:t>No AI accelerator design or performance benchmarking</w:t>
+            </w:r>
+          </w:p>
+        </w:tc>
+      </w:tr>
+      <w:tr>
+        <w:tc>
+          <w:tcPr>
+            <w:tcW w:w="0" w:type="auto"/>
+            <w:tcBorders>
+              <w:top w:val="single" w:sz="6" w:space="0" w:color="000000"/>
+              <w:left w:val="single" w:sz="6" w:space="0" w:color="000000"/>
+              <w:bottom w:val="single" w:sz="6" w:space="0" w:color="000000"/>
+              <w:right w:val="single" w:sz="6" w:space="0" w:color="000000"/>
+            </w:tcBorders>
+            <w:vAlign w:val="center"/>
+            <w:hideMark/>
+          </w:tcPr>
+          <w:p>
+            <w:pPr>
+              <w:jc w:val="center"/>
+              <w:rPr>
+                <w:color w:val="000000"/>
+                <w:sz w:val="20"/>
+                <w:szCs w:val="20"/>
+              </w:rPr>
+            </w:pPr>
+            <w:r>
+              <w:rPr>
+                <w:color w:val="000000"/>
+                <w:sz w:val="20"/>
+                <w:szCs w:val="20"/>
+              </w:rPr>
+              <w:lastRenderedPageBreak/>
+              <w:t>8</w:t>
+            </w:r>
+          </w:p>
+        </w:tc>
+        <w:tc>
+          <w:tcPr>
+            <w:tcW w:w="0" w:type="auto"/>
+            <w:tcBorders>
+              <w:top w:val="single" w:sz="6" w:space="0" w:color="000000"/>
+              <w:left w:val="single" w:sz="6" w:space="0" w:color="000000"/>
+              <w:bottom w:val="single" w:sz="6" w:space="0" w:color="000000"/>
+              <w:right w:val="single" w:sz="6" w:space="0" w:color="000000"/>
+            </w:tcBorders>
+            <w:vAlign w:val="center"/>
+            <w:hideMark/>
+          </w:tcPr>
+          <w:p>
+            <w:pPr>
+              <w:jc w:val="center"/>
+              <w:rPr>
+                <w:color w:val="000000"/>
+                <w:sz w:val="20"/>
+                <w:szCs w:val="20"/>
+              </w:rPr>
+            </w:pPr>
+            <w:proofErr w:type="spellStart"/>
+            <w:r>
+              <w:rPr>
+                <w:color w:val="000000"/>
+                <w:sz w:val="20"/>
+                <w:szCs w:val="20"/>
+              </w:rPr>
+              <w:t>Digilent</w:t>
+            </w:r>
+            <w:proofErr w:type="spellEnd"/>
+            <w:r>
+              <w:rPr>
+                <w:color w:val="000000"/>
+                <w:sz w:val="20"/>
+                <w:szCs w:val="20"/>
+              </w:rPr>
+              <w:t>, Inc.</w:t>
+            </w:r>
+          </w:p>
+        </w:tc>
+        <w:tc>
+          <w:tcPr>
+            <w:tcW w:w="0" w:type="auto"/>
+            <w:tcBorders>
+              <w:top w:val="single" w:sz="6" w:space="0" w:color="000000"/>
+              <w:left w:val="single" w:sz="6" w:space="0" w:color="000000"/>
+              <w:bottom w:val="single" w:sz="6" w:space="0" w:color="000000"/>
+              <w:right w:val="single" w:sz="6" w:space="0" w:color="000000"/>
+            </w:tcBorders>
+            <w:vAlign w:val="center"/>
+            <w:hideMark/>
+          </w:tcPr>
+          <w:p>
+            <w:pPr>
+              <w:jc w:val="center"/>
+              <w:rPr>
+                <w:color w:val="000000"/>
+                <w:sz w:val="20"/>
+                <w:szCs w:val="20"/>
+              </w:rPr>
+            </w:pPr>
+            <w:r>
+              <w:rPr>
+                <w:color w:val="000000"/>
+                <w:sz w:val="20"/>
+                <w:szCs w:val="20"/>
+              </w:rPr>
+              <w:t>2020</w:t>
+            </w:r>
+          </w:p>
+        </w:tc>
+        <w:tc>
+          <w:tcPr>
+            <w:tcW w:w="0" w:type="auto"/>
+            <w:tcBorders>
+              <w:top w:val="single" w:sz="6" w:space="0" w:color="000000"/>
+              <w:left w:val="single" w:sz="6" w:space="0" w:color="000000"/>
+              <w:bottom w:val="single" w:sz="6" w:space="0" w:color="000000"/>
+              <w:right w:val="single" w:sz="6" w:space="0" w:color="000000"/>
+            </w:tcBorders>
+            <w:vAlign w:val="center"/>
+            <w:hideMark/>
+          </w:tcPr>
+          <w:p>
+            <w:pPr>
+              <w:jc w:val="center"/>
+              <w:rPr>
+                <w:color w:val="000000"/>
+                <w:sz w:val="20"/>
+                <w:szCs w:val="20"/>
+              </w:rPr>
+            </w:pPr>
+            <w:r>
+              <w:rPr>
+                <w:color w:val="000000"/>
+                <w:sz w:val="20"/>
+                <w:szCs w:val="20"/>
+              </w:rPr>
+              <w:t>Book / Datasheet</w:t>
+            </w:r>
+          </w:p>
+        </w:tc>
+        <w:tc>
+          <w:tcPr>
+            <w:tcW w:w="0" w:type="auto"/>
+            <w:tcBorders>
+              <w:top w:val="single" w:sz="6" w:space="0" w:color="000000"/>
+              <w:left w:val="single" w:sz="6" w:space="0" w:color="000000"/>
+              <w:bottom w:val="single" w:sz="6" w:space="0" w:color="000000"/>
+              <w:right w:val="single" w:sz="6" w:space="0" w:color="000000"/>
+            </w:tcBorders>
+            <w:vAlign w:val="center"/>
+            <w:hideMark/>
+          </w:tcPr>
+          <w:p>
+            <w:pPr>
+              <w:jc w:val="center"/>
+              <w:rPr>
+                <w:color w:val="000000"/>
+                <w:sz w:val="20"/>
+                <w:szCs w:val="20"/>
+              </w:rPr>
+            </w:pPr>
+            <w:proofErr w:type="spellStart"/>
+            <w:r>
+              <w:rPr>
+                <w:color w:val="000000"/>
+                <w:sz w:val="20"/>
+                <w:szCs w:val="20"/>
+              </w:rPr>
+              <w:t>Basys</w:t>
+            </w:r>
+            <w:proofErr w:type="spellEnd"/>
+            <w:r>
+              <w:rPr>
+                <w:color w:val="000000"/>
+                <w:sz w:val="20"/>
+                <w:szCs w:val="20"/>
+              </w:rPr>
+              <w:t xml:space="preserve"> 3 Artix-7 FPGA Trainer Board Reference Manual</w:t>
+            </w:r>
+          </w:p>
+        </w:tc>
+        <w:tc>
+          <w:tcPr>
+            <w:tcW w:w="0" w:type="auto"/>
+            <w:tcBorders>
+              <w:top w:val="single" w:sz="6" w:space="0" w:color="000000"/>
+              <w:left w:val="single" w:sz="6" w:space="0" w:color="000000"/>
+              <w:bottom w:val="single" w:sz="6" w:space="0" w:color="000000"/>
+              <w:right w:val="single" w:sz="6" w:space="0" w:color="000000"/>
+            </w:tcBorders>
+            <w:vAlign w:val="center"/>
+            <w:hideMark/>
+          </w:tcPr>
+          <w:p>
+            <w:pPr>
+              <w:jc w:val="center"/>
+              <w:rPr>
+                <w:color w:val="000000"/>
+                <w:sz w:val="20"/>
+                <w:szCs w:val="20"/>
+              </w:rPr>
+            </w:pPr>
+            <w:r>
+              <w:rPr>
+                <w:color w:val="000000"/>
+                <w:sz w:val="20"/>
+                <w:szCs w:val="20"/>
+              </w:rPr>
+              <w:t>Hardware board documentation and resource summary</w:t>
+            </w:r>
+          </w:p>
+        </w:tc>
+        <w:tc>
+          <w:tcPr>
+            <w:tcW w:w="0" w:type="auto"/>
+            <w:tcBorders>
+              <w:top w:val="single" w:sz="6" w:space="0" w:color="000000"/>
+              <w:left w:val="single" w:sz="6" w:space="0" w:color="000000"/>
+              <w:bottom w:val="single" w:sz="6" w:space="0" w:color="000000"/>
+              <w:right w:val="single" w:sz="6" w:space="0" w:color="000000"/>
+            </w:tcBorders>
+            <w:vAlign w:val="center"/>
+            <w:hideMark/>
+          </w:tcPr>
+          <w:p>
+            <w:pPr>
+              <w:jc w:val="center"/>
+              <w:rPr>
+                <w:color w:val="000000"/>
+                <w:sz w:val="20"/>
+                <w:szCs w:val="20"/>
+              </w:rPr>
+            </w:pPr>
+            <w:r>
+              <w:rPr>
+                <w:color w:val="000000"/>
+                <w:sz w:val="20"/>
+                <w:szCs w:val="20"/>
+              </w:rPr>
+              <w:t>Supports hardware integration and FPGA prototyping workflow</w:t>
+            </w:r>
+          </w:p>
+        </w:tc>
+        <w:tc>
+          <w:tcPr>
+            <w:tcW w:w="0" w:type="auto"/>
+            <w:tcBorders>
+              <w:top w:val="single" w:sz="6" w:space="0" w:color="000000"/>
+              <w:left w:val="single" w:sz="6" w:space="0" w:color="000000"/>
+              <w:bottom w:val="single" w:sz="6" w:space="0" w:color="000000"/>
+              <w:right w:val="single" w:sz="6" w:space="0" w:color="000000"/>
+            </w:tcBorders>
+            <w:vAlign w:val="center"/>
+            <w:hideMark/>
+          </w:tcPr>
+          <w:p>
+            <w:pPr>
+              <w:jc w:val="center"/>
+              <w:rPr>
+                <w:color w:val="000000"/>
+                <w:sz w:val="20"/>
+                <w:szCs w:val="20"/>
+              </w:rPr>
+            </w:pPr>
+            <w:r>
+              <w:rPr>
+                <w:color w:val="000000"/>
+                <w:sz w:val="20"/>
+                <w:szCs w:val="20"/>
+              </w:rPr>
+              <w:t>Not an AI architecture reference</w:t>
+            </w:r>
+          </w:p>
+        </w:tc>
+      </w:tr>
+      <w:tr>
+        <w:tc>
+          <w:tcPr>
+            <w:tcW w:w="0" w:type="auto"/>
+            <w:tcBorders>
+              <w:top w:val="single" w:sz="6" w:space="0" w:color="000000"/>
+              <w:left w:val="single" w:sz="6" w:space="0" w:color="000000"/>
+              <w:bottom w:val="single" w:sz="6" w:space="0" w:color="000000"/>
+              <w:right w:val="single" w:sz="6" w:space="0" w:color="000000"/>
+            </w:tcBorders>
+            <w:vAlign w:val="center"/>
+            <w:hideMark/>
+          </w:tcPr>
+          <w:p>
+            <w:pPr>
+              <w:jc w:val="center"/>
+              <w:rPr>
+                <w:color w:val="000000"/>
+                <w:sz w:val="20"/>
+                <w:szCs w:val="20"/>
+              </w:rPr>
+            </w:pPr>
+            <w:r>
+              <w:rPr>
+                <w:color w:val="000000"/>
+                <w:sz w:val="20"/>
+                <w:szCs w:val="20"/>
+              </w:rPr>
+              <w:t>9</w:t>
+            </w:r>
+          </w:p>
+        </w:tc>
+        <w:tc>
+          <w:tcPr>
+            <w:tcW w:w="0" w:type="auto"/>
+            <w:tcBorders>
+              <w:top w:val="single" w:sz="6" w:space="0" w:color="000000"/>
+              <w:left w:val="single" w:sz="6" w:space="0" w:color="000000"/>
+              <w:bottom w:val="single" w:sz="6" w:space="0" w:color="000000"/>
+              <w:right w:val="single" w:sz="6" w:space="0" w:color="000000"/>
+            </w:tcBorders>
+            <w:vAlign w:val="center"/>
+            <w:hideMark/>
+          </w:tcPr>
+          <w:p>
+            <w:pPr>
+              <w:jc w:val="center"/>
+              <w:rPr>
+                <w:color w:val="000000"/>
+                <w:sz w:val="20"/>
+                <w:szCs w:val="20"/>
+              </w:rPr>
+            </w:pPr>
+            <w:r>
+              <w:rPr>
+                <w:color w:val="000000"/>
+                <w:sz w:val="20"/>
+                <w:szCs w:val="20"/>
+              </w:rPr>
+              <w:t xml:space="preserve">C. Spear, G. </w:t>
+            </w:r>
+            <w:proofErr w:type="spellStart"/>
+            <w:r>
+              <w:rPr>
+                <w:color w:val="000000"/>
+                <w:sz w:val="20"/>
+                <w:szCs w:val="20"/>
+              </w:rPr>
+              <w:t>Tumbush</w:t>
+            </w:r>
+            <w:proofErr w:type="spellEnd"/>
+          </w:p>
+        </w:tc>
+        <w:tc>
+          <w:tcPr>
+            <w:tcW w:w="0" w:type="auto"/>
+            <w:tcBorders>
+              <w:top w:val="single" w:sz="6" w:space="0" w:color="000000"/>
+              <w:left w:val="single" w:sz="6" w:space="0" w:color="000000"/>
+              <w:bottom w:val="single" w:sz="6" w:space="0" w:color="000000"/>
+              <w:right w:val="single" w:sz="6" w:space="0" w:color="000000"/>
+            </w:tcBorders>
+            <w:vAlign w:val="center"/>
+            <w:hideMark/>
+          </w:tcPr>
+          <w:p>
+            <w:pPr>
+              <w:jc w:val="center"/>
+              <w:rPr>
+                <w:color w:val="000000"/>
+                <w:sz w:val="20"/>
+                <w:szCs w:val="20"/>
+              </w:rPr>
+            </w:pPr>
+            <w:r>
+              <w:rPr>
+                <w:color w:val="000000"/>
+                <w:sz w:val="20"/>
+                <w:szCs w:val="20"/>
+              </w:rPr>
+              <w:t>2012</w:t>
+            </w:r>
+          </w:p>
+        </w:tc>
+        <w:tc>
+          <w:tcPr>
+            <w:tcW w:w="0" w:type="auto"/>
+            <w:tcBorders>
+              <w:top w:val="single" w:sz="6" w:space="0" w:color="000000"/>
+              <w:left w:val="single" w:sz="6" w:space="0" w:color="000000"/>
+              <w:bottom w:val="single" w:sz="6" w:space="0" w:color="000000"/>
+              <w:right w:val="single" w:sz="6" w:space="0" w:color="000000"/>
+            </w:tcBorders>
+            <w:vAlign w:val="center"/>
+            <w:hideMark/>
+          </w:tcPr>
+          <w:p>
+            <w:pPr>
+              <w:jc w:val="center"/>
+              <w:rPr>
+                <w:color w:val="000000"/>
+                <w:sz w:val="20"/>
+                <w:szCs w:val="20"/>
+              </w:rPr>
+            </w:pPr>
+            <w:r>
+              <w:rPr>
+                <w:color w:val="000000"/>
+                <w:sz w:val="20"/>
+                <w:szCs w:val="20"/>
+              </w:rPr>
+              <w:t>Book</w:t>
+            </w:r>
+          </w:p>
+        </w:tc>
+        <w:tc>
+          <w:tcPr>
+            <w:tcW w:w="0" w:type="auto"/>
+            <w:tcBorders>
+              <w:top w:val="single" w:sz="6" w:space="0" w:color="000000"/>
+              <w:left w:val="single" w:sz="6" w:space="0" w:color="000000"/>
+              <w:bottom w:val="single" w:sz="6" w:space="0" w:color="000000"/>
+              <w:right w:val="single" w:sz="6" w:space="0" w:color="000000"/>
+            </w:tcBorders>
+            <w:vAlign w:val="center"/>
+            <w:hideMark/>
+          </w:tcPr>
+          <w:p>
+            <w:pPr>
+              <w:jc w:val="center"/>
+              <w:rPr>
+                <w:color w:val="000000"/>
+                <w:sz w:val="20"/>
+                <w:szCs w:val="20"/>
+              </w:rPr>
+            </w:pPr>
+            <w:proofErr w:type="spellStart"/>
+            <w:r>
+              <w:rPr>
+                <w:color w:val="000000"/>
+                <w:sz w:val="20"/>
+                <w:szCs w:val="20"/>
+              </w:rPr>
+              <w:t>SystemVerilog</w:t>
+            </w:r>
+            <w:proofErr w:type="spellEnd"/>
+            <w:r>
+              <w:rPr>
+                <w:color w:val="000000"/>
+                <w:sz w:val="20"/>
+                <w:szCs w:val="20"/>
+              </w:rPr>
+              <w:t xml:space="preserve"> for Verification: A Guide to Learning the Testbench Language Features</w:t>
+            </w:r>
+          </w:p>
+        </w:tc>
+        <w:tc>
+          <w:tcPr>
+            <w:tcW w:w="0" w:type="auto"/>
+            <w:tcBorders>
+              <w:top w:val="single" w:sz="6" w:space="0" w:color="000000"/>
+              <w:left w:val="single" w:sz="6" w:space="0" w:color="000000"/>
+              <w:bottom w:val="single" w:sz="6" w:space="0" w:color="000000"/>
+              <w:right w:val="single" w:sz="6" w:space="0" w:color="000000"/>
+            </w:tcBorders>
+            <w:vAlign w:val="center"/>
+            <w:hideMark/>
+          </w:tcPr>
+          <w:p>
+            <w:pPr>
+              <w:jc w:val="center"/>
+              <w:rPr>
+                <w:color w:val="000000"/>
+                <w:sz w:val="20"/>
+                <w:szCs w:val="20"/>
+              </w:rPr>
+            </w:pPr>
+            <w:r>
+              <w:rPr>
+                <w:color w:val="000000"/>
+                <w:sz w:val="20"/>
+                <w:szCs w:val="20"/>
+              </w:rPr>
+              <w:t>Verification methodology for hardware testbenches</w:t>
+            </w:r>
+          </w:p>
+        </w:tc>
+        <w:tc>
+          <w:tcPr>
+            <w:tcW w:w="0" w:type="auto"/>
+            <w:tcBorders>
+              <w:top w:val="single" w:sz="6" w:space="0" w:color="000000"/>
+              <w:left w:val="single" w:sz="6" w:space="0" w:color="000000"/>
+              <w:bottom w:val="single" w:sz="6" w:space="0" w:color="000000"/>
+              <w:right w:val="single" w:sz="6" w:space="0" w:color="000000"/>
+            </w:tcBorders>
+            <w:vAlign w:val="center"/>
+            <w:hideMark/>
+          </w:tcPr>
+          <w:p>
+            <w:pPr>
+              <w:jc w:val="center"/>
+              <w:rPr>
+                <w:color w:val="000000"/>
+                <w:sz w:val="20"/>
+                <w:szCs w:val="20"/>
+              </w:rPr>
+            </w:pPr>
+            <w:r>
+              <w:rPr>
+                <w:color w:val="000000"/>
+                <w:sz w:val="20"/>
+                <w:szCs w:val="20"/>
+              </w:rPr>
+              <w:t>Supports functional and regression verification of digital designs</w:t>
+            </w:r>
+          </w:p>
+        </w:tc>
+        <w:tc>
+          <w:tcPr>
+            <w:tcW w:w="0" w:type="auto"/>
+            <w:tcBorders>
+              <w:top w:val="single" w:sz="6" w:space="0" w:color="000000"/>
+              <w:left w:val="single" w:sz="6" w:space="0" w:color="000000"/>
+              <w:bottom w:val="single" w:sz="6" w:space="0" w:color="000000"/>
+              <w:right w:val="single" w:sz="6" w:space="0" w:color="000000"/>
+            </w:tcBorders>
+            <w:vAlign w:val="center"/>
+            <w:hideMark/>
+          </w:tcPr>
+          <w:p>
+            <w:pPr>
+              <w:jc w:val="center"/>
+              <w:rPr>
+                <w:color w:val="000000"/>
+                <w:sz w:val="20"/>
+                <w:szCs w:val="20"/>
+              </w:rPr>
+            </w:pPr>
+            <w:r>
+              <w:rPr>
+                <w:color w:val="000000"/>
+                <w:sz w:val="20"/>
+                <w:szCs w:val="20"/>
+              </w:rPr>
+              <w:t>Does not focus on embedded AI accelerator research</w:t>
+            </w:r>
+          </w:p>
+        </w:tc>
+      </w:tr>
+      <w:tr>
+        <w:tc>
+          <w:tcPr>
+            <w:tcW w:w="0" w:type="auto"/>
+            <w:tcBorders>
+              <w:top w:val="single" w:sz="6" w:space="0" w:color="000000"/>
+              <w:left w:val="single" w:sz="6" w:space="0" w:color="000000"/>
+              <w:bottom w:val="single" w:sz="6" w:space="0" w:color="000000"/>
+              <w:right w:val="single" w:sz="6" w:space="0" w:color="000000"/>
+            </w:tcBorders>
+            <w:vAlign w:val="center"/>
+            <w:hideMark/>
+          </w:tcPr>
+          <w:p>
+            <w:pPr>
+              <w:jc w:val="center"/>
+              <w:rPr>
+                <w:color w:val="000000"/>
+                <w:sz w:val="20"/>
+                <w:szCs w:val="20"/>
+              </w:rPr>
+            </w:pPr>
+            <w:r>
+              <w:rPr>
+                <w:color w:val="000000"/>
+                <w:sz w:val="20"/>
+                <w:szCs w:val="20"/>
+              </w:rPr>
+              <w:t>10</w:t>
+            </w:r>
+          </w:p>
+        </w:tc>
+        <w:tc>
+          <w:tcPr>
+            <w:tcW w:w="0" w:type="auto"/>
+            <w:tcBorders>
+              <w:top w:val="single" w:sz="6" w:space="0" w:color="000000"/>
+              <w:left w:val="single" w:sz="6" w:space="0" w:color="000000"/>
+              <w:bottom w:val="single" w:sz="6" w:space="0" w:color="000000"/>
+              <w:right w:val="single" w:sz="6" w:space="0" w:color="000000"/>
+            </w:tcBorders>
+            <w:vAlign w:val="center"/>
+            <w:hideMark/>
+          </w:tcPr>
+          <w:p>
+            <w:pPr>
+              <w:jc w:val="center"/>
+              <w:rPr>
+                <w:color w:val="000000"/>
+                <w:sz w:val="20"/>
+                <w:szCs w:val="20"/>
+              </w:rPr>
+            </w:pPr>
+            <w:r>
+              <w:rPr>
+                <w:color w:val="000000"/>
+                <w:sz w:val="20"/>
+                <w:szCs w:val="20"/>
+              </w:rPr>
+              <w:t>P. P. Chu</w:t>
+            </w:r>
+          </w:p>
+        </w:tc>
+        <w:tc>
+          <w:tcPr>
+            <w:tcW w:w="0" w:type="auto"/>
+            <w:tcBorders>
+              <w:top w:val="single" w:sz="6" w:space="0" w:color="000000"/>
+              <w:left w:val="single" w:sz="6" w:space="0" w:color="000000"/>
+              <w:bottom w:val="single" w:sz="6" w:space="0" w:color="000000"/>
+              <w:right w:val="single" w:sz="6" w:space="0" w:color="000000"/>
+            </w:tcBorders>
+            <w:vAlign w:val="center"/>
+            <w:hideMark/>
+          </w:tcPr>
+          <w:p>
+            <w:pPr>
+              <w:jc w:val="center"/>
+              <w:rPr>
+                <w:color w:val="000000"/>
+                <w:sz w:val="20"/>
+                <w:szCs w:val="20"/>
+              </w:rPr>
+            </w:pPr>
+            <w:r>
+              <w:rPr>
+                <w:color w:val="000000"/>
+                <w:sz w:val="20"/>
+                <w:szCs w:val="20"/>
+              </w:rPr>
+              <w:t>2018</w:t>
+            </w:r>
+          </w:p>
+        </w:tc>
+        <w:tc>
+          <w:tcPr>
+            <w:tcW w:w="0" w:type="auto"/>
+            <w:tcBorders>
+              <w:top w:val="single" w:sz="6" w:space="0" w:color="000000"/>
+              <w:left w:val="single" w:sz="6" w:space="0" w:color="000000"/>
+              <w:bottom w:val="single" w:sz="6" w:space="0" w:color="000000"/>
+              <w:right w:val="single" w:sz="6" w:space="0" w:color="000000"/>
+            </w:tcBorders>
+            <w:vAlign w:val="center"/>
+            <w:hideMark/>
+          </w:tcPr>
+          <w:p>
+            <w:pPr>
+              <w:jc w:val="center"/>
+              <w:rPr>
+                <w:color w:val="000000"/>
+                <w:sz w:val="20"/>
+                <w:szCs w:val="20"/>
+              </w:rPr>
+            </w:pPr>
+            <w:r>
+              <w:rPr>
+                <w:color w:val="000000"/>
+                <w:sz w:val="20"/>
+                <w:szCs w:val="20"/>
+              </w:rPr>
+              <w:t>Book</w:t>
+            </w:r>
+          </w:p>
+        </w:tc>
+        <w:tc>
+          <w:tcPr>
+            <w:tcW w:w="0" w:type="auto"/>
+            <w:tcBorders>
+              <w:top w:val="single" w:sz="6" w:space="0" w:color="000000"/>
+              <w:left w:val="single" w:sz="6" w:space="0" w:color="000000"/>
+              <w:bottom w:val="single" w:sz="6" w:space="0" w:color="000000"/>
+              <w:right w:val="single" w:sz="6" w:space="0" w:color="000000"/>
+            </w:tcBorders>
+            <w:vAlign w:val="center"/>
+            <w:hideMark/>
+          </w:tcPr>
+          <w:p>
+            <w:pPr>
+              <w:jc w:val="center"/>
+              <w:rPr>
+                <w:color w:val="000000"/>
+                <w:sz w:val="20"/>
+                <w:szCs w:val="20"/>
+              </w:rPr>
+            </w:pPr>
+            <w:r>
+              <w:rPr>
+                <w:color w:val="000000"/>
+                <w:sz w:val="20"/>
+                <w:szCs w:val="20"/>
+              </w:rPr>
+              <w:t xml:space="preserve">FPGA Prototyping by </w:t>
+            </w:r>
+            <w:proofErr w:type="spellStart"/>
+            <w:r>
+              <w:rPr>
+                <w:color w:val="000000"/>
+                <w:sz w:val="20"/>
+                <w:szCs w:val="20"/>
+              </w:rPr>
+              <w:t>SystemVerilog</w:t>
+            </w:r>
+            <w:proofErr w:type="spellEnd"/>
+            <w:r>
+              <w:rPr>
+                <w:color w:val="000000"/>
+                <w:sz w:val="20"/>
+                <w:szCs w:val="20"/>
+              </w:rPr>
+              <w:t xml:space="preserve"> Examples: Xilinx Spartan-3 Version</w:t>
+            </w:r>
+          </w:p>
+        </w:tc>
+        <w:tc>
+          <w:tcPr>
+            <w:tcW w:w="0" w:type="auto"/>
+            <w:tcBorders>
+              <w:top w:val="single" w:sz="6" w:space="0" w:color="000000"/>
+              <w:left w:val="single" w:sz="6" w:space="0" w:color="000000"/>
+              <w:bottom w:val="single" w:sz="6" w:space="0" w:color="000000"/>
+              <w:right w:val="single" w:sz="6" w:space="0" w:color="000000"/>
+            </w:tcBorders>
+            <w:vAlign w:val="center"/>
+            <w:hideMark/>
+          </w:tcPr>
+          <w:p>
+            <w:pPr>
+              <w:jc w:val="center"/>
+              <w:rPr>
+                <w:color w:val="000000"/>
+                <w:sz w:val="20"/>
+                <w:szCs w:val="20"/>
+              </w:rPr>
+            </w:pPr>
+            <w:r>
+              <w:rPr>
+                <w:color w:val="000000"/>
+                <w:sz w:val="20"/>
+                <w:szCs w:val="20"/>
+              </w:rPr>
+              <w:t>FPGA prototyping and RTL design methodology</w:t>
+            </w:r>
+          </w:p>
+        </w:tc>
+        <w:tc>
+          <w:tcPr>
+            <w:tcW w:w="0" w:type="auto"/>
+            <w:tcBorders>
+              <w:top w:val="single" w:sz="6" w:space="0" w:color="000000"/>
+              <w:left w:val="single" w:sz="6" w:space="0" w:color="000000"/>
+              <w:bottom w:val="single" w:sz="6" w:space="0" w:color="000000"/>
+              <w:right w:val="single" w:sz="6" w:space="0" w:color="000000"/>
+            </w:tcBorders>
+            <w:vAlign w:val="center"/>
+            <w:hideMark/>
+          </w:tcPr>
+          <w:p>
+            <w:pPr>
+              <w:jc w:val="center"/>
+              <w:rPr>
+                <w:color w:val="000000"/>
+                <w:sz w:val="20"/>
+                <w:szCs w:val="20"/>
+              </w:rPr>
+            </w:pPr>
+            <w:r>
+              <w:rPr>
+                <w:color w:val="000000"/>
+                <w:sz w:val="20"/>
+                <w:szCs w:val="20"/>
+              </w:rPr>
+              <w:t>Provides design and validation examples for FPGA-based hardware systems</w:t>
+            </w:r>
+          </w:p>
+        </w:tc>
+        <w:tc>
+          <w:tcPr>
+            <w:tcW w:w="0" w:type="auto"/>
+            <w:tcBorders>
+              <w:top w:val="single" w:sz="6" w:space="0" w:color="000000"/>
+              <w:left w:val="single" w:sz="6" w:space="0" w:color="000000"/>
+              <w:bottom w:val="single" w:sz="6" w:space="0" w:color="000000"/>
+              <w:right w:val="single" w:sz="6" w:space="0" w:color="000000"/>
+            </w:tcBorders>
+            <w:vAlign w:val="center"/>
+            <w:hideMark/>
+          </w:tcPr>
+          <w:p>
+            <w:pPr>
+              <w:jc w:val="center"/>
+              <w:rPr>
+                <w:color w:val="000000"/>
+                <w:sz w:val="20"/>
+                <w:szCs w:val="20"/>
+              </w:rPr>
+            </w:pPr>
+            <w:r>
+              <w:rPr>
+                <w:color w:val="000000"/>
+                <w:sz w:val="20"/>
+                <w:szCs w:val="20"/>
+              </w:rPr>
+              <w:t>Not specific to RISC-V AI acceleration</w:t>
+            </w:r>
+          </w:p>
+        </w:tc>
+      </w:tr>
+      <w:tr>
+        <w:tc>
+          <w:tcPr>
+            <w:tcW w:w="0" w:type="auto"/>
+            <w:tcBorders>
+              <w:top w:val="single" w:sz="6" w:space="0" w:color="000000"/>
+              <w:left w:val="single" w:sz="6" w:space="0" w:color="000000"/>
+              <w:bottom w:val="single" w:sz="6" w:space="0" w:color="000000"/>
+              <w:right w:val="single" w:sz="6" w:space="0" w:color="000000"/>
+            </w:tcBorders>
+            <w:vAlign w:val="center"/>
+            <w:hideMark/>
+          </w:tcPr>
+          <w:p>
+            <w:pPr>
+              <w:jc w:val="center"/>
+              <w:rPr>
+                <w:color w:val="000000"/>
+                <w:sz w:val="20"/>
+                <w:szCs w:val="20"/>
+              </w:rPr>
+            </w:pPr>
+            <w:r>
+              <w:rPr>
+                <w:color w:val="000000"/>
+                <w:sz w:val="20"/>
+                <w:szCs w:val="20"/>
+              </w:rPr>
+              <w:t>11</w:t>
+            </w:r>
+          </w:p>
+        </w:tc>
+        <w:tc>
+          <w:tcPr>
+            <w:tcW w:w="0" w:type="auto"/>
+            <w:tcBorders>
+              <w:top w:val="single" w:sz="6" w:space="0" w:color="000000"/>
+              <w:left w:val="single" w:sz="6" w:space="0" w:color="000000"/>
+              <w:bottom w:val="single" w:sz="6" w:space="0" w:color="000000"/>
+              <w:right w:val="single" w:sz="6" w:space="0" w:color="000000"/>
+            </w:tcBorders>
+            <w:vAlign w:val="center"/>
+            <w:hideMark/>
+          </w:tcPr>
+          <w:p>
+            <w:pPr>
+              <w:jc w:val="center"/>
+              <w:rPr>
+                <w:color w:val="000000"/>
+                <w:sz w:val="20"/>
+                <w:szCs w:val="20"/>
+              </w:rPr>
+            </w:pPr>
+            <w:r>
+              <w:rPr>
+                <w:color w:val="000000"/>
+                <w:sz w:val="20"/>
+                <w:szCs w:val="20"/>
+              </w:rPr>
+              <w:t>B. A. Forouzan</w:t>
+            </w:r>
+          </w:p>
+        </w:tc>
+        <w:tc>
+          <w:tcPr>
+            <w:tcW w:w="0" w:type="auto"/>
+            <w:tcBorders>
+              <w:top w:val="single" w:sz="6" w:space="0" w:color="000000"/>
+              <w:left w:val="single" w:sz="6" w:space="0" w:color="000000"/>
+              <w:bottom w:val="single" w:sz="6" w:space="0" w:color="000000"/>
+              <w:right w:val="single" w:sz="6" w:space="0" w:color="000000"/>
+            </w:tcBorders>
+            <w:vAlign w:val="center"/>
+            <w:hideMark/>
+          </w:tcPr>
+          <w:p>
+            <w:pPr>
+              <w:jc w:val="center"/>
+              <w:rPr>
+                <w:color w:val="000000"/>
+                <w:sz w:val="20"/>
+                <w:szCs w:val="20"/>
+              </w:rPr>
+            </w:pPr>
+            <w:r>
+              <w:rPr>
+                <w:color w:val="000000"/>
+                <w:sz w:val="20"/>
+                <w:szCs w:val="20"/>
+              </w:rPr>
+              <w:t>2013</w:t>
+            </w:r>
+          </w:p>
+        </w:tc>
+        <w:tc>
+          <w:tcPr>
+            <w:tcW w:w="0" w:type="auto"/>
+            <w:tcBorders>
+              <w:top w:val="single" w:sz="6" w:space="0" w:color="000000"/>
+              <w:left w:val="single" w:sz="6" w:space="0" w:color="000000"/>
+              <w:bottom w:val="single" w:sz="6" w:space="0" w:color="000000"/>
+              <w:right w:val="single" w:sz="6" w:space="0" w:color="000000"/>
+            </w:tcBorders>
+            <w:vAlign w:val="center"/>
+            <w:hideMark/>
+          </w:tcPr>
+          <w:p>
+            <w:pPr>
+              <w:jc w:val="center"/>
+              <w:rPr>
+                <w:color w:val="000000"/>
+                <w:sz w:val="20"/>
+                <w:szCs w:val="20"/>
+              </w:rPr>
+            </w:pPr>
+            <w:r>
+              <w:rPr>
+                <w:color w:val="000000"/>
+                <w:sz w:val="20"/>
+                <w:szCs w:val="20"/>
+              </w:rPr>
+              <w:t>Book</w:t>
+            </w:r>
+          </w:p>
+        </w:tc>
+        <w:tc>
+          <w:tcPr>
+            <w:tcW w:w="0" w:type="auto"/>
+            <w:tcBorders>
+              <w:top w:val="single" w:sz="6" w:space="0" w:color="000000"/>
+              <w:left w:val="single" w:sz="6" w:space="0" w:color="000000"/>
+              <w:bottom w:val="single" w:sz="6" w:space="0" w:color="000000"/>
+              <w:right w:val="single" w:sz="6" w:space="0" w:color="000000"/>
+            </w:tcBorders>
+            <w:vAlign w:val="center"/>
+            <w:hideMark/>
+          </w:tcPr>
+          <w:p>
+            <w:pPr>
+              <w:jc w:val="center"/>
+              <w:rPr>
+                <w:color w:val="000000"/>
+                <w:sz w:val="20"/>
+                <w:szCs w:val="20"/>
+              </w:rPr>
+            </w:pPr>
+            <w:r>
+              <w:rPr>
+                <w:color w:val="000000"/>
+                <w:sz w:val="20"/>
+                <w:szCs w:val="20"/>
+              </w:rPr>
+              <w:t>Data Communications and Networking</w:t>
+            </w:r>
+          </w:p>
+        </w:tc>
+        <w:tc>
+          <w:tcPr>
+            <w:tcW w:w="0" w:type="auto"/>
+            <w:tcBorders>
+              <w:top w:val="single" w:sz="6" w:space="0" w:color="000000"/>
+              <w:left w:val="single" w:sz="6" w:space="0" w:color="000000"/>
+              <w:bottom w:val="single" w:sz="6" w:space="0" w:color="000000"/>
+              <w:right w:val="single" w:sz="6" w:space="0" w:color="000000"/>
+            </w:tcBorders>
+            <w:vAlign w:val="center"/>
+            <w:hideMark/>
+          </w:tcPr>
+          <w:p>
+            <w:pPr>
+              <w:jc w:val="center"/>
+              <w:rPr>
+                <w:color w:val="000000"/>
+                <w:sz w:val="20"/>
+                <w:szCs w:val="20"/>
+              </w:rPr>
+            </w:pPr>
+            <w:r>
+              <w:rPr>
+                <w:color w:val="000000"/>
+                <w:sz w:val="20"/>
+                <w:szCs w:val="20"/>
+              </w:rPr>
+              <w:t>Networking and system-level data communication reference</w:t>
+            </w:r>
+          </w:p>
+        </w:tc>
+        <w:tc>
+          <w:tcPr>
+            <w:tcW w:w="0" w:type="auto"/>
+            <w:tcBorders>
+              <w:top w:val="single" w:sz="6" w:space="0" w:color="000000"/>
+              <w:left w:val="single" w:sz="6" w:space="0" w:color="000000"/>
+              <w:bottom w:val="single" w:sz="6" w:space="0" w:color="000000"/>
+              <w:right w:val="single" w:sz="6" w:space="0" w:color="000000"/>
+            </w:tcBorders>
+            <w:vAlign w:val="center"/>
+            <w:hideMark/>
+          </w:tcPr>
+          <w:p>
+            <w:pPr>
+              <w:jc w:val="center"/>
+              <w:rPr>
+                <w:color w:val="000000"/>
+                <w:sz w:val="20"/>
+                <w:szCs w:val="20"/>
+              </w:rPr>
+            </w:pPr>
+            <w:r>
+              <w:rPr>
+                <w:color w:val="000000"/>
+                <w:sz w:val="20"/>
+                <w:szCs w:val="20"/>
+              </w:rPr>
+              <w:t>Useful for understanding data movement and memory communication design</w:t>
+            </w:r>
+          </w:p>
+        </w:tc>
+        <w:tc>
+          <w:tcPr>
+            <w:tcW w:w="0" w:type="auto"/>
+            <w:tcBorders>
+              <w:top w:val="single" w:sz="6" w:space="0" w:color="000000"/>
+              <w:left w:val="single" w:sz="6" w:space="0" w:color="000000"/>
+              <w:bottom w:val="single" w:sz="6" w:space="0" w:color="000000"/>
+              <w:right w:val="single" w:sz="6" w:space="0" w:color="000000"/>
+            </w:tcBorders>
+            <w:vAlign w:val="center"/>
+            <w:hideMark/>
+          </w:tcPr>
+          <w:p>
+            <w:pPr>
+              <w:jc w:val="center"/>
+              <w:rPr>
+                <w:color w:val="000000"/>
+                <w:sz w:val="20"/>
+                <w:szCs w:val="20"/>
+              </w:rPr>
+            </w:pPr>
+            <w:r>
+              <w:rPr>
+                <w:color w:val="000000"/>
+                <w:sz w:val="20"/>
+                <w:szCs w:val="20"/>
+              </w:rPr>
+              <w:t>Not directly related to AI accelerator microarchitecture</w:t>
+            </w:r>
+          </w:p>
+        </w:tc>
+      </w:tr>
+      <w:tr>
+        <w:tc>
+          <w:tcPr>
+            <w:tcW w:w="0" w:type="auto"/>
+            <w:tcBorders>
+              <w:top w:val="single" w:sz="6" w:space="0" w:color="000000"/>
+              <w:left w:val="single" w:sz="6" w:space="0" w:color="000000"/>
+              <w:bottom w:val="single" w:sz="6" w:space="0" w:color="000000"/>
+              <w:right w:val="single" w:sz="6" w:space="0" w:color="000000"/>
+            </w:tcBorders>
+            <w:vAlign w:val="center"/>
+            <w:hideMark/>
+          </w:tcPr>
+          <w:p>
+            <w:pPr>
+              <w:jc w:val="center"/>
+              <w:rPr>
+                <w:color w:val="000000"/>
+                <w:sz w:val="20"/>
+                <w:szCs w:val="20"/>
+              </w:rPr>
+            </w:pPr>
+            <w:r>
+              <w:rPr>
+                <w:color w:val="000000"/>
+                <w:sz w:val="20"/>
+                <w:szCs w:val="20"/>
+              </w:rPr>
+              <w:t>12</w:t>
+            </w:r>
+          </w:p>
+        </w:tc>
+        <w:tc>
+          <w:tcPr>
+            <w:tcW w:w="0" w:type="auto"/>
+            <w:tcBorders>
+              <w:top w:val="single" w:sz="6" w:space="0" w:color="000000"/>
+              <w:left w:val="single" w:sz="6" w:space="0" w:color="000000"/>
+              <w:bottom w:val="single" w:sz="6" w:space="0" w:color="000000"/>
+              <w:right w:val="single" w:sz="6" w:space="0" w:color="000000"/>
+            </w:tcBorders>
+            <w:vAlign w:val="center"/>
+            <w:hideMark/>
+          </w:tcPr>
+          <w:p>
+            <w:pPr>
+              <w:jc w:val="center"/>
+              <w:rPr>
+                <w:color w:val="000000"/>
+                <w:sz w:val="20"/>
+                <w:szCs w:val="20"/>
+              </w:rPr>
+            </w:pPr>
+            <w:r>
+              <w:rPr>
+                <w:color w:val="000000"/>
+                <w:sz w:val="20"/>
+                <w:szCs w:val="20"/>
+              </w:rPr>
+              <w:t>YouTube explanation channel</w:t>
+            </w:r>
+          </w:p>
+        </w:tc>
+        <w:tc>
+          <w:tcPr>
+            <w:tcW w:w="0" w:type="auto"/>
+            <w:tcBorders>
+              <w:top w:val="single" w:sz="6" w:space="0" w:color="000000"/>
+              <w:left w:val="single" w:sz="6" w:space="0" w:color="000000"/>
+              <w:bottom w:val="single" w:sz="6" w:space="0" w:color="000000"/>
+              <w:right w:val="single" w:sz="6" w:space="0" w:color="000000"/>
+            </w:tcBorders>
+            <w:vAlign w:val="center"/>
+            <w:hideMark/>
+          </w:tcPr>
+          <w:p>
+            <w:pPr>
+              <w:jc w:val="center"/>
+              <w:rPr>
+                <w:color w:val="000000"/>
+                <w:sz w:val="20"/>
+                <w:szCs w:val="20"/>
+              </w:rPr>
+            </w:pPr>
+            <w:r>
+              <w:rPr>
+                <w:color w:val="000000"/>
+                <w:sz w:val="20"/>
+                <w:szCs w:val="20"/>
+              </w:rPr>
+              <w:t>2026</w:t>
+            </w:r>
+          </w:p>
+        </w:tc>
+        <w:tc>
+          <w:tcPr>
+            <w:tcW w:w="0" w:type="auto"/>
+            <w:tcBorders>
+              <w:top w:val="single" w:sz="6" w:space="0" w:color="000000"/>
+              <w:left w:val="single" w:sz="6" w:space="0" w:color="000000"/>
+              <w:bottom w:val="single" w:sz="6" w:space="0" w:color="000000"/>
+              <w:right w:val="single" w:sz="6" w:space="0" w:color="000000"/>
+            </w:tcBorders>
+            <w:vAlign w:val="center"/>
+            <w:hideMark/>
+          </w:tcPr>
+          <w:p>
+            <w:pPr>
+              <w:jc w:val="center"/>
+              <w:rPr>
+                <w:color w:val="000000"/>
+                <w:sz w:val="20"/>
+                <w:szCs w:val="20"/>
+              </w:rPr>
+            </w:pPr>
+            <w:r>
+              <w:rPr>
+                <w:color w:val="000000"/>
+                <w:sz w:val="20"/>
+                <w:szCs w:val="20"/>
+              </w:rPr>
+              <w:t>YouTube video</w:t>
+            </w:r>
+          </w:p>
+        </w:tc>
+        <w:tc>
+          <w:tcPr>
+            <w:tcW w:w="0" w:type="auto"/>
+            <w:tcBorders>
+              <w:top w:val="single" w:sz="6" w:space="0" w:color="000000"/>
+              <w:left w:val="single" w:sz="6" w:space="0" w:color="000000"/>
+              <w:bottom w:val="single" w:sz="6" w:space="0" w:color="000000"/>
+              <w:right w:val="single" w:sz="6" w:space="0" w:color="000000"/>
+            </w:tcBorders>
+            <w:vAlign w:val="center"/>
+            <w:hideMark/>
+          </w:tcPr>
+          <w:p>
+            <w:pPr>
+              <w:jc w:val="center"/>
+              <w:rPr>
+                <w:color w:val="000000"/>
+                <w:sz w:val="20"/>
+                <w:szCs w:val="20"/>
+              </w:rPr>
+            </w:pPr>
+            <w:r>
+              <w:rPr>
+                <w:color w:val="000000"/>
+                <w:sz w:val="20"/>
+                <w:szCs w:val="20"/>
+              </w:rPr>
+              <w:t>How FPGAs work — explained in simple terms</w:t>
+            </w:r>
+          </w:p>
+        </w:tc>
+        <w:tc>
+          <w:tcPr>
+            <w:tcW w:w="0" w:type="auto"/>
+            <w:tcBorders>
+              <w:top w:val="single" w:sz="6" w:space="0" w:color="000000"/>
+              <w:left w:val="single" w:sz="6" w:space="0" w:color="000000"/>
+              <w:bottom w:val="single" w:sz="6" w:space="0" w:color="000000"/>
+              <w:right w:val="single" w:sz="6" w:space="0" w:color="000000"/>
+            </w:tcBorders>
+            <w:vAlign w:val="center"/>
+            <w:hideMark/>
+          </w:tcPr>
+          <w:p>
+            <w:pPr>
+              <w:jc w:val="center"/>
+              <w:rPr>
+                <w:color w:val="000000"/>
+                <w:sz w:val="20"/>
+                <w:szCs w:val="20"/>
+              </w:rPr>
+            </w:pPr>
+            <w:r>
+              <w:rPr>
+                <w:color w:val="000000"/>
+                <w:sz w:val="20"/>
+                <w:szCs w:val="20"/>
+              </w:rPr>
+              <w:t>Educational video on FPGA fundamentals</w:t>
+            </w:r>
+          </w:p>
+        </w:tc>
+        <w:tc>
+          <w:tcPr>
+            <w:tcW w:w="0" w:type="auto"/>
+            <w:tcBorders>
+              <w:top w:val="single" w:sz="6" w:space="0" w:color="000000"/>
+              <w:left w:val="single" w:sz="6" w:space="0" w:color="000000"/>
+              <w:bottom w:val="single" w:sz="6" w:space="0" w:color="000000"/>
+              <w:right w:val="single" w:sz="6" w:space="0" w:color="000000"/>
+            </w:tcBorders>
+            <w:vAlign w:val="center"/>
+            <w:hideMark/>
+          </w:tcPr>
+          <w:p>
+            <w:pPr>
+              <w:jc w:val="center"/>
+              <w:rPr>
+                <w:color w:val="000000"/>
+                <w:sz w:val="20"/>
+                <w:szCs w:val="20"/>
+              </w:rPr>
+            </w:pPr>
+            <w:r>
+              <w:rPr>
+                <w:color w:val="000000"/>
+                <w:sz w:val="20"/>
+                <w:szCs w:val="20"/>
+              </w:rPr>
+              <w:t>Helps clarify FPGA architecture for non-specialist readers</w:t>
+            </w:r>
+          </w:p>
+        </w:tc>
+        <w:tc>
+          <w:tcPr>
+            <w:tcW w:w="0" w:type="auto"/>
+            <w:tcBorders>
+              <w:top w:val="single" w:sz="6" w:space="0" w:color="000000"/>
+              <w:left w:val="single" w:sz="6" w:space="0" w:color="000000"/>
+              <w:bottom w:val="single" w:sz="6" w:space="0" w:color="000000"/>
+              <w:right w:val="single" w:sz="6" w:space="0" w:color="000000"/>
+            </w:tcBorders>
+            <w:vAlign w:val="center"/>
+            <w:hideMark/>
+          </w:tcPr>
+          <w:p>
+            <w:pPr>
+              <w:jc w:val="center"/>
+              <w:rPr>
+                <w:color w:val="000000"/>
+                <w:sz w:val="20"/>
+                <w:szCs w:val="20"/>
+              </w:rPr>
+            </w:pPr>
+            <w:r>
+              <w:rPr>
+                <w:color w:val="000000"/>
+                <w:sz w:val="20"/>
+                <w:szCs w:val="20"/>
+              </w:rPr>
+              <w:t>Not a research source; not a technical paper or benchmark capability</w:t>
+            </w:r>
+          </w:p>
+        </w:tc>
+      </w:tr>
+    </w:tbl>
     <w:p>
       <w:pPr>
         <w:tabs>
@@ -3810,6 +7449,12 @@
           <w:szCs w:val="32"/>
         </w:rPr>
       </w:pPr>
+      <w:r>
+        <w:t> </w:t>
+      </w:r>
+      <w:r>
+        <w:t> </w:t>
+      </w:r>
     </w:p>
     <w:p>
       <w:pPr>
@@ -3817,13 +7462,17 @@
           <w:tab w:val="left" w:pos="284"/>
           <w:tab w:val="left" w:pos="502"/>
         </w:tabs>
-        <w:jc w:val="both"/>
-        <w:rPr>
-          <w:b/>
-          <w:sz w:val="32"/>
-          <w:szCs w:val="32"/>
-        </w:rPr>
-      </w:pPr>
+        <w:jc w:val="center"/>
+        <w:rPr>
+          <w:bCs/>
+        </w:rPr>
+      </w:pPr>
+      <w:r>
+        <w:rPr>
+          <w:bCs/>
+        </w:rPr>
+        <w:t>Table 5.2: Comparative summary of the reviewed literature and identified research gap.</w:t>
+      </w:r>
     </w:p>
     <w:p>
       <w:pPr>
@@ -3831,11 +7480,9 @@
           <w:tab w:val="left" w:pos="284"/>
           <w:tab w:val="left" w:pos="502"/>
         </w:tabs>
-        <w:jc w:val="both"/>
-        <w:rPr>
-          <w:b/>
-          <w:sz w:val="32"/>
-          <w:szCs w:val="32"/>
+        <w:jc w:val="center"/>
+        <w:rPr>
+          <w:bCs/>
         </w:rPr>
       </w:pPr>
     </w:p>
@@ -3845,11 +7492,9 @@
           <w:tab w:val="left" w:pos="284"/>
           <w:tab w:val="left" w:pos="502"/>
         </w:tabs>
-        <w:jc w:val="both"/>
-        <w:rPr>
-          <w:b/>
-          <w:sz w:val="32"/>
-          <w:szCs w:val="32"/>
+        <w:jc w:val="center"/>
+        <w:rPr>
+          <w:bCs/>
         </w:rPr>
       </w:pPr>
     </w:p>
@@ -3859,11 +7504,9 @@
           <w:tab w:val="left" w:pos="284"/>
           <w:tab w:val="left" w:pos="502"/>
         </w:tabs>
-        <w:jc w:val="both"/>
-        <w:rPr>
-          <w:b/>
-          <w:sz w:val="32"/>
-          <w:szCs w:val="32"/>
+        <w:jc w:val="center"/>
+        <w:rPr>
+          <w:bCs/>
         </w:rPr>
       </w:pPr>
     </w:p>
@@ -3873,11 +7516,9 @@
           <w:tab w:val="left" w:pos="284"/>
           <w:tab w:val="left" w:pos="502"/>
         </w:tabs>
-        <w:jc w:val="both"/>
-        <w:rPr>
-          <w:b/>
-          <w:sz w:val="32"/>
-          <w:szCs w:val="32"/>
+        <w:jc w:val="center"/>
+        <w:rPr>
+          <w:bCs/>
         </w:rPr>
       </w:pPr>
     </w:p>
@@ -3887,11 +7528,189 @@
           <w:tab w:val="left" w:pos="284"/>
           <w:tab w:val="left" w:pos="502"/>
         </w:tabs>
-        <w:jc w:val="both"/>
-        <w:rPr>
-          <w:b/>
-          <w:sz w:val="32"/>
-          <w:szCs w:val="32"/>
+        <w:jc w:val="center"/>
+        <w:rPr>
+          <w:bCs/>
+        </w:rPr>
+      </w:pPr>
+    </w:p>
+    <w:p>
+      <w:pPr>
+        <w:tabs>
+          <w:tab w:val="left" w:pos="284"/>
+          <w:tab w:val="left" w:pos="502"/>
+        </w:tabs>
+        <w:jc w:val="center"/>
+        <w:rPr>
+          <w:bCs/>
+        </w:rPr>
+      </w:pPr>
+    </w:p>
+    <w:p>
+      <w:pPr>
+        <w:tabs>
+          <w:tab w:val="left" w:pos="284"/>
+          <w:tab w:val="left" w:pos="502"/>
+        </w:tabs>
+        <w:jc w:val="center"/>
+        <w:rPr>
+          <w:bCs/>
+        </w:rPr>
+      </w:pPr>
+    </w:p>
+    <w:p>
+      <w:pPr>
+        <w:tabs>
+          <w:tab w:val="left" w:pos="284"/>
+          <w:tab w:val="left" w:pos="502"/>
+        </w:tabs>
+        <w:jc w:val="center"/>
+        <w:rPr>
+          <w:bCs/>
+        </w:rPr>
+      </w:pPr>
+    </w:p>
+    <w:p>
+      <w:pPr>
+        <w:tabs>
+          <w:tab w:val="left" w:pos="284"/>
+          <w:tab w:val="left" w:pos="502"/>
+        </w:tabs>
+        <w:jc w:val="center"/>
+        <w:rPr>
+          <w:bCs/>
+        </w:rPr>
+      </w:pPr>
+    </w:p>
+    <w:p>
+      <w:pPr>
+        <w:tabs>
+          <w:tab w:val="left" w:pos="284"/>
+          <w:tab w:val="left" w:pos="502"/>
+        </w:tabs>
+        <w:jc w:val="center"/>
+        <w:rPr>
+          <w:bCs/>
+        </w:rPr>
+      </w:pPr>
+    </w:p>
+    <w:p>
+      <w:pPr>
+        <w:tabs>
+          <w:tab w:val="left" w:pos="284"/>
+          <w:tab w:val="left" w:pos="502"/>
+        </w:tabs>
+        <w:jc w:val="center"/>
+        <w:rPr>
+          <w:bCs/>
+        </w:rPr>
+      </w:pPr>
+    </w:p>
+    <w:p>
+      <w:pPr>
+        <w:tabs>
+          <w:tab w:val="left" w:pos="284"/>
+          <w:tab w:val="left" w:pos="502"/>
+        </w:tabs>
+        <w:jc w:val="center"/>
+        <w:rPr>
+          <w:bCs/>
+        </w:rPr>
+      </w:pPr>
+    </w:p>
+    <w:p>
+      <w:pPr>
+        <w:tabs>
+          <w:tab w:val="left" w:pos="284"/>
+          <w:tab w:val="left" w:pos="502"/>
+        </w:tabs>
+        <w:jc w:val="center"/>
+        <w:rPr>
+          <w:bCs/>
+        </w:rPr>
+      </w:pPr>
+    </w:p>
+    <w:p>
+      <w:pPr>
+        <w:tabs>
+          <w:tab w:val="left" w:pos="284"/>
+          <w:tab w:val="left" w:pos="502"/>
+        </w:tabs>
+        <w:jc w:val="center"/>
+        <w:rPr>
+          <w:bCs/>
+        </w:rPr>
+      </w:pPr>
+    </w:p>
+    <w:p>
+      <w:pPr>
+        <w:tabs>
+          <w:tab w:val="left" w:pos="284"/>
+          <w:tab w:val="left" w:pos="502"/>
+        </w:tabs>
+        <w:jc w:val="center"/>
+        <w:rPr>
+          <w:bCs/>
+        </w:rPr>
+      </w:pPr>
+    </w:p>
+    <w:p>
+      <w:pPr>
+        <w:tabs>
+          <w:tab w:val="left" w:pos="284"/>
+          <w:tab w:val="left" w:pos="502"/>
+        </w:tabs>
+        <w:jc w:val="center"/>
+        <w:rPr>
+          <w:bCs/>
+        </w:rPr>
+      </w:pPr>
+    </w:p>
+    <w:p>
+      <w:pPr>
+        <w:tabs>
+          <w:tab w:val="left" w:pos="284"/>
+          <w:tab w:val="left" w:pos="502"/>
+        </w:tabs>
+        <w:jc w:val="center"/>
+        <w:rPr>
+          <w:bCs/>
+        </w:rPr>
+      </w:pPr>
+    </w:p>
+    <w:p>
+      <w:pPr>
+        <w:tabs>
+          <w:tab w:val="left" w:pos="284"/>
+          <w:tab w:val="left" w:pos="502"/>
+        </w:tabs>
+        <w:jc w:val="center"/>
+        <w:rPr>
+          <w:bCs/>
+        </w:rPr>
+      </w:pPr>
+    </w:p>
+    <w:p>
+      <w:pPr>
+        <w:tabs>
+          <w:tab w:val="left" w:pos="284"/>
+          <w:tab w:val="left" w:pos="502"/>
+        </w:tabs>
+        <w:jc w:val="center"/>
+        <w:rPr>
+          <w:bCs/>
+        </w:rPr>
+      </w:pPr>
+    </w:p>
+    <w:p>
+      <w:pPr>
+        <w:tabs>
+          <w:tab w:val="left" w:pos="284"/>
+          <w:tab w:val="left" w:pos="502"/>
+        </w:tabs>
+        <w:jc w:val="center"/>
+        <w:rPr>
+          <w:bCs/>
         </w:rPr>
       </w:pPr>
     </w:p>
@@ -5883,182 +9702,185 @@
     <w:tbl>
       <w:tblPr>
         <w:tblW w:w="0" w:type="auto"/>
-        <w:jc w:val="center"/>
-        <w:tblBorders>
-          <w:top w:val="single" w:sz="8" w:space="0" w:color="000000"/>
-          <w:left w:val="single" w:sz="8" w:space="0" w:color="000000"/>
-          <w:bottom w:val="single" w:sz="8" w:space="0" w:color="000000"/>
-          <w:right w:val="single" w:sz="8" w:space="0" w:color="000000"/>
-          <w:insideH w:val="single" w:sz="8" w:space="0" w:color="000000"/>
-          <w:insideV w:val="single" w:sz="8" w:space="0" w:color="000000"/>
-        </w:tblBorders>
-        <w:tblLayout w:type="fixed"/>
         <w:tblCellMar>
-          <w:left w:w="0" w:type="dxa"/>
-          <w:right w:w="0" w:type="dxa"/>
+          <w:top w:w="15" w:type="dxa"/>
+          <w:left w:w="15" w:type="dxa"/>
+          <w:bottom w:w="15" w:type="dxa"/>
+          <w:right w:w="15" w:type="dxa"/>
         </w:tblCellMar>
-        <w:tblLook w:val="01E0" w:firstRow="1" w:lastRow="1" w:firstColumn="1" w:lastColumn="1" w:noHBand="0" w:noVBand="0"/>
+        <w:tblLook w:val="04A0" w:firstRow="1" w:lastRow="0" w:firstColumn="1" w:lastColumn="0" w:noHBand="0" w:noVBand="1"/>
       </w:tblPr>
       <w:tblGrid>
-        <w:gridCol w:w="1124"/>
-        <w:gridCol w:w="2453"/>
-        <w:gridCol w:w="4294"/>
-        <w:gridCol w:w="1298"/>
+        <w:gridCol w:w="374"/>
+        <w:gridCol w:w="2712"/>
+        <w:gridCol w:w="3538"/>
+        <w:gridCol w:w="2302"/>
+        <w:gridCol w:w="1138"/>
       </w:tblGrid>
       <w:tr>
-        <w:trPr>
-          <w:trHeight w:val="176"/>
-          <w:jc w:val="center"/>
-        </w:trPr>
-        <w:tc>
-          <w:tcPr>
-            <w:tcW w:w="1124" w:type="dxa"/>
-          </w:tcPr>
-          <w:p>
-            <w:pPr>
-              <w:pStyle w:val="TableParagraph"/>
-              <w:tabs>
-                <w:tab w:val="left" w:pos="284"/>
-              </w:tabs>
-              <w:spacing w:before="14" w:line="250" w:lineRule="exact"/>
-              <w:ind w:left="284" w:right="87" w:hanging="284"/>
-              <w:jc w:val="both"/>
+        <w:tc>
+          <w:tcPr>
+            <w:tcW w:w="0" w:type="auto"/>
+            <w:tcBorders>
+              <w:top w:val="single" w:sz="6" w:space="0" w:color="000000"/>
+              <w:left w:val="single" w:sz="6" w:space="0" w:color="000000"/>
+              <w:bottom w:val="single" w:sz="6" w:space="0" w:color="000000"/>
+              <w:right w:val="single" w:sz="6" w:space="0" w:color="000000"/>
+            </w:tcBorders>
+            <w:vAlign w:val="center"/>
+            <w:hideMark/>
+          </w:tcPr>
+          <w:p>
+            <w:pPr>
+              <w:rPr>
+                <w:color w:val="000000"/>
+              </w:rPr>
+            </w:pPr>
+            <w:r>
               <w:rPr>
                 <w:b/>
-                <w:sz w:val="24"/>
-                <w:szCs w:val="24"/>
+                <w:bCs/>
+                <w:color w:val="000000"/>
+              </w:rPr>
+              <w:t>S/N</w:t>
+            </w:r>
+          </w:p>
+        </w:tc>
+        <w:tc>
+          <w:tcPr>
+            <w:tcW w:w="0" w:type="auto"/>
+            <w:tcBorders>
+              <w:top w:val="single" w:sz="6" w:space="0" w:color="000000"/>
+              <w:left w:val="single" w:sz="6" w:space="0" w:color="000000"/>
+              <w:bottom w:val="single" w:sz="6" w:space="0" w:color="000000"/>
+              <w:right w:val="single" w:sz="6" w:space="0" w:color="000000"/>
+            </w:tcBorders>
+            <w:vAlign w:val="center"/>
+            <w:hideMark/>
+          </w:tcPr>
+          <w:p>
+            <w:pPr>
+              <w:rPr>
+                <w:color w:val="000000"/>
               </w:rPr>
             </w:pPr>
             <w:r>
               <w:rPr>
                 <w:b/>
-                <w:spacing w:val="-5"/>
-                <w:sz w:val="24"/>
-                <w:szCs w:val="24"/>
-              </w:rPr>
-              <w:t>S/N</w:t>
-            </w:r>
-          </w:p>
-        </w:tc>
-        <w:tc>
-          <w:tcPr>
-            <w:tcW w:w="2453" w:type="dxa"/>
-          </w:tcPr>
-          <w:p>
-            <w:pPr>
-              <w:pStyle w:val="TableParagraph"/>
-              <w:tabs>
-                <w:tab w:val="left" w:pos="284"/>
-              </w:tabs>
-              <w:spacing w:before="14" w:line="250" w:lineRule="exact"/>
-              <w:ind w:left="284" w:hanging="284"/>
-              <w:jc w:val="both"/>
+                <w:bCs/>
+                <w:color w:val="000000"/>
+              </w:rPr>
+              <w:t>ITEM</w:t>
+            </w:r>
+          </w:p>
+        </w:tc>
+        <w:tc>
+          <w:tcPr>
+            <w:tcW w:w="0" w:type="auto"/>
+            <w:tcBorders>
+              <w:top w:val="single" w:sz="6" w:space="0" w:color="000000"/>
+              <w:left w:val="single" w:sz="6" w:space="0" w:color="000000"/>
+              <w:bottom w:val="single" w:sz="6" w:space="0" w:color="000000"/>
+              <w:right w:val="single" w:sz="6" w:space="0" w:color="000000"/>
+            </w:tcBorders>
+            <w:vAlign w:val="center"/>
+            <w:hideMark/>
+          </w:tcPr>
+          <w:p>
+            <w:pPr>
+              <w:rPr>
+                <w:color w:val="000000"/>
+              </w:rPr>
+            </w:pPr>
+            <w:r>
               <w:rPr>
                 <w:b/>
-                <w:sz w:val="24"/>
-                <w:szCs w:val="24"/>
+                <w:bCs/>
+                <w:color w:val="000000"/>
+              </w:rPr>
+              <w:t>DESCRIPTION</w:t>
+            </w:r>
+          </w:p>
+        </w:tc>
+        <w:tc>
+          <w:tcPr>
+            <w:tcW w:w="0" w:type="auto"/>
+            <w:tcBorders>
+              <w:top w:val="single" w:sz="6" w:space="0" w:color="000000"/>
+              <w:left w:val="single" w:sz="6" w:space="0" w:color="000000"/>
+              <w:bottom w:val="single" w:sz="6" w:space="0" w:color="000000"/>
+              <w:right w:val="single" w:sz="6" w:space="0" w:color="000000"/>
+            </w:tcBorders>
+            <w:vAlign w:val="center"/>
+            <w:hideMark/>
+          </w:tcPr>
+          <w:p>
+            <w:pPr>
+              <w:rPr>
+                <w:color w:val="000000"/>
               </w:rPr>
             </w:pPr>
             <w:r>
               <w:rPr>
                 <w:b/>
-                <w:spacing w:val="-4"/>
-                <w:sz w:val="24"/>
-                <w:szCs w:val="24"/>
-              </w:rPr>
-              <w:t>ITEM</w:t>
-            </w:r>
-          </w:p>
-        </w:tc>
-        <w:tc>
-          <w:tcPr>
-            <w:tcW w:w="4294" w:type="dxa"/>
-          </w:tcPr>
-          <w:p>
-            <w:pPr>
-              <w:pStyle w:val="TableParagraph"/>
-              <w:tabs>
-                <w:tab w:val="left" w:pos="284"/>
-              </w:tabs>
-              <w:spacing w:before="14" w:line="250" w:lineRule="exact"/>
-              <w:ind w:left="284" w:hanging="284"/>
-              <w:jc w:val="both"/>
+                <w:bCs/>
+                <w:color w:val="000000"/>
+              </w:rPr>
+              <w:t>REMARK</w:t>
+            </w:r>
+          </w:p>
+        </w:tc>
+        <w:tc>
+          <w:tcPr>
+            <w:tcW w:w="0" w:type="auto"/>
+            <w:tcBorders>
+              <w:top w:val="single" w:sz="6" w:space="0" w:color="000000"/>
+              <w:left w:val="single" w:sz="6" w:space="0" w:color="000000"/>
+              <w:bottom w:val="single" w:sz="6" w:space="0" w:color="000000"/>
+              <w:right w:val="single" w:sz="6" w:space="0" w:color="000000"/>
+            </w:tcBorders>
+            <w:vAlign w:val="center"/>
+            <w:hideMark/>
+          </w:tcPr>
+          <w:p>
+            <w:pPr>
+              <w:rPr>
+                <w:color w:val="000000"/>
+              </w:rPr>
+            </w:pPr>
+            <w:r>
               <w:rPr>
                 <w:b/>
-                <w:sz w:val="24"/>
-                <w:szCs w:val="24"/>
-              </w:rPr>
-            </w:pPr>
-            <w:r>
-              <w:rPr>
-                <w:b/>
-                <w:spacing w:val="-2"/>
-                <w:sz w:val="24"/>
-                <w:szCs w:val="24"/>
-              </w:rPr>
-              <w:t>DESCRIPTION</w:t>
-            </w:r>
-          </w:p>
-        </w:tc>
-        <w:tc>
-          <w:tcPr>
-            <w:tcW w:w="1298" w:type="dxa"/>
-          </w:tcPr>
-          <w:p>
-            <w:pPr>
-              <w:pStyle w:val="TableParagraph"/>
-              <w:tabs>
-                <w:tab w:val="left" w:pos="284"/>
-              </w:tabs>
-              <w:spacing w:before="14" w:line="250" w:lineRule="exact"/>
-              <w:ind w:left="284" w:hanging="284"/>
-              <w:jc w:val="both"/>
-              <w:rPr>
-                <w:b/>
-                <w:sz w:val="24"/>
-                <w:szCs w:val="24"/>
-              </w:rPr>
-            </w:pPr>
-            <w:r>
-              <w:rPr>
-                <w:b/>
-                <w:spacing w:val="-4"/>
-                <w:sz w:val="24"/>
-                <w:szCs w:val="24"/>
-              </w:rPr>
-              <w:t>COST</w:t>
+                <w:bCs/>
+                <w:color w:val="000000"/>
+              </w:rPr>
+              <w:t>COST (INR)</w:t>
             </w:r>
           </w:p>
         </w:tc>
       </w:tr>
       <w:tr>
-        <w:trPr>
-          <w:trHeight w:val="556"/>
-          <w:jc w:val="center"/>
-        </w:trPr>
-        <w:tc>
-          <w:tcPr>
-            <w:tcW w:w="1124" w:type="dxa"/>
-          </w:tcPr>
-          <w:p>
-            <w:pPr>
-              <w:pStyle w:val="TableParagraph"/>
-              <w:tabs>
-                <w:tab w:val="left" w:pos="284"/>
-              </w:tabs>
-              <w:spacing w:before="142"/>
-              <w:ind w:left="284" w:right="92" w:hanging="284"/>
-              <w:jc w:val="both"/>
-              <w:rPr>
-                <w:sz w:val="24"/>
-                <w:szCs w:val="24"/>
-              </w:rPr>
-            </w:pPr>
-            <w:r>
-              <w:rPr>
-                <w:spacing w:val="-10"/>
-                <w:sz w:val="24"/>
-                <w:szCs w:val="24"/>
+        <w:tc>
+          <w:tcPr>
+            <w:tcW w:w="0" w:type="auto"/>
+            <w:tcBorders>
+              <w:top w:val="single" w:sz="6" w:space="0" w:color="000000"/>
+              <w:left w:val="single" w:sz="6" w:space="0" w:color="000000"/>
+              <w:bottom w:val="single" w:sz="6" w:space="0" w:color="000000"/>
+              <w:right w:val="single" w:sz="6" w:space="0" w:color="000000"/>
+            </w:tcBorders>
+            <w:vAlign w:val="center"/>
+            <w:hideMark/>
+          </w:tcPr>
+          <w:p>
+            <w:pPr>
+              <w:rPr>
+                <w:color w:val="000000"/>
+              </w:rPr>
+            </w:pPr>
+            <w:r>
+              <w:rPr>
+                <w:color w:val="000000"/>
               </w:rPr>
               <w:t>1</w:t>
             </w:r>
@@ -6066,24 +9888,25 @@
         </w:tc>
         <w:tc>
           <w:tcPr>
-            <w:tcW w:w="2453" w:type="dxa"/>
-          </w:tcPr>
-          <w:p>
-            <w:pPr>
-              <w:pStyle w:val="TableParagraph"/>
-              <w:tabs>
-                <w:tab w:val="left" w:pos="284"/>
-              </w:tabs>
-              <w:ind w:left="284" w:hanging="284"/>
-              <w:rPr>
-                <w:sz w:val="24"/>
-                <w:szCs w:val="24"/>
-              </w:rPr>
-            </w:pPr>
-            <w:r>
-              <w:rPr>
-                <w:sz w:val="24"/>
-                <w:szCs w:val="24"/>
+            <w:tcW w:w="0" w:type="auto"/>
+            <w:tcBorders>
+              <w:top w:val="single" w:sz="6" w:space="0" w:color="000000"/>
+              <w:left w:val="single" w:sz="6" w:space="0" w:color="000000"/>
+              <w:bottom w:val="single" w:sz="6" w:space="0" w:color="000000"/>
+              <w:right w:val="single" w:sz="6" w:space="0" w:color="000000"/>
+            </w:tcBorders>
+            <w:vAlign w:val="center"/>
+            <w:hideMark/>
+          </w:tcPr>
+          <w:p>
+            <w:pPr>
+              <w:rPr>
+                <w:color w:val="000000"/>
+              </w:rPr>
+            </w:pPr>
+            <w:r>
+              <w:rPr>
+                <w:color w:val="000000"/>
               </w:rPr>
               <w:t>FPGA Development Board</w:t>
             </w:r>
@@ -6091,50 +9914,47 @@
         </w:tc>
         <w:tc>
           <w:tcPr>
-            <w:tcW w:w="4294" w:type="dxa"/>
-          </w:tcPr>
-          <w:p>
-            <w:pPr>
-              <w:pStyle w:val="TableParagraph"/>
-              <w:tabs>
-                <w:tab w:val="left" w:pos="284"/>
-              </w:tabs>
-              <w:ind w:left="284" w:hanging="284"/>
-              <w:jc w:val="both"/>
-              <w:rPr>
-                <w:sz w:val="24"/>
-                <w:szCs w:val="24"/>
+            <w:tcW w:w="0" w:type="auto"/>
+            <w:tcBorders>
+              <w:top w:val="single" w:sz="6" w:space="0" w:color="000000"/>
+              <w:left w:val="single" w:sz="6" w:space="0" w:color="000000"/>
+              <w:bottom w:val="single" w:sz="6" w:space="0" w:color="000000"/>
+              <w:right w:val="single" w:sz="6" w:space="0" w:color="000000"/>
+            </w:tcBorders>
+            <w:vAlign w:val="center"/>
+            <w:hideMark/>
+          </w:tcPr>
+          <w:p>
+            <w:pPr>
+              <w:rPr>
+                <w:color w:val="000000"/>
               </w:rPr>
             </w:pPr>
             <w:proofErr w:type="spellStart"/>
             <w:r>
               <w:rPr>
-                <w:sz w:val="24"/>
-                <w:szCs w:val="24"/>
+                <w:color w:val="000000"/>
               </w:rPr>
               <w:t>Digilent</w:t>
             </w:r>
             <w:proofErr w:type="spellEnd"/>
             <w:r>
               <w:rPr>
-                <w:sz w:val="24"/>
-                <w:szCs w:val="24"/>
+                <w:color w:val="000000"/>
               </w:rPr>
               <w:t xml:space="preserve"> </w:t>
             </w:r>
             <w:proofErr w:type="spellStart"/>
             <w:r>
               <w:rPr>
-                <w:sz w:val="24"/>
-                <w:szCs w:val="24"/>
+                <w:color w:val="000000"/>
               </w:rPr>
               <w:t>Basys</w:t>
             </w:r>
             <w:proofErr w:type="spellEnd"/>
             <w:r>
               <w:rPr>
-                <w:sz w:val="24"/>
-                <w:szCs w:val="24"/>
+                <w:color w:val="000000"/>
               </w:rPr>
               <w:t xml:space="preserve"> 3 (Xilinx Artix-7 XC7A35T)</w:t>
             </w:r>
@@ -6142,59 +9962,79 @@
         </w:tc>
         <w:tc>
           <w:tcPr>
-            <w:tcW w:w="1298" w:type="dxa"/>
-          </w:tcPr>
-          <w:p>
-            <w:pPr>
-              <w:pStyle w:val="TableParagraph"/>
-              <w:tabs>
-                <w:tab w:val="left" w:pos="284"/>
-              </w:tabs>
-              <w:ind w:left="284" w:hanging="284"/>
-              <w:jc w:val="both"/>
-              <w:rPr>
-                <w:sz w:val="24"/>
-                <w:szCs w:val="24"/>
-              </w:rPr>
-            </w:pPr>
-            <w:r>
-              <w:rPr>
-                <w:sz w:val="24"/>
-                <w:szCs w:val="24"/>
-              </w:rPr>
-              <w:t>₹ 26,578 </w:t>
+            <w:tcW w:w="0" w:type="auto"/>
+            <w:tcBorders>
+              <w:top w:val="single" w:sz="6" w:space="0" w:color="000000"/>
+              <w:left w:val="single" w:sz="6" w:space="0" w:color="000000"/>
+              <w:bottom w:val="single" w:sz="6" w:space="0" w:color="000000"/>
+              <w:right w:val="single" w:sz="6" w:space="0" w:color="000000"/>
+            </w:tcBorders>
+            <w:vAlign w:val="center"/>
+            <w:hideMark/>
+          </w:tcPr>
+          <w:p>
+            <w:pPr>
+              <w:rPr>
+                <w:color w:val="000000"/>
+              </w:rPr>
+            </w:pPr>
+            <w:r>
+              <w:rPr>
+                <w:color w:val="000000"/>
+              </w:rPr>
+              <w:t>Available in the college laboratory</w:t>
+            </w:r>
+          </w:p>
+        </w:tc>
+        <w:tc>
+          <w:tcPr>
+            <w:tcW w:w="0" w:type="auto"/>
+            <w:tcBorders>
+              <w:top w:val="single" w:sz="6" w:space="0" w:color="000000"/>
+              <w:left w:val="single" w:sz="6" w:space="0" w:color="000000"/>
+              <w:bottom w:val="single" w:sz="6" w:space="0" w:color="000000"/>
+              <w:right w:val="single" w:sz="6" w:space="0" w:color="000000"/>
+            </w:tcBorders>
+            <w:vAlign w:val="center"/>
+            <w:hideMark/>
+          </w:tcPr>
+          <w:p>
+            <w:pPr>
+              <w:rPr>
+                <w:color w:val="000000"/>
+              </w:rPr>
+            </w:pPr>
+            <w:r>
+              <w:rPr>
+                <w:color w:val="000000"/>
+              </w:rPr>
+              <w:t>₹18,000.00</w:t>
             </w:r>
           </w:p>
         </w:tc>
       </w:tr>
       <w:tr>
-        <w:trPr>
-          <w:trHeight w:val="284"/>
-          <w:jc w:val="center"/>
-        </w:trPr>
-        <w:tc>
-          <w:tcPr>
-            <w:tcW w:w="1124" w:type="dxa"/>
-          </w:tcPr>
-          <w:p>
-            <w:pPr>
-              <w:pStyle w:val="TableParagraph"/>
-              <w:tabs>
-                <w:tab w:val="left" w:pos="284"/>
-              </w:tabs>
-              <w:spacing w:line="264" w:lineRule="exact"/>
-              <w:ind w:left="284" w:right="92" w:hanging="284"/>
-              <w:jc w:val="both"/>
-              <w:rPr>
-                <w:sz w:val="24"/>
-                <w:szCs w:val="24"/>
-              </w:rPr>
-            </w:pPr>
-            <w:r>
-              <w:rPr>
-                <w:spacing w:val="-10"/>
-                <w:sz w:val="24"/>
-                <w:szCs w:val="24"/>
+        <w:tc>
+          <w:tcPr>
+            <w:tcW w:w="0" w:type="auto"/>
+            <w:tcBorders>
+              <w:top w:val="single" w:sz="6" w:space="0" w:color="000000"/>
+              <w:left w:val="single" w:sz="6" w:space="0" w:color="000000"/>
+              <w:bottom w:val="single" w:sz="6" w:space="0" w:color="000000"/>
+              <w:right w:val="single" w:sz="6" w:space="0" w:color="000000"/>
+            </w:tcBorders>
+            <w:vAlign w:val="center"/>
+            <w:hideMark/>
+          </w:tcPr>
+          <w:p>
+            <w:pPr>
+              <w:rPr>
+                <w:color w:val="000000"/>
+              </w:rPr>
+            </w:pPr>
+            <w:r>
+              <w:rPr>
+                <w:color w:val="000000"/>
               </w:rPr>
               <w:t>2</w:t>
             </w:r>
@@ -6202,196 +10042,503 @@
         </w:tc>
         <w:tc>
           <w:tcPr>
-            <w:tcW w:w="2453" w:type="dxa"/>
-          </w:tcPr>
-          <w:p>
-            <w:pPr>
-              <w:pStyle w:val="TableParagraph"/>
-              <w:tabs>
-                <w:tab w:val="left" w:pos="284"/>
-              </w:tabs>
-              <w:ind w:left="284" w:hanging="284"/>
-              <w:jc w:val="both"/>
-              <w:rPr>
-                <w:sz w:val="24"/>
-                <w:szCs w:val="24"/>
-              </w:rPr>
-            </w:pPr>
-            <w:r>
-              <w:rPr>
-                <w:sz w:val="24"/>
-                <w:szCs w:val="24"/>
-              </w:rPr>
-              <w:t>Cables and Accessories</w:t>
-            </w:r>
-          </w:p>
-        </w:tc>
-        <w:tc>
-          <w:tcPr>
-            <w:tcW w:w="4294" w:type="dxa"/>
-          </w:tcPr>
-          <w:p>
-            <w:pPr>
-              <w:pStyle w:val="TableParagraph"/>
-              <w:tabs>
-                <w:tab w:val="left" w:pos="284"/>
-              </w:tabs>
-              <w:ind w:left="284" w:hanging="284"/>
-              <w:jc w:val="both"/>
-              <w:rPr>
-                <w:sz w:val="24"/>
-                <w:szCs w:val="24"/>
-              </w:rPr>
-            </w:pPr>
-            <w:r>
-              <w:rPr>
-                <w:sz w:val="24"/>
-                <w:szCs w:val="24"/>
-              </w:rPr>
-              <w:t>USB programming cable, power supply, jumper wires, breadboard</w:t>
-            </w:r>
-          </w:p>
-        </w:tc>
-        <w:tc>
-          <w:tcPr>
-            <w:tcW w:w="1298" w:type="dxa"/>
-          </w:tcPr>
-          <w:p>
-            <w:pPr>
-              <w:pStyle w:val="TableParagraph"/>
-              <w:tabs>
-                <w:tab w:val="left" w:pos="284"/>
-              </w:tabs>
-              <w:ind w:left="284" w:hanging="284"/>
-              <w:jc w:val="both"/>
-              <w:rPr>
-                <w:sz w:val="24"/>
-                <w:szCs w:val="24"/>
-              </w:rPr>
-            </w:pPr>
-            <w:r>
-              <w:rPr>
-                <w:sz w:val="24"/>
-                <w:szCs w:val="24"/>
-              </w:rPr>
-              <w:t>₹ 1000</w:t>
+            <w:tcW w:w="0" w:type="auto"/>
+            <w:tcBorders>
+              <w:top w:val="single" w:sz="6" w:space="0" w:color="000000"/>
+              <w:left w:val="single" w:sz="6" w:space="0" w:color="000000"/>
+              <w:bottom w:val="single" w:sz="6" w:space="0" w:color="000000"/>
+              <w:right w:val="single" w:sz="6" w:space="0" w:color="000000"/>
+            </w:tcBorders>
+            <w:vAlign w:val="center"/>
+            <w:hideMark/>
+          </w:tcPr>
+          <w:p>
+            <w:pPr>
+              <w:rPr>
+                <w:color w:val="000000"/>
+              </w:rPr>
+            </w:pPr>
+            <w:r>
+              <w:rPr>
+                <w:color w:val="000000"/>
+              </w:rPr>
+              <w:t>Programming and Connection Accessories</w:t>
+            </w:r>
+          </w:p>
+        </w:tc>
+        <w:tc>
+          <w:tcPr>
+            <w:tcW w:w="0" w:type="auto"/>
+            <w:tcBorders>
+              <w:top w:val="single" w:sz="6" w:space="0" w:color="000000"/>
+              <w:left w:val="single" w:sz="6" w:space="0" w:color="000000"/>
+              <w:bottom w:val="single" w:sz="6" w:space="0" w:color="000000"/>
+              <w:right w:val="single" w:sz="6" w:space="0" w:color="000000"/>
+            </w:tcBorders>
+            <w:vAlign w:val="center"/>
+            <w:hideMark/>
+          </w:tcPr>
+          <w:p>
+            <w:pPr>
+              <w:rPr>
+                <w:color w:val="000000"/>
+              </w:rPr>
+            </w:pPr>
+            <w:r>
+              <w:rPr>
+                <w:color w:val="000000"/>
+              </w:rPr>
+              <w:t>USB cable, power adapter, jumper wires, and breadboard</w:t>
+            </w:r>
+          </w:p>
+        </w:tc>
+        <w:tc>
+          <w:tcPr>
+            <w:tcW w:w="0" w:type="auto"/>
+            <w:tcBorders>
+              <w:top w:val="single" w:sz="6" w:space="0" w:color="000000"/>
+              <w:left w:val="single" w:sz="6" w:space="0" w:color="000000"/>
+              <w:bottom w:val="single" w:sz="6" w:space="0" w:color="000000"/>
+              <w:right w:val="single" w:sz="6" w:space="0" w:color="000000"/>
+            </w:tcBorders>
+            <w:vAlign w:val="center"/>
+            <w:hideMark/>
+          </w:tcPr>
+          <w:p>
+            <w:pPr>
+              <w:rPr>
+                <w:color w:val="000000"/>
+              </w:rPr>
+            </w:pPr>
+            <w:r>
+              <w:rPr>
+                <w:color w:val="000000"/>
+              </w:rPr>
+              <w:t>Available in the college laboratory</w:t>
+            </w:r>
+          </w:p>
+        </w:tc>
+        <w:tc>
+          <w:tcPr>
+            <w:tcW w:w="0" w:type="auto"/>
+            <w:tcBorders>
+              <w:top w:val="single" w:sz="6" w:space="0" w:color="000000"/>
+              <w:left w:val="single" w:sz="6" w:space="0" w:color="000000"/>
+              <w:bottom w:val="single" w:sz="6" w:space="0" w:color="000000"/>
+              <w:right w:val="single" w:sz="6" w:space="0" w:color="000000"/>
+            </w:tcBorders>
+            <w:vAlign w:val="center"/>
+            <w:hideMark/>
+          </w:tcPr>
+          <w:p>
+            <w:pPr>
+              <w:rPr>
+                <w:color w:val="000000"/>
+              </w:rPr>
+            </w:pPr>
+            <w:r>
+              <w:rPr>
+                <w:color w:val="000000"/>
+              </w:rPr>
+              <w:t>₹2,500.00</w:t>
             </w:r>
           </w:p>
         </w:tc>
       </w:tr>
       <w:tr>
-        <w:trPr>
-          <w:trHeight w:val="268"/>
-          <w:jc w:val="center"/>
-        </w:trPr>
-        <w:tc>
-          <w:tcPr>
-            <w:tcW w:w="1124" w:type="dxa"/>
-          </w:tcPr>
-          <w:p>
-            <w:pPr>
-              <w:pStyle w:val="TableParagraph"/>
-              <w:tabs>
-                <w:tab w:val="left" w:pos="284"/>
-              </w:tabs>
-              <w:ind w:left="284" w:hanging="284"/>
-              <w:jc w:val="both"/>
-              <w:rPr>
-                <w:sz w:val="24"/>
-                <w:szCs w:val="24"/>
-              </w:rPr>
-            </w:pPr>
-          </w:p>
-        </w:tc>
-        <w:tc>
-          <w:tcPr>
-            <w:tcW w:w="2453" w:type="dxa"/>
-          </w:tcPr>
-          <w:p>
-            <w:pPr>
-              <w:pStyle w:val="TableParagraph"/>
-              <w:tabs>
-                <w:tab w:val="left" w:pos="284"/>
-              </w:tabs>
-              <w:spacing w:line="249" w:lineRule="exact"/>
-              <w:ind w:left="284" w:hanging="284"/>
-              <w:jc w:val="both"/>
+        <w:tc>
+          <w:tcPr>
+            <w:tcW w:w="0" w:type="auto"/>
+            <w:tcBorders>
+              <w:top w:val="single" w:sz="6" w:space="0" w:color="000000"/>
+              <w:left w:val="single" w:sz="6" w:space="0" w:color="000000"/>
+              <w:bottom w:val="single" w:sz="6" w:space="0" w:color="000000"/>
+              <w:right w:val="single" w:sz="6" w:space="0" w:color="000000"/>
+            </w:tcBorders>
+            <w:vAlign w:val="center"/>
+            <w:hideMark/>
+          </w:tcPr>
+          <w:p>
+            <w:pPr>
+              <w:rPr>
+                <w:color w:val="000000"/>
+              </w:rPr>
+            </w:pPr>
+            <w:r>
+              <w:rPr>
+                <w:color w:val="000000"/>
+              </w:rPr>
+              <w:t>3</w:t>
+            </w:r>
+          </w:p>
+        </w:tc>
+        <w:tc>
+          <w:tcPr>
+            <w:tcW w:w="0" w:type="auto"/>
+            <w:tcBorders>
+              <w:top w:val="single" w:sz="6" w:space="0" w:color="000000"/>
+              <w:left w:val="single" w:sz="6" w:space="0" w:color="000000"/>
+              <w:bottom w:val="single" w:sz="6" w:space="0" w:color="000000"/>
+              <w:right w:val="single" w:sz="6" w:space="0" w:color="000000"/>
+            </w:tcBorders>
+            <w:vAlign w:val="center"/>
+            <w:hideMark/>
+          </w:tcPr>
+          <w:p>
+            <w:pPr>
+              <w:rPr>
+                <w:color w:val="000000"/>
+              </w:rPr>
+            </w:pPr>
+            <w:r>
+              <w:rPr>
+                <w:color w:val="000000"/>
+              </w:rPr>
+              <w:t>Electronic Components</w:t>
+            </w:r>
+          </w:p>
+        </w:tc>
+        <w:tc>
+          <w:tcPr>
+            <w:tcW w:w="0" w:type="auto"/>
+            <w:tcBorders>
+              <w:top w:val="single" w:sz="6" w:space="0" w:color="000000"/>
+              <w:left w:val="single" w:sz="6" w:space="0" w:color="000000"/>
+              <w:bottom w:val="single" w:sz="6" w:space="0" w:color="000000"/>
+              <w:right w:val="single" w:sz="6" w:space="0" w:color="000000"/>
+            </w:tcBorders>
+            <w:vAlign w:val="center"/>
+            <w:hideMark/>
+          </w:tcPr>
+          <w:p>
+            <w:pPr>
+              <w:rPr>
+                <w:color w:val="000000"/>
+              </w:rPr>
+            </w:pPr>
+            <w:r>
+              <w:rPr>
+                <w:color w:val="000000"/>
+              </w:rPr>
+              <w:t>LEDs, resistors, switches, and basic prototyping hardware</w:t>
+            </w:r>
+          </w:p>
+        </w:tc>
+        <w:tc>
+          <w:tcPr>
+            <w:tcW w:w="0" w:type="auto"/>
+            <w:tcBorders>
+              <w:top w:val="single" w:sz="6" w:space="0" w:color="000000"/>
+              <w:left w:val="single" w:sz="6" w:space="0" w:color="000000"/>
+              <w:bottom w:val="single" w:sz="6" w:space="0" w:color="000000"/>
+              <w:right w:val="single" w:sz="6" w:space="0" w:color="000000"/>
+            </w:tcBorders>
+            <w:vAlign w:val="center"/>
+            <w:hideMark/>
+          </w:tcPr>
+          <w:p>
+            <w:pPr>
+              <w:rPr>
+                <w:color w:val="000000"/>
+              </w:rPr>
+            </w:pPr>
+            <w:r>
+              <w:rPr>
+                <w:color w:val="000000"/>
+              </w:rPr>
+              <w:t>To be procured as needed</w:t>
+            </w:r>
+          </w:p>
+        </w:tc>
+        <w:tc>
+          <w:tcPr>
+            <w:tcW w:w="0" w:type="auto"/>
+            <w:tcBorders>
+              <w:top w:val="single" w:sz="6" w:space="0" w:color="000000"/>
+              <w:left w:val="single" w:sz="6" w:space="0" w:color="000000"/>
+              <w:bottom w:val="single" w:sz="6" w:space="0" w:color="000000"/>
+              <w:right w:val="single" w:sz="6" w:space="0" w:color="000000"/>
+            </w:tcBorders>
+            <w:vAlign w:val="center"/>
+            <w:hideMark/>
+          </w:tcPr>
+          <w:p>
+            <w:pPr>
+              <w:rPr>
+                <w:color w:val="000000"/>
+              </w:rPr>
+            </w:pPr>
+            <w:r>
+              <w:rPr>
+                <w:color w:val="000000"/>
+              </w:rPr>
+              <w:t>₹1,200.00</w:t>
+            </w:r>
+          </w:p>
+        </w:tc>
+      </w:tr>
+      <w:tr>
+        <w:tc>
+          <w:tcPr>
+            <w:tcW w:w="0" w:type="auto"/>
+            <w:tcBorders>
+              <w:top w:val="single" w:sz="6" w:space="0" w:color="000000"/>
+              <w:left w:val="single" w:sz="6" w:space="0" w:color="000000"/>
+              <w:bottom w:val="single" w:sz="6" w:space="0" w:color="000000"/>
+              <w:right w:val="single" w:sz="6" w:space="0" w:color="000000"/>
+            </w:tcBorders>
+            <w:vAlign w:val="center"/>
+            <w:hideMark/>
+          </w:tcPr>
+          <w:p>
+            <w:pPr>
+              <w:rPr>
+                <w:color w:val="000000"/>
+              </w:rPr>
+            </w:pPr>
+            <w:r>
+              <w:rPr>
+                <w:color w:val="000000"/>
+              </w:rPr>
+              <w:t>4</w:t>
+            </w:r>
+          </w:p>
+        </w:tc>
+        <w:tc>
+          <w:tcPr>
+            <w:tcW w:w="0" w:type="auto"/>
+            <w:tcBorders>
+              <w:top w:val="single" w:sz="6" w:space="0" w:color="000000"/>
+              <w:left w:val="single" w:sz="6" w:space="0" w:color="000000"/>
+              <w:bottom w:val="single" w:sz="6" w:space="0" w:color="000000"/>
+              <w:right w:val="single" w:sz="6" w:space="0" w:color="000000"/>
+            </w:tcBorders>
+            <w:vAlign w:val="center"/>
+            <w:hideMark/>
+          </w:tcPr>
+          <w:p>
+            <w:pPr>
+              <w:rPr>
+                <w:color w:val="000000"/>
+              </w:rPr>
+            </w:pPr>
+            <w:r>
+              <w:rPr>
+                <w:color w:val="000000"/>
+              </w:rPr>
+              <w:t>Documentation and Printing</w:t>
+            </w:r>
+          </w:p>
+        </w:tc>
+        <w:tc>
+          <w:tcPr>
+            <w:tcW w:w="0" w:type="auto"/>
+            <w:tcBorders>
+              <w:top w:val="single" w:sz="6" w:space="0" w:color="000000"/>
+              <w:left w:val="single" w:sz="6" w:space="0" w:color="000000"/>
+              <w:bottom w:val="single" w:sz="6" w:space="0" w:color="000000"/>
+              <w:right w:val="single" w:sz="6" w:space="0" w:color="000000"/>
+            </w:tcBorders>
+            <w:vAlign w:val="center"/>
+            <w:hideMark/>
+          </w:tcPr>
+          <w:p>
+            <w:pPr>
+              <w:rPr>
+                <w:color w:val="000000"/>
+              </w:rPr>
+            </w:pPr>
+            <w:r>
+              <w:rPr>
+                <w:color w:val="000000"/>
+              </w:rPr>
+              <w:t>Printing of report, charts, and supporting documents</w:t>
+            </w:r>
+          </w:p>
+        </w:tc>
+        <w:tc>
+          <w:tcPr>
+            <w:tcW w:w="0" w:type="auto"/>
+            <w:tcBorders>
+              <w:top w:val="single" w:sz="6" w:space="0" w:color="000000"/>
+              <w:left w:val="single" w:sz="6" w:space="0" w:color="000000"/>
+              <w:bottom w:val="single" w:sz="6" w:space="0" w:color="000000"/>
+              <w:right w:val="single" w:sz="6" w:space="0" w:color="000000"/>
+            </w:tcBorders>
+            <w:vAlign w:val="center"/>
+            <w:hideMark/>
+          </w:tcPr>
+          <w:p>
+            <w:pPr>
+              <w:rPr>
+                <w:color w:val="000000"/>
+              </w:rPr>
+            </w:pPr>
+            <w:r>
+              <w:rPr>
+                <w:color w:val="000000"/>
+              </w:rPr>
+              <w:t>Required for final documentation</w:t>
+            </w:r>
+          </w:p>
+        </w:tc>
+        <w:tc>
+          <w:tcPr>
+            <w:tcW w:w="0" w:type="auto"/>
+            <w:tcBorders>
+              <w:top w:val="single" w:sz="6" w:space="0" w:color="000000"/>
+              <w:left w:val="single" w:sz="6" w:space="0" w:color="000000"/>
+              <w:bottom w:val="single" w:sz="6" w:space="0" w:color="000000"/>
+              <w:right w:val="single" w:sz="6" w:space="0" w:color="000000"/>
+            </w:tcBorders>
+            <w:vAlign w:val="center"/>
+            <w:hideMark/>
+          </w:tcPr>
+          <w:p>
+            <w:pPr>
+              <w:rPr>
+                <w:color w:val="000000"/>
+              </w:rPr>
+            </w:pPr>
+            <w:r>
+              <w:rPr>
+                <w:color w:val="000000"/>
+              </w:rPr>
+              <w:t>₹800.00</w:t>
+            </w:r>
+          </w:p>
+        </w:tc>
+      </w:tr>
+      <w:tr>
+        <w:tc>
+          <w:tcPr>
+            <w:tcW w:w="0" w:type="auto"/>
+            <w:tcBorders>
+              <w:top w:val="single" w:sz="6" w:space="0" w:color="000000"/>
+              <w:left w:val="single" w:sz="6" w:space="0" w:color="000000"/>
+              <w:bottom w:val="single" w:sz="6" w:space="0" w:color="000000"/>
+              <w:right w:val="single" w:sz="6" w:space="0" w:color="000000"/>
+            </w:tcBorders>
+            <w:vAlign w:val="center"/>
+            <w:hideMark/>
+          </w:tcPr>
+          <w:p>
+            <w:pPr>
+              <w:rPr>
+                <w:color w:val="000000"/>
+              </w:rPr>
+            </w:pPr>
+            <w:r>
+              <w:rPr>
+                <w:color w:val="000000"/>
+              </w:rPr>
+              <w:t> </w:t>
+            </w:r>
+          </w:p>
+        </w:tc>
+        <w:tc>
+          <w:tcPr>
+            <w:tcW w:w="0" w:type="auto"/>
+            <w:tcBorders>
+              <w:top w:val="single" w:sz="6" w:space="0" w:color="000000"/>
+              <w:left w:val="single" w:sz="6" w:space="0" w:color="000000"/>
+              <w:bottom w:val="single" w:sz="6" w:space="0" w:color="000000"/>
+              <w:right w:val="single" w:sz="6" w:space="0" w:color="000000"/>
+            </w:tcBorders>
+            <w:vAlign w:val="center"/>
+            <w:hideMark/>
+          </w:tcPr>
+          <w:p>
+            <w:pPr>
+              <w:rPr>
+                <w:color w:val="000000"/>
+              </w:rPr>
+            </w:pPr>
+            <w:r>
               <w:rPr>
                 <w:b/>
-                <w:sz w:val="24"/>
-                <w:szCs w:val="24"/>
-              </w:rPr>
-            </w:pPr>
-            <w:r>
-              <w:rPr>
-                <w:b/>
-                <w:sz w:val="24"/>
-                <w:szCs w:val="24"/>
-              </w:rPr>
-              <w:t>Grand</w:t>
-            </w:r>
-            <w:r>
-              <w:rPr>
-                <w:b/>
-                <w:spacing w:val="6"/>
-                <w:sz w:val="24"/>
-                <w:szCs w:val="24"/>
-              </w:rPr>
-              <w:t xml:space="preserve"> </w:t>
-            </w:r>
-            <w:r>
-              <w:rPr>
-                <w:b/>
-                <w:spacing w:val="-2"/>
-                <w:sz w:val="24"/>
-                <w:szCs w:val="24"/>
-              </w:rPr>
-              <w:t>Total</w:t>
-            </w:r>
-          </w:p>
-        </w:tc>
-        <w:tc>
-          <w:tcPr>
-            <w:tcW w:w="4294" w:type="dxa"/>
-          </w:tcPr>
-          <w:p>
-            <w:pPr>
-              <w:pStyle w:val="TableParagraph"/>
-              <w:tabs>
-                <w:tab w:val="left" w:pos="284"/>
-              </w:tabs>
-              <w:ind w:left="284" w:hanging="284"/>
-              <w:jc w:val="both"/>
-              <w:rPr>
-                <w:sz w:val="24"/>
-                <w:szCs w:val="24"/>
-              </w:rPr>
-            </w:pPr>
-          </w:p>
-        </w:tc>
-        <w:tc>
-          <w:tcPr>
-            <w:tcW w:w="1298" w:type="dxa"/>
-          </w:tcPr>
-          <w:p>
-            <w:pPr>
-              <w:pStyle w:val="TableParagraph"/>
-              <w:tabs>
-                <w:tab w:val="left" w:pos="284"/>
-              </w:tabs>
-              <w:ind w:left="284" w:hanging="284"/>
-              <w:jc w:val="both"/>
-              <w:rPr>
-                <w:sz w:val="24"/>
-                <w:szCs w:val="24"/>
-              </w:rPr>
-            </w:pPr>
-            <w:r>
-              <w:rPr>
-                <w:sz w:val="24"/>
-                <w:szCs w:val="24"/>
-              </w:rPr>
-              <w:t>₹ 27,578 </w:t>
+                <w:bCs/>
+                <w:color w:val="000000"/>
+              </w:rPr>
+              <w:t>Grand Total</w:t>
+            </w:r>
+          </w:p>
+        </w:tc>
+        <w:tc>
+          <w:tcPr>
+            <w:tcW w:w="0" w:type="auto"/>
+            <w:tcBorders>
+              <w:top w:val="single" w:sz="6" w:space="0" w:color="000000"/>
+              <w:left w:val="single" w:sz="6" w:space="0" w:color="000000"/>
+              <w:bottom w:val="single" w:sz="6" w:space="0" w:color="000000"/>
+              <w:right w:val="single" w:sz="6" w:space="0" w:color="000000"/>
+            </w:tcBorders>
+            <w:vAlign w:val="center"/>
+            <w:hideMark/>
+          </w:tcPr>
+          <w:p>
+            <w:pPr>
+              <w:rPr>
+                <w:color w:val="000000"/>
+              </w:rPr>
+            </w:pPr>
+            <w:r>
+              <w:rPr>
+                <w:color w:val="000000"/>
+              </w:rPr>
+              <w:t> </w:t>
+            </w:r>
+          </w:p>
+        </w:tc>
+        <w:tc>
+          <w:tcPr>
+            <w:tcW w:w="0" w:type="auto"/>
+            <w:tcBorders>
+              <w:top w:val="single" w:sz="6" w:space="0" w:color="000000"/>
+              <w:left w:val="single" w:sz="6" w:space="0" w:color="000000"/>
+              <w:bottom w:val="single" w:sz="6" w:space="0" w:color="000000"/>
+              <w:right w:val="single" w:sz="6" w:space="0" w:color="000000"/>
+            </w:tcBorders>
+            <w:vAlign w:val="center"/>
+            <w:hideMark/>
+          </w:tcPr>
+          <w:p>
+            <w:pPr>
+              <w:rPr>
+                <w:color w:val="000000"/>
+              </w:rPr>
+            </w:pPr>
+            <w:r>
+              <w:rPr>
+                <w:color w:val="000000"/>
+              </w:rPr>
+              <w:t> </w:t>
+            </w:r>
+          </w:p>
+        </w:tc>
+        <w:tc>
+          <w:tcPr>
+            <w:tcW w:w="0" w:type="auto"/>
+            <w:tcBorders>
+              <w:top w:val="single" w:sz="6" w:space="0" w:color="000000"/>
+              <w:left w:val="single" w:sz="6" w:space="0" w:color="000000"/>
+              <w:bottom w:val="single" w:sz="6" w:space="0" w:color="000000"/>
+              <w:right w:val="single" w:sz="6" w:space="0" w:color="000000"/>
+            </w:tcBorders>
+            <w:vAlign w:val="center"/>
+            <w:hideMark/>
+          </w:tcPr>
+          <w:p>
+            <w:pPr>
+              <w:rPr>
+                <w:color w:val="000000"/>
+              </w:rPr>
+            </w:pPr>
+            <w:r>
+              <w:rPr>
+                <w:color w:val="000000"/>
+              </w:rPr>
+              <w:t>₹22,500.00</w:t>
             </w:r>
           </w:p>
         </w:tc>
@@ -6406,6 +10553,9 @@
         <w:spacing w:before="139"/>
         <w:jc w:val="both"/>
       </w:pPr>
+      <w:r>
+        <w:t> </w:t>
+      </w:r>
     </w:p>
     <w:p>
       <w:pPr>
@@ -7202,247 +11352,15 @@
               <w:ind w:left="284" w:hanging="284"/>
               <w:jc w:val="center"/>
             </w:pPr>
-          </w:p>
-        </w:tc>
-        <w:tc>
-          <w:tcPr>
-            <w:tcW w:w="625" w:type="dxa"/>
-          </w:tcPr>
-          <w:p>
-            <w:pPr>
-              <w:pStyle w:val="TableParagraph"/>
-              <w:tabs>
-                <w:tab w:val="left" w:pos="284"/>
-              </w:tabs>
-              <w:ind w:left="284" w:hanging="284"/>
-              <w:jc w:val="center"/>
-            </w:pPr>
-          </w:p>
-        </w:tc>
-        <w:tc>
-          <w:tcPr>
-            <w:tcW w:w="592" w:type="dxa"/>
-          </w:tcPr>
-          <w:p>
-            <w:pPr>
-              <w:pStyle w:val="TableParagraph"/>
-              <w:tabs>
-                <w:tab w:val="left" w:pos="284"/>
-              </w:tabs>
-              <w:ind w:left="284" w:hanging="284"/>
-              <w:jc w:val="center"/>
-            </w:pPr>
-          </w:p>
-        </w:tc>
-        <w:tc>
-          <w:tcPr>
-            <w:tcW w:w="785" w:type="dxa"/>
-          </w:tcPr>
-          <w:p>
-            <w:pPr>
-              <w:pStyle w:val="TableParagraph"/>
-              <w:tabs>
-                <w:tab w:val="left" w:pos="284"/>
-              </w:tabs>
-              <w:ind w:left="284" w:hanging="284"/>
-              <w:jc w:val="center"/>
-            </w:pPr>
-          </w:p>
-        </w:tc>
-        <w:tc>
-          <w:tcPr>
-            <w:tcW w:w="673" w:type="dxa"/>
-          </w:tcPr>
-          <w:p>
-            <w:pPr>
-              <w:pStyle w:val="TableParagraph"/>
-              <w:tabs>
-                <w:tab w:val="left" w:pos="284"/>
-              </w:tabs>
-              <w:ind w:left="284" w:hanging="284"/>
-              <w:jc w:val="center"/>
-            </w:pPr>
-          </w:p>
-        </w:tc>
-      </w:tr>
-      <w:tr>
-        <w:trPr>
-          <w:trHeight w:val="572"/>
-          <w:jc w:val="center"/>
-        </w:trPr>
-        <w:tc>
-          <w:tcPr>
-            <w:tcW w:w="881" w:type="dxa"/>
-          </w:tcPr>
-          <w:p>
-            <w:pPr>
-              <w:pStyle w:val="TableParagraph"/>
-              <w:tabs>
-                <w:tab w:val="left" w:pos="284"/>
-              </w:tabs>
-              <w:spacing w:before="266" w:line="287" w:lineRule="exact"/>
-              <w:ind w:left="284" w:hanging="284"/>
-              <w:jc w:val="center"/>
-              <w:rPr>
-                <w:rFonts w:ascii="Calibri"/>
-                <w:b/>
-                <w:sz w:val="24"/>
-              </w:rPr>
-            </w:pPr>
-            <w:r>
-              <w:rPr>
-                <w:rFonts w:ascii="Calibri"/>
-                <w:b/>
-                <w:spacing w:val="-10"/>
-                <w:sz w:val="24"/>
-              </w:rPr>
-              <w:t>2</w:t>
-            </w:r>
-          </w:p>
-        </w:tc>
-        <w:tc>
-          <w:tcPr>
-            <w:tcW w:w="2131" w:type="dxa"/>
-          </w:tcPr>
-          <w:p>
-            <w:pPr>
-              <w:pStyle w:val="TableParagraph"/>
-              <w:tabs>
-                <w:tab w:val="left" w:pos="284"/>
-              </w:tabs>
-              <w:spacing w:line="268" w:lineRule="exact"/>
-              <w:ind w:left="284" w:hanging="284"/>
-              <w:jc w:val="center"/>
-              <w:rPr>
-                <w:rFonts w:ascii="Calibri"/>
-                <w:b/>
-                <w:sz w:val="24"/>
-              </w:rPr>
-            </w:pPr>
-            <w:r>
-              <w:rPr>
-                <w:rFonts w:ascii="Calibri"/>
-                <w:b/>
-                <w:sz w:val="24"/>
-              </w:rPr>
-              <w:t>Data</w:t>
-            </w:r>
-            <w:r>
-              <w:rPr>
-                <w:rFonts w:ascii="Calibri"/>
-                <w:b/>
-                <w:spacing w:val="4"/>
-                <w:sz w:val="24"/>
-              </w:rPr>
-              <w:t xml:space="preserve"> </w:t>
-            </w:r>
-            <w:r>
-              <w:rPr>
-                <w:rFonts w:ascii="Calibri"/>
-                <w:b/>
-                <w:sz w:val="24"/>
-              </w:rPr>
-              <w:t>collection</w:t>
-            </w:r>
-            <w:r>
-              <w:rPr>
-                <w:rFonts w:ascii="Calibri"/>
-                <w:b/>
-                <w:spacing w:val="-13"/>
-                <w:sz w:val="24"/>
-              </w:rPr>
-              <w:t xml:space="preserve"> </w:t>
-            </w:r>
-            <w:r>
-              <w:rPr>
-                <w:rFonts w:ascii="Calibri"/>
-                <w:b/>
-                <w:spacing w:val="-10"/>
-                <w:sz w:val="24"/>
-              </w:rPr>
-              <w:t>&amp;</w:t>
-            </w:r>
-          </w:p>
-          <w:p>
-            <w:pPr>
-              <w:pStyle w:val="TableParagraph"/>
-              <w:tabs>
-                <w:tab w:val="left" w:pos="284"/>
-              </w:tabs>
-              <w:spacing w:line="284" w:lineRule="exact"/>
-              <w:ind w:left="284" w:hanging="284"/>
-              <w:jc w:val="center"/>
-              <w:rPr>
-                <w:rFonts w:ascii="Calibri"/>
-                <w:b/>
-                <w:sz w:val="24"/>
-              </w:rPr>
-            </w:pPr>
-            <w:r>
-              <w:rPr>
-                <w:rFonts w:ascii="Calibri"/>
-                <w:b/>
-                <w:sz w:val="24"/>
-              </w:rPr>
-              <w:t>system</w:t>
-            </w:r>
-            <w:r>
-              <w:rPr>
-                <w:rFonts w:ascii="Calibri"/>
-                <w:b/>
-                <w:spacing w:val="-10"/>
-                <w:sz w:val="24"/>
-              </w:rPr>
-              <w:t xml:space="preserve"> </w:t>
-            </w:r>
-            <w:r>
-              <w:rPr>
-                <w:rFonts w:ascii="Calibri"/>
-                <w:b/>
-                <w:spacing w:val="-2"/>
-                <w:sz w:val="24"/>
-              </w:rPr>
-              <w:t>analysis</w:t>
-            </w:r>
-          </w:p>
-        </w:tc>
-        <w:tc>
-          <w:tcPr>
-            <w:tcW w:w="721" w:type="dxa"/>
-          </w:tcPr>
-          <w:p>
-            <w:pPr>
-              <w:pStyle w:val="TableParagraph"/>
-              <w:tabs>
-                <w:tab w:val="left" w:pos="284"/>
-              </w:tabs>
-              <w:ind w:left="284" w:hanging="284"/>
-              <w:jc w:val="center"/>
-            </w:pPr>
-          </w:p>
-        </w:tc>
-        <w:tc>
-          <w:tcPr>
-            <w:tcW w:w="625" w:type="dxa"/>
-          </w:tcPr>
-          <w:p>
-            <w:pPr>
-              <w:pStyle w:val="TableParagraph"/>
-              <w:tabs>
-                <w:tab w:val="left" w:pos="284"/>
-              </w:tabs>
-              <w:ind w:left="284" w:hanging="284"/>
-              <w:jc w:val="center"/>
-            </w:pPr>
             <w:r>
               <w:rPr>
                 <w:noProof/>
               </w:rPr>
               <w:drawing>
-                <wp:inline distT="0" distB="0" distL="0" distR="0" wp14:anchorId="7B01CC6C" wp14:editId="0F0C448C">
+                <wp:inline distT="0" distB="0" distL="0" distR="0" wp14:anchorId="1ED58259" wp14:editId="7FF649E0">
                   <wp:extent cx="327660" cy="327660"/>
                   <wp:effectExtent l="0" t="0" r="0" b="0"/>
-                  <wp:docPr id="563202775" name="Graphic 2" descr="Checkmark with solid fill"/>
+                  <wp:docPr id="1290431569" name="Graphic 2" descr="Checkmark with solid fill"/>
                   <wp:cNvGraphicFramePr>
                     <a:graphicFrameLocks xmlns:a="http://schemas.openxmlformats.org/drawingml/2006/main" noChangeAspect="1"/>
                   </wp:cNvGraphicFramePr>
@@ -7500,10 +11418,10 @@
                 <w:noProof/>
               </w:rPr>
               <w:drawing>
-                <wp:inline distT="0" distB="0" distL="0" distR="0" wp14:anchorId="3300F0DF" wp14:editId="4625614B">
+                <wp:inline distT="0" distB="0" distL="0" distR="0" wp14:anchorId="5E16DE01" wp14:editId="2E4FA7DA">
                   <wp:extent cx="327660" cy="327660"/>
                   <wp:effectExtent l="0" t="0" r="0" b="0"/>
-                  <wp:docPr id="267919743" name="Graphic 2" descr="Checkmark with solid fill"/>
+                  <wp:docPr id="1958867464" name="Graphic 2" descr="Checkmark with solid fill"/>
                   <wp:cNvGraphicFramePr>
                     <a:graphicFrameLocks xmlns:a="http://schemas.openxmlformats.org/drawingml/2006/main" noChangeAspect="1"/>
                   </wp:cNvGraphicFramePr>
@@ -7604,6 +11522,284 @@
               <w:tabs>
                 <w:tab w:val="left" w:pos="284"/>
               </w:tabs>
+              <w:spacing w:before="266" w:line="287" w:lineRule="exact"/>
+              <w:ind w:left="284" w:hanging="284"/>
+              <w:jc w:val="center"/>
+              <w:rPr>
+                <w:rFonts w:ascii="Calibri"/>
+                <w:b/>
+                <w:sz w:val="24"/>
+              </w:rPr>
+            </w:pPr>
+            <w:r>
+              <w:rPr>
+                <w:rFonts w:ascii="Calibri"/>
+                <w:b/>
+                <w:spacing w:val="-10"/>
+                <w:sz w:val="24"/>
+              </w:rPr>
+              <w:t>2</w:t>
+            </w:r>
+          </w:p>
+        </w:tc>
+        <w:tc>
+          <w:tcPr>
+            <w:tcW w:w="2131" w:type="dxa"/>
+          </w:tcPr>
+          <w:p>
+            <w:pPr>
+              <w:pStyle w:val="TableParagraph"/>
+              <w:tabs>
+                <w:tab w:val="left" w:pos="284"/>
+              </w:tabs>
+              <w:spacing w:line="268" w:lineRule="exact"/>
+              <w:ind w:left="284" w:hanging="284"/>
+              <w:jc w:val="center"/>
+              <w:rPr>
+                <w:rFonts w:ascii="Calibri"/>
+                <w:b/>
+                <w:sz w:val="24"/>
+              </w:rPr>
+            </w:pPr>
+            <w:r>
+              <w:rPr>
+                <w:rFonts w:ascii="Calibri"/>
+                <w:b/>
+                <w:sz w:val="24"/>
+              </w:rPr>
+              <w:t>Data</w:t>
+            </w:r>
+            <w:r>
+              <w:rPr>
+                <w:rFonts w:ascii="Calibri"/>
+                <w:b/>
+                <w:spacing w:val="4"/>
+                <w:sz w:val="24"/>
+              </w:rPr>
+              <w:t xml:space="preserve"> </w:t>
+            </w:r>
+            <w:r>
+              <w:rPr>
+                <w:rFonts w:ascii="Calibri"/>
+                <w:b/>
+                <w:sz w:val="24"/>
+              </w:rPr>
+              <w:t>collection</w:t>
+            </w:r>
+            <w:r>
+              <w:rPr>
+                <w:rFonts w:ascii="Calibri"/>
+                <w:b/>
+                <w:spacing w:val="-13"/>
+                <w:sz w:val="24"/>
+              </w:rPr>
+              <w:t xml:space="preserve"> </w:t>
+            </w:r>
+            <w:r>
+              <w:rPr>
+                <w:rFonts w:ascii="Calibri"/>
+                <w:b/>
+                <w:spacing w:val="-10"/>
+                <w:sz w:val="24"/>
+              </w:rPr>
+              <w:t>&amp;</w:t>
+            </w:r>
+          </w:p>
+          <w:p>
+            <w:pPr>
+              <w:pStyle w:val="TableParagraph"/>
+              <w:tabs>
+                <w:tab w:val="left" w:pos="284"/>
+              </w:tabs>
+              <w:spacing w:line="284" w:lineRule="exact"/>
+              <w:ind w:left="284" w:hanging="284"/>
+              <w:jc w:val="center"/>
+              <w:rPr>
+                <w:rFonts w:ascii="Calibri"/>
+                <w:b/>
+                <w:sz w:val="24"/>
+              </w:rPr>
+            </w:pPr>
+            <w:r>
+              <w:rPr>
+                <w:rFonts w:ascii="Calibri"/>
+                <w:b/>
+                <w:sz w:val="24"/>
+              </w:rPr>
+              <w:t>system</w:t>
+            </w:r>
+            <w:r>
+              <w:rPr>
+                <w:rFonts w:ascii="Calibri"/>
+                <w:b/>
+                <w:spacing w:val="-10"/>
+                <w:sz w:val="24"/>
+              </w:rPr>
+              <w:t xml:space="preserve"> </w:t>
+            </w:r>
+            <w:r>
+              <w:rPr>
+                <w:rFonts w:ascii="Calibri"/>
+                <w:b/>
+                <w:spacing w:val="-2"/>
+                <w:sz w:val="24"/>
+              </w:rPr>
+              <w:t>analysis</w:t>
+            </w:r>
+          </w:p>
+        </w:tc>
+        <w:tc>
+          <w:tcPr>
+            <w:tcW w:w="721" w:type="dxa"/>
+          </w:tcPr>
+          <w:p>
+            <w:pPr>
+              <w:pStyle w:val="TableParagraph"/>
+              <w:tabs>
+                <w:tab w:val="left" w:pos="284"/>
+              </w:tabs>
+              <w:ind w:left="284" w:hanging="284"/>
+              <w:jc w:val="center"/>
+            </w:pPr>
+            <w:r>
+              <w:rPr>
+                <w:noProof/>
+              </w:rPr>
+              <w:drawing>
+                <wp:inline distT="0" distB="0" distL="0" distR="0" wp14:anchorId="5024D9C0" wp14:editId="30C26D2C">
+                  <wp:extent cx="327660" cy="327660"/>
+                  <wp:effectExtent l="0" t="0" r="0" b="0"/>
+                  <wp:docPr id="1789155200" name="Graphic 2" descr="Checkmark with solid fill"/>
+                  <wp:cNvGraphicFramePr>
+                    <a:graphicFrameLocks xmlns:a="http://schemas.openxmlformats.org/drawingml/2006/main" noChangeAspect="1"/>
+                  </wp:cNvGraphicFramePr>
+                  <a:graphic xmlns:a="http://schemas.openxmlformats.org/drawingml/2006/main">
+                    <a:graphicData uri="http://schemas.openxmlformats.org/drawingml/2006/picture">
+                      <pic:pic xmlns:pic="http://schemas.openxmlformats.org/drawingml/2006/picture">
+                        <pic:nvPicPr>
+                          <pic:cNvPr id="1083601543" name="Graphic 1083601543" descr="Checkmark with solid fill"/>
+                          <pic:cNvPicPr/>
+                        </pic:nvPicPr>
+                        <pic:blipFill>
+                          <a:blip r:embed="rId15">
+                            <a:extLst>
+                              <a:ext uri="{96DAC541-7B7A-43D3-8B79-37D633B846F1}">
+                                <asvg:svgBlip xmlns:asvg="http://schemas.microsoft.com/office/drawing/2016/SVG/main" r:embed="rId16"/>
+                              </a:ext>
+                            </a:extLst>
+                          </a:blip>
+                          <a:stretch>
+                            <a:fillRect/>
+                          </a:stretch>
+                        </pic:blipFill>
+                        <pic:spPr>
+                          <a:xfrm>
+                            <a:off x="0" y="0"/>
+                            <a:ext cx="327660" cy="327660"/>
+                          </a:xfrm>
+                          <a:prstGeom prst="rect">
+                            <a:avLst/>
+                          </a:prstGeom>
+                        </pic:spPr>
+                      </pic:pic>
+                    </a:graphicData>
+                  </a:graphic>
+                </wp:inline>
+              </w:drawing>
+            </w:r>
+          </w:p>
+        </w:tc>
+        <w:tc>
+          <w:tcPr>
+            <w:tcW w:w="625" w:type="dxa"/>
+          </w:tcPr>
+          <w:p>
+            <w:pPr>
+              <w:pStyle w:val="TableParagraph"/>
+              <w:tabs>
+                <w:tab w:val="left" w:pos="284"/>
+              </w:tabs>
+              <w:ind w:left="284" w:hanging="284"/>
+              <w:jc w:val="center"/>
+            </w:pPr>
+          </w:p>
+        </w:tc>
+        <w:tc>
+          <w:tcPr>
+            <w:tcW w:w="625" w:type="dxa"/>
+          </w:tcPr>
+          <w:p>
+            <w:pPr>
+              <w:pStyle w:val="TableParagraph"/>
+              <w:tabs>
+                <w:tab w:val="left" w:pos="284"/>
+              </w:tabs>
+              <w:ind w:left="284" w:hanging="284"/>
+              <w:jc w:val="center"/>
+            </w:pPr>
+          </w:p>
+        </w:tc>
+        <w:tc>
+          <w:tcPr>
+            <w:tcW w:w="592" w:type="dxa"/>
+          </w:tcPr>
+          <w:p>
+            <w:pPr>
+              <w:pStyle w:val="TableParagraph"/>
+              <w:tabs>
+                <w:tab w:val="left" w:pos="284"/>
+              </w:tabs>
+              <w:ind w:left="284" w:hanging="284"/>
+              <w:jc w:val="center"/>
+            </w:pPr>
+          </w:p>
+        </w:tc>
+        <w:tc>
+          <w:tcPr>
+            <w:tcW w:w="785" w:type="dxa"/>
+          </w:tcPr>
+          <w:p>
+            <w:pPr>
+              <w:pStyle w:val="TableParagraph"/>
+              <w:tabs>
+                <w:tab w:val="left" w:pos="284"/>
+              </w:tabs>
+              <w:ind w:left="284" w:hanging="284"/>
+              <w:jc w:val="center"/>
+            </w:pPr>
+          </w:p>
+        </w:tc>
+        <w:tc>
+          <w:tcPr>
+            <w:tcW w:w="673" w:type="dxa"/>
+          </w:tcPr>
+          <w:p>
+            <w:pPr>
+              <w:pStyle w:val="TableParagraph"/>
+              <w:tabs>
+                <w:tab w:val="left" w:pos="284"/>
+              </w:tabs>
+              <w:ind w:left="284" w:hanging="284"/>
+              <w:jc w:val="center"/>
+            </w:pPr>
+          </w:p>
+        </w:tc>
+      </w:tr>
+      <w:tr>
+        <w:trPr>
+          <w:trHeight w:val="572"/>
+          <w:jc w:val="center"/>
+        </w:trPr>
+        <w:tc>
+          <w:tcPr>
+            <w:tcW w:w="881" w:type="dxa"/>
+          </w:tcPr>
+          <w:p>
+            <w:pPr>
+              <w:pStyle w:val="TableParagraph"/>
+              <w:tabs>
+                <w:tab w:val="left" w:pos="284"/>
+              </w:tabs>
               <w:spacing w:before="5"/>
               <w:ind w:left="284" w:hanging="284"/>
               <w:jc w:val="center"/>
@@ -7740,6 +11936,52 @@
               <w:ind w:left="284" w:hanging="284"/>
               <w:jc w:val="center"/>
             </w:pPr>
+            <w:r>
+              <w:rPr>
+                <w:noProof/>
+              </w:rPr>
+              <w:drawing>
+                <wp:inline distT="0" distB="0" distL="0" distR="0" wp14:anchorId="618A1EF3" wp14:editId="0AD23236">
+                  <wp:extent cx="327660" cy="327660"/>
+                  <wp:effectExtent l="0" t="0" r="0" b="0"/>
+                  <wp:docPr id="1882530725" name="Graphic 2" descr="Checkmark with solid fill"/>
+                  <wp:cNvGraphicFramePr>
+                    <a:graphicFrameLocks xmlns:a="http://schemas.openxmlformats.org/drawingml/2006/main" noChangeAspect="1"/>
+                  </wp:cNvGraphicFramePr>
+                  <a:graphic xmlns:a="http://schemas.openxmlformats.org/drawingml/2006/main">
+                    <a:graphicData uri="http://schemas.openxmlformats.org/drawingml/2006/picture">
+                      <pic:pic xmlns:pic="http://schemas.openxmlformats.org/drawingml/2006/picture">
+                        <pic:nvPicPr>
+                          <pic:cNvPr id="1083601543" name="Graphic 1083601543" descr="Checkmark with solid fill"/>
+                          <pic:cNvPicPr/>
+                        </pic:nvPicPr>
+                        <pic:blipFill>
+                          <a:blip r:embed="rId15">
+                            <a:extLst>
+                              <a:ext uri="{96DAC541-7B7A-43D3-8B79-37D633B846F1}">
+                                <asvg:svgBlip xmlns:asvg="http://schemas.microsoft.com/office/drawing/2016/SVG/main" r:embed="rId16"/>
+                              </a:ext>
+                            </a:extLst>
+                          </a:blip>
+                          <a:stretch>
+                            <a:fillRect/>
+                          </a:stretch>
+                        </pic:blipFill>
+                        <pic:spPr>
+                          <a:xfrm>
+                            <a:off x="0" y="0"/>
+                            <a:ext cx="327660" cy="327660"/>
+                          </a:xfrm>
+                          <a:prstGeom prst="rect">
+                            <a:avLst/>
+                          </a:prstGeom>
+                        </pic:spPr>
+                      </pic:pic>
+                    </a:graphicData>
+                  </a:graphic>
+                </wp:inline>
+              </w:drawing>
+            </w:r>
           </w:p>
         </w:tc>
         <w:tc>
@@ -7755,6 +11997,52 @@
               <w:ind w:left="284" w:hanging="284"/>
               <w:jc w:val="center"/>
             </w:pPr>
+            <w:r>
+              <w:rPr>
+                <w:noProof/>
+              </w:rPr>
+              <w:drawing>
+                <wp:inline distT="0" distB="0" distL="0" distR="0" wp14:anchorId="7D64E3AE" wp14:editId="227F816D">
+                  <wp:extent cx="327660" cy="327660"/>
+                  <wp:effectExtent l="0" t="0" r="0" b="0"/>
+                  <wp:docPr id="1675247607" name="Graphic 2" descr="Checkmark with solid fill"/>
+                  <wp:cNvGraphicFramePr>
+                    <a:graphicFrameLocks xmlns:a="http://schemas.openxmlformats.org/drawingml/2006/main" noChangeAspect="1"/>
+                  </wp:cNvGraphicFramePr>
+                  <a:graphic xmlns:a="http://schemas.openxmlformats.org/drawingml/2006/main">
+                    <a:graphicData uri="http://schemas.openxmlformats.org/drawingml/2006/picture">
+                      <pic:pic xmlns:pic="http://schemas.openxmlformats.org/drawingml/2006/picture">
+                        <pic:nvPicPr>
+                          <pic:cNvPr id="1083601543" name="Graphic 1083601543" descr="Checkmark with solid fill"/>
+                          <pic:cNvPicPr/>
+                        </pic:nvPicPr>
+                        <pic:blipFill>
+                          <a:blip r:embed="rId15">
+                            <a:extLst>
+                              <a:ext uri="{96DAC541-7B7A-43D3-8B79-37D633B846F1}">
+                                <asvg:svgBlip xmlns:asvg="http://schemas.microsoft.com/office/drawing/2016/SVG/main" r:embed="rId16"/>
+                              </a:ext>
+                            </a:extLst>
+                          </a:blip>
+                          <a:stretch>
+                            <a:fillRect/>
+                          </a:stretch>
+                        </pic:blipFill>
+                        <pic:spPr>
+                          <a:xfrm>
+                            <a:off x="0" y="0"/>
+                            <a:ext cx="327660" cy="327660"/>
+                          </a:xfrm>
+                          <a:prstGeom prst="rect">
+                            <a:avLst/>
+                          </a:prstGeom>
+                        </pic:spPr>
+                      </pic:pic>
+                    </a:graphicData>
+                  </a:graphic>
+                </wp:inline>
+              </w:drawing>
+            </w:r>
           </w:p>
         </w:tc>
         <w:tc>
@@ -7892,6 +12180,52 @@
               <w:ind w:left="284" w:hanging="284"/>
               <w:jc w:val="center"/>
             </w:pPr>
+            <w:r>
+              <w:rPr>
+                <w:noProof/>
+              </w:rPr>
+              <w:drawing>
+                <wp:inline distT="0" distB="0" distL="0" distR="0" wp14:anchorId="630D299D" wp14:editId="0B024BCC">
+                  <wp:extent cx="327660" cy="327660"/>
+                  <wp:effectExtent l="0" t="0" r="0" b="0"/>
+                  <wp:docPr id="181002295" name="Graphic 2" descr="Checkmark with solid fill"/>
+                  <wp:cNvGraphicFramePr>
+                    <a:graphicFrameLocks xmlns:a="http://schemas.openxmlformats.org/drawingml/2006/main" noChangeAspect="1"/>
+                  </wp:cNvGraphicFramePr>
+                  <a:graphic xmlns:a="http://schemas.openxmlformats.org/drawingml/2006/main">
+                    <a:graphicData uri="http://schemas.openxmlformats.org/drawingml/2006/picture">
+                      <pic:pic xmlns:pic="http://schemas.openxmlformats.org/drawingml/2006/picture">
+                        <pic:nvPicPr>
+                          <pic:cNvPr id="1083601543" name="Graphic 1083601543" descr="Checkmark with solid fill"/>
+                          <pic:cNvPicPr/>
+                        </pic:nvPicPr>
+                        <pic:blipFill>
+                          <a:blip r:embed="rId15">
+                            <a:extLst>
+                              <a:ext uri="{96DAC541-7B7A-43D3-8B79-37D633B846F1}">
+                                <asvg:svgBlip xmlns:asvg="http://schemas.microsoft.com/office/drawing/2016/SVG/main" r:embed="rId16"/>
+                              </a:ext>
+                            </a:extLst>
+                          </a:blip>
+                          <a:stretch>
+                            <a:fillRect/>
+                          </a:stretch>
+                        </pic:blipFill>
+                        <pic:spPr>
+                          <a:xfrm>
+                            <a:off x="0" y="0"/>
+                            <a:ext cx="327660" cy="327660"/>
+                          </a:xfrm>
+                          <a:prstGeom prst="rect">
+                            <a:avLst/>
+                          </a:prstGeom>
+                        </pic:spPr>
+                      </pic:pic>
+                    </a:graphicData>
+                  </a:graphic>
+                </wp:inline>
+              </w:drawing>
+            </w:r>
           </w:p>
         </w:tc>
         <w:tc>
@@ -7907,6 +12241,52 @@
               <w:ind w:left="284" w:hanging="284"/>
               <w:jc w:val="center"/>
             </w:pPr>
+            <w:r>
+              <w:rPr>
+                <w:noProof/>
+              </w:rPr>
+              <w:drawing>
+                <wp:inline distT="0" distB="0" distL="0" distR="0" wp14:anchorId="72993BCB" wp14:editId="7B97C152">
+                  <wp:extent cx="327660" cy="327660"/>
+                  <wp:effectExtent l="0" t="0" r="0" b="0"/>
+                  <wp:docPr id="1225877177" name="Graphic 2" descr="Checkmark with solid fill"/>
+                  <wp:cNvGraphicFramePr>
+                    <a:graphicFrameLocks xmlns:a="http://schemas.openxmlformats.org/drawingml/2006/main" noChangeAspect="1"/>
+                  </wp:cNvGraphicFramePr>
+                  <a:graphic xmlns:a="http://schemas.openxmlformats.org/drawingml/2006/main">
+                    <a:graphicData uri="http://schemas.openxmlformats.org/drawingml/2006/picture">
+                      <pic:pic xmlns:pic="http://schemas.openxmlformats.org/drawingml/2006/picture">
+                        <pic:nvPicPr>
+                          <pic:cNvPr id="1083601543" name="Graphic 1083601543" descr="Checkmark with solid fill"/>
+                          <pic:cNvPicPr/>
+                        </pic:nvPicPr>
+                        <pic:blipFill>
+                          <a:blip r:embed="rId15">
+                            <a:extLst>
+                              <a:ext uri="{96DAC541-7B7A-43D3-8B79-37D633B846F1}">
+                                <asvg:svgBlip xmlns:asvg="http://schemas.microsoft.com/office/drawing/2016/SVG/main" r:embed="rId16"/>
+                              </a:ext>
+                            </a:extLst>
+                          </a:blip>
+                          <a:stretch>
+                            <a:fillRect/>
+                          </a:stretch>
+                        </pic:blipFill>
+                        <pic:spPr>
+                          <a:xfrm>
+                            <a:off x="0" y="0"/>
+                            <a:ext cx="327660" cy="327660"/>
+                          </a:xfrm>
+                          <a:prstGeom prst="rect">
+                            <a:avLst/>
+                          </a:prstGeom>
+                        </pic:spPr>
+                      </pic:pic>
+                    </a:graphicData>
+                  </a:graphic>
+                </wp:inline>
+              </w:drawing>
+            </w:r>
           </w:p>
         </w:tc>
       </w:tr>
@@ -8317,6 +12697,52 @@
               <w:ind w:left="284" w:hanging="284"/>
               <w:jc w:val="center"/>
             </w:pPr>
+            <w:r>
+              <w:rPr>
+                <w:noProof/>
+              </w:rPr>
+              <w:drawing>
+                <wp:inline distT="0" distB="0" distL="0" distR="0" wp14:anchorId="55E6F6A4" wp14:editId="1890C6B3">
+                  <wp:extent cx="327660" cy="327660"/>
+                  <wp:effectExtent l="0" t="0" r="0" b="0"/>
+                  <wp:docPr id="1848136026" name="Graphic 2" descr="Checkmark with solid fill"/>
+                  <wp:cNvGraphicFramePr>
+                    <a:graphicFrameLocks xmlns:a="http://schemas.openxmlformats.org/drawingml/2006/main" noChangeAspect="1"/>
+                  </wp:cNvGraphicFramePr>
+                  <a:graphic xmlns:a="http://schemas.openxmlformats.org/drawingml/2006/main">
+                    <a:graphicData uri="http://schemas.openxmlformats.org/drawingml/2006/picture">
+                      <pic:pic xmlns:pic="http://schemas.openxmlformats.org/drawingml/2006/picture">
+                        <pic:nvPicPr>
+                          <pic:cNvPr id="1083601543" name="Graphic 1083601543" descr="Checkmark with solid fill"/>
+                          <pic:cNvPicPr/>
+                        </pic:nvPicPr>
+                        <pic:blipFill>
+                          <a:blip r:embed="rId15">
+                            <a:extLst>
+                              <a:ext uri="{96DAC541-7B7A-43D3-8B79-37D633B846F1}">
+                                <asvg:svgBlip xmlns:asvg="http://schemas.microsoft.com/office/drawing/2016/SVG/main" r:embed="rId16"/>
+                              </a:ext>
+                            </a:extLst>
+                          </a:blip>
+                          <a:stretch>
+                            <a:fillRect/>
+                          </a:stretch>
+                        </pic:blipFill>
+                        <pic:spPr>
+                          <a:xfrm>
+                            <a:off x="0" y="0"/>
+                            <a:ext cx="327660" cy="327660"/>
+                          </a:xfrm>
+                          <a:prstGeom prst="rect">
+                            <a:avLst/>
+                          </a:prstGeom>
+                        </pic:spPr>
+                      </pic:pic>
+                    </a:graphicData>
+                  </a:graphic>
+                </wp:inline>
+              </w:drawing>
+            </w:r>
           </w:p>
         </w:tc>
         <w:tc>
@@ -8332,6 +12758,52 @@
               <w:ind w:left="284" w:hanging="284"/>
               <w:jc w:val="center"/>
             </w:pPr>
+            <w:r>
+              <w:rPr>
+                <w:noProof/>
+              </w:rPr>
+              <w:drawing>
+                <wp:inline distT="0" distB="0" distL="0" distR="0" wp14:anchorId="7D80B0A9" wp14:editId="4D0640C0">
+                  <wp:extent cx="327660" cy="327660"/>
+                  <wp:effectExtent l="0" t="0" r="0" b="0"/>
+                  <wp:docPr id="1165735760" name="Graphic 2" descr="Checkmark with solid fill"/>
+                  <wp:cNvGraphicFramePr>
+                    <a:graphicFrameLocks xmlns:a="http://schemas.openxmlformats.org/drawingml/2006/main" noChangeAspect="1"/>
+                  </wp:cNvGraphicFramePr>
+                  <a:graphic xmlns:a="http://schemas.openxmlformats.org/drawingml/2006/main">
+                    <a:graphicData uri="http://schemas.openxmlformats.org/drawingml/2006/picture">
+                      <pic:pic xmlns:pic="http://schemas.openxmlformats.org/drawingml/2006/picture">
+                        <pic:nvPicPr>
+                          <pic:cNvPr id="1083601543" name="Graphic 1083601543" descr="Checkmark with solid fill"/>
+                          <pic:cNvPicPr/>
+                        </pic:nvPicPr>
+                        <pic:blipFill>
+                          <a:blip r:embed="rId15">
+                            <a:extLst>
+                              <a:ext uri="{96DAC541-7B7A-43D3-8B79-37D633B846F1}">
+                                <asvg:svgBlip xmlns:asvg="http://schemas.microsoft.com/office/drawing/2016/SVG/main" r:embed="rId16"/>
+                              </a:ext>
+                            </a:extLst>
+                          </a:blip>
+                          <a:stretch>
+                            <a:fillRect/>
+                          </a:stretch>
+                        </pic:blipFill>
+                        <pic:spPr>
+                          <a:xfrm>
+                            <a:off x="0" y="0"/>
+                            <a:ext cx="327660" cy="327660"/>
+                          </a:xfrm>
+                          <a:prstGeom prst="rect">
+                            <a:avLst/>
+                          </a:prstGeom>
+                        </pic:spPr>
+                      </pic:pic>
+                    </a:graphicData>
+                  </a:graphic>
+                </wp:inline>
+              </w:drawing>
+            </w:r>
           </w:p>
         </w:tc>
         <w:tc>
@@ -8347,6 +12819,52 @@
               <w:ind w:left="284" w:hanging="284"/>
               <w:jc w:val="center"/>
             </w:pPr>
+            <w:r>
+              <w:rPr>
+                <w:noProof/>
+              </w:rPr>
+              <w:drawing>
+                <wp:inline distT="0" distB="0" distL="0" distR="0" wp14:anchorId="129EEECF" wp14:editId="763C40F4">
+                  <wp:extent cx="327660" cy="327660"/>
+                  <wp:effectExtent l="0" t="0" r="0" b="0"/>
+                  <wp:docPr id="1754869530" name="Graphic 2" descr="Checkmark with solid fill"/>
+                  <wp:cNvGraphicFramePr>
+                    <a:graphicFrameLocks xmlns:a="http://schemas.openxmlformats.org/drawingml/2006/main" noChangeAspect="1"/>
+                  </wp:cNvGraphicFramePr>
+                  <a:graphic xmlns:a="http://schemas.openxmlformats.org/drawingml/2006/main">
+                    <a:graphicData uri="http://schemas.openxmlformats.org/drawingml/2006/picture">
+                      <pic:pic xmlns:pic="http://schemas.openxmlformats.org/drawingml/2006/picture">
+                        <pic:nvPicPr>
+                          <pic:cNvPr id="1083601543" name="Graphic 1083601543" descr="Checkmark with solid fill"/>
+                          <pic:cNvPicPr/>
+                        </pic:nvPicPr>
+                        <pic:blipFill>
+                          <a:blip r:embed="rId15">
+                            <a:extLst>
+                              <a:ext uri="{96DAC541-7B7A-43D3-8B79-37D633B846F1}">
+                                <asvg:svgBlip xmlns:asvg="http://schemas.microsoft.com/office/drawing/2016/SVG/main" r:embed="rId16"/>
+                              </a:ext>
+                            </a:extLst>
+                          </a:blip>
+                          <a:stretch>
+                            <a:fillRect/>
+                          </a:stretch>
+                        </pic:blipFill>
+                        <pic:spPr>
+                          <a:xfrm>
+                            <a:off x="0" y="0"/>
+                            <a:ext cx="327660" cy="327660"/>
+                          </a:xfrm>
+                          <a:prstGeom prst="rect">
+                            <a:avLst/>
+                          </a:prstGeom>
+                        </pic:spPr>
+                      </pic:pic>
+                    </a:graphicData>
+                  </a:graphic>
+                </wp:inline>
+              </w:drawing>
+            </w:r>
           </w:p>
         </w:tc>
         <w:tc>
@@ -8362,6 +12880,52 @@
               <w:ind w:left="284" w:hanging="284"/>
               <w:jc w:val="center"/>
             </w:pPr>
+            <w:r>
+              <w:rPr>
+                <w:noProof/>
+              </w:rPr>
+              <w:drawing>
+                <wp:inline distT="0" distB="0" distL="0" distR="0" wp14:anchorId="69698F97" wp14:editId="11B6830D">
+                  <wp:extent cx="327660" cy="327660"/>
+                  <wp:effectExtent l="0" t="0" r="0" b="0"/>
+                  <wp:docPr id="305861146" name="Graphic 2" descr="Checkmark with solid fill"/>
+                  <wp:cNvGraphicFramePr>
+                    <a:graphicFrameLocks xmlns:a="http://schemas.openxmlformats.org/drawingml/2006/main" noChangeAspect="1"/>
+                  </wp:cNvGraphicFramePr>
+                  <a:graphic xmlns:a="http://schemas.openxmlformats.org/drawingml/2006/main">
+                    <a:graphicData uri="http://schemas.openxmlformats.org/drawingml/2006/picture">
+                      <pic:pic xmlns:pic="http://schemas.openxmlformats.org/drawingml/2006/picture">
+                        <pic:nvPicPr>
+                          <pic:cNvPr id="1083601543" name="Graphic 1083601543" descr="Checkmark with solid fill"/>
+                          <pic:cNvPicPr/>
+                        </pic:nvPicPr>
+                        <pic:blipFill>
+                          <a:blip r:embed="rId15">
+                            <a:extLst>
+                              <a:ext uri="{96DAC541-7B7A-43D3-8B79-37D633B846F1}">
+                                <asvg:svgBlip xmlns:asvg="http://schemas.microsoft.com/office/drawing/2016/SVG/main" r:embed="rId16"/>
+                              </a:ext>
+                            </a:extLst>
+                          </a:blip>
+                          <a:stretch>
+                            <a:fillRect/>
+                          </a:stretch>
+                        </pic:blipFill>
+                        <pic:spPr>
+                          <a:xfrm>
+                            <a:off x="0" y="0"/>
+                            <a:ext cx="327660" cy="327660"/>
+                          </a:xfrm>
+                          <a:prstGeom prst="rect">
+                            <a:avLst/>
+                          </a:prstGeom>
+                        </pic:spPr>
+                      </pic:pic>
+                    </a:graphicData>
+                  </a:graphic>
+                </wp:inline>
+              </w:drawing>
+            </w:r>
           </w:p>
         </w:tc>
         <w:tc>
@@ -8807,7 +13371,6 @@
         <w:tabs>
           <w:tab w:val="left" w:pos="284"/>
         </w:tabs>
-        <w:ind w:left="284" w:hanging="284"/>
         <w:jc w:val="both"/>
       </w:pPr>
     </w:p>
@@ -8817,57 +13380,6 @@
         <w:tabs>
           <w:tab w:val="left" w:pos="284"/>
         </w:tabs>
-        <w:ind w:left="284" w:hanging="284"/>
-        <w:jc w:val="both"/>
-      </w:pPr>
-    </w:p>
-    <w:p>
-      <w:pPr>
-        <w:pStyle w:val="BodyText"/>
-        <w:tabs>
-          <w:tab w:val="left" w:pos="284"/>
-        </w:tabs>
-        <w:ind w:left="284" w:hanging="284"/>
-        <w:jc w:val="both"/>
-      </w:pPr>
-    </w:p>
-    <w:p>
-      <w:pPr>
-        <w:pStyle w:val="BodyText"/>
-        <w:tabs>
-          <w:tab w:val="left" w:pos="284"/>
-        </w:tabs>
-        <w:ind w:left="284" w:hanging="284"/>
-        <w:jc w:val="both"/>
-      </w:pPr>
-    </w:p>
-    <w:p>
-      <w:pPr>
-        <w:pStyle w:val="BodyText"/>
-        <w:tabs>
-          <w:tab w:val="left" w:pos="284"/>
-        </w:tabs>
-        <w:ind w:left="284" w:hanging="284"/>
-        <w:jc w:val="both"/>
-      </w:pPr>
-    </w:p>
-    <w:p>
-      <w:pPr>
-        <w:pStyle w:val="BodyText"/>
-        <w:tabs>
-          <w:tab w:val="left" w:pos="284"/>
-        </w:tabs>
-        <w:ind w:left="284" w:hanging="284"/>
-        <w:jc w:val="both"/>
-      </w:pPr>
-    </w:p>
-    <w:p>
-      <w:pPr>
-        <w:pStyle w:val="BodyText"/>
-        <w:tabs>
-          <w:tab w:val="left" w:pos="284"/>
-        </w:tabs>
-        <w:ind w:left="284" w:hanging="284"/>
         <w:jc w:val="both"/>
       </w:pPr>
     </w:p>
@@ -8977,35 +13489,7 @@
           <w:bCs/>
           <w:sz w:val="24"/>
         </w:rPr>
-        <w:t>: A compact FP16 matrix-multiplication accelerator for adaptive deep learning on RISC-V-based ultra-low-power SoCs,” in Proc. IEEE/ACM Int. Symp. Low Power Electronics and Design (ISLPED), Boston, MA, USA</w:t>
-      </w:r>
-      <w:r>
-        <w:rPr>
-          <w:bCs/>
-          <w:sz w:val="24"/>
-        </w:rPr>
-        <w:t xml:space="preserve"> </w:t>
-      </w:r>
-      <w:r>
-        <w:rPr>
-          <w:bCs/>
-          <w:sz w:val="24"/>
-        </w:rPr>
-        <w:t>pp. 1–6</w:t>
-      </w:r>
-      <w:r>
-        <w:rPr>
-          <w:bCs/>
-          <w:sz w:val="24"/>
-        </w:rPr>
-        <w:t>, 2022</w:t>
-      </w:r>
-      <w:r>
-        <w:rPr>
-          <w:bCs/>
-          <w:sz w:val="24"/>
-        </w:rPr>
-        <w:t>.</w:t>
+        <w:t>: A compact FP16 matrix-multiplication accelerator for adaptive deep learning on RISC-V-based ultra-low-power SoCs,” in Proc. IEEE/ACM Int. Symp. Low Power Electron. Des. (ISLPED), Boston, MA, USA, 2022, pp. 1–6.</w:t>
       </w:r>
     </w:p>
     <w:p>
@@ -9038,7 +13522,7 @@
           <w:bCs/>
           <w:sz w:val="24"/>
         </w:rPr>
-        <w:t xml:space="preserve">[2] M. Damian, J. Oppermann, C. Spang, and A. Koch, “SCAIE-V: An open-source scalable interface for ISA extensions for RISC-V processors,” in Proc. 59th ACM/IEEE Design Automation Conf. (DAC), San Francisco, CA, USA, pp. 1–6. </w:t>
+        <w:t xml:space="preserve">[2] M. Damian, J. Oppermann, C. Spang, and A. Koch, “SCAIE-V: An open-source scalable interface for ISA extensions for RISC-V processors,” in Proc. 59th ACM/IEEE Des. Autom. Conf. (DAC), San Francisco, CA, USA, 2022, pp. 1–6, </w:t>
       </w:r>
       <w:proofErr w:type="spellStart"/>
       <w:r>
@@ -9054,8 +13538,237 @@
           <w:bCs/>
           <w:sz w:val="24"/>
         </w:rPr>
-        <w:t>: 10.1145/3489517.3530432</w:t>
-      </w:r>
+        <w:t>: 10.1145/3489517.3530432.</w:t>
+      </w:r>
+    </w:p>
+    <w:p>
+      <w:pPr>
+        <w:tabs>
+          <w:tab w:val="left" w:pos="284"/>
+        </w:tabs>
+        <w:ind w:left="284" w:hanging="284"/>
+        <w:jc w:val="both"/>
+        <w:rPr>
+          <w:bCs/>
+          <w:sz w:val="24"/>
+        </w:rPr>
+      </w:pPr>
+    </w:p>
+    <w:p>
+      <w:pPr>
+        <w:tabs>
+          <w:tab w:val="left" w:pos="284"/>
+        </w:tabs>
+        <w:ind w:left="284" w:hanging="284"/>
+        <w:jc w:val="both"/>
+        <w:rPr>
+          <w:bCs/>
+          <w:sz w:val="24"/>
+        </w:rPr>
+      </w:pPr>
+      <w:r>
+        <w:rPr>
+          <w:bCs/>
+          <w:sz w:val="24"/>
+        </w:rPr>
+        <w:t xml:space="preserve">[3] K. S. Gorde, S. M. Sonavane, S. Hutke, and A. Hutke, “Analog artificial intelligence hardware for neural networks: Design trends and considerations,” Bull. </w:t>
+      </w:r>
+      <w:proofErr w:type="spellStart"/>
+      <w:r>
+        <w:rPr>
+          <w:bCs/>
+          <w:sz w:val="24"/>
+        </w:rPr>
+        <w:t>Electr</w:t>
+      </w:r>
+      <w:proofErr w:type="spellEnd"/>
+      <w:r>
+        <w:rPr>
+          <w:bCs/>
+          <w:sz w:val="24"/>
+        </w:rPr>
+        <w:t xml:space="preserve">. Eng. Inform., vol. 14, no. 6, pp. 4399–4410, Dec. 2025, </w:t>
+      </w:r>
+      <w:proofErr w:type="spellStart"/>
+      <w:r>
+        <w:rPr>
+          <w:bCs/>
+          <w:sz w:val="24"/>
+        </w:rPr>
+        <w:t>doi</w:t>
+      </w:r>
+      <w:proofErr w:type="spellEnd"/>
+      <w:r>
+        <w:rPr>
+          <w:bCs/>
+          <w:sz w:val="24"/>
+        </w:rPr>
+        <w:t>: 10.11591/</w:t>
+      </w:r>
+      <w:proofErr w:type="gramStart"/>
+      <w:r>
+        <w:rPr>
+          <w:bCs/>
+          <w:sz w:val="24"/>
+        </w:rPr>
+        <w:t>eei.v</w:t>
+      </w:r>
+      <w:proofErr w:type="gramEnd"/>
+      <w:r>
+        <w:rPr>
+          <w:bCs/>
+          <w:sz w:val="24"/>
+        </w:rPr>
+        <w:t>14i6.10842.</w:t>
+      </w:r>
+    </w:p>
+    <w:p>
+      <w:pPr>
+        <w:tabs>
+          <w:tab w:val="left" w:pos="284"/>
+        </w:tabs>
+        <w:ind w:left="284" w:hanging="284"/>
+        <w:jc w:val="both"/>
+        <w:rPr>
+          <w:bCs/>
+          <w:sz w:val="24"/>
+        </w:rPr>
+      </w:pPr>
+    </w:p>
+    <w:p>
+      <w:pPr>
+        <w:tabs>
+          <w:tab w:val="left" w:pos="284"/>
+        </w:tabs>
+        <w:ind w:left="284" w:hanging="284"/>
+        <w:jc w:val="both"/>
+        <w:rPr>
+          <w:bCs/>
+          <w:sz w:val="24"/>
+        </w:rPr>
+      </w:pPr>
+      <w:r>
+        <w:rPr>
+          <w:bCs/>
+          <w:sz w:val="24"/>
+        </w:rPr>
+        <w:t xml:space="preserve">[4] E. Rezunov, N. </w:t>
+      </w:r>
+      <w:proofErr w:type="spellStart"/>
+      <w:r>
+        <w:rPr>
+          <w:bCs/>
+          <w:sz w:val="24"/>
+        </w:rPr>
+        <w:t>Zurstraßen</w:t>
+      </w:r>
+      <w:proofErr w:type="spellEnd"/>
+      <w:r>
+        <w:rPr>
+          <w:bCs/>
+          <w:sz w:val="24"/>
+        </w:rPr>
+        <w:t xml:space="preserve">, L. M. Reimann, and R. </w:t>
+      </w:r>
+      <w:proofErr w:type="spellStart"/>
+      <w:r>
+        <w:rPr>
+          <w:bCs/>
+          <w:sz w:val="24"/>
+        </w:rPr>
+        <w:t>Leupers</w:t>
+      </w:r>
+      <w:proofErr w:type="spellEnd"/>
+      <w:r>
+        <w:rPr>
+          <w:bCs/>
+          <w:sz w:val="24"/>
+        </w:rPr>
+        <w:t xml:space="preserve">, “Automatic microarchitecture-aware custom instruction design for RISC-V processors,” in Proc. IEEE/ACM Int. Conf. </w:t>
+      </w:r>
+      <w:proofErr w:type="spellStart"/>
+      <w:proofErr w:type="gramStart"/>
+      <w:r>
+        <w:rPr>
+          <w:bCs/>
+          <w:sz w:val="24"/>
+        </w:rPr>
+        <w:t>Comput</w:t>
+      </w:r>
+      <w:proofErr w:type="spellEnd"/>
+      <w:r>
+        <w:rPr>
+          <w:bCs/>
+          <w:sz w:val="24"/>
+        </w:rPr>
+        <w:t>.-</w:t>
+      </w:r>
+      <w:proofErr w:type="gramEnd"/>
+      <w:r>
+        <w:rPr>
+          <w:bCs/>
+          <w:sz w:val="24"/>
+        </w:rPr>
+        <w:t xml:space="preserve">Aided Design (ICCAD), Munich, Germany, 2025, pp. 1–9, </w:t>
+      </w:r>
+      <w:proofErr w:type="spellStart"/>
+      <w:r>
+        <w:rPr>
+          <w:bCs/>
+          <w:sz w:val="24"/>
+        </w:rPr>
+        <w:t>doi</w:t>
+      </w:r>
+      <w:proofErr w:type="spellEnd"/>
+      <w:r>
+        <w:rPr>
+          <w:bCs/>
+          <w:sz w:val="24"/>
+        </w:rPr>
+        <w:t>: 10.1109/ICCAD66269.2025.11240781.</w:t>
+      </w:r>
+    </w:p>
+    <w:p>
+      <w:pPr>
+        <w:tabs>
+          <w:tab w:val="left" w:pos="284"/>
+        </w:tabs>
+        <w:ind w:left="284" w:hanging="284"/>
+        <w:jc w:val="both"/>
+        <w:rPr>
+          <w:bCs/>
+          <w:sz w:val="24"/>
+        </w:rPr>
+      </w:pPr>
+    </w:p>
+    <w:p>
+      <w:pPr>
+        <w:tabs>
+          <w:tab w:val="left" w:pos="284"/>
+        </w:tabs>
+        <w:ind w:left="284" w:hanging="284"/>
+        <w:jc w:val="both"/>
+        <w:rPr>
+          <w:bCs/>
+          <w:sz w:val="24"/>
+        </w:rPr>
+      </w:pPr>
+      <w:r>
+        <w:rPr>
+          <w:bCs/>
+          <w:sz w:val="24"/>
+        </w:rPr>
+        <w:t xml:space="preserve">[5] P. Warden and D. </w:t>
+      </w:r>
+      <w:proofErr w:type="spellStart"/>
+      <w:r>
+        <w:rPr>
+          <w:bCs/>
+          <w:sz w:val="24"/>
+        </w:rPr>
+        <w:t>Situnayake</w:t>
+      </w:r>
+      <w:proofErr w:type="spellEnd"/>
       <w:r>
         <w:rPr>
           <w:bCs/>
@@ -9063,19 +13776,21 @@
         </w:rPr>
         <w:t xml:space="preserve">, </w:t>
       </w:r>
-      <w:r>
-        <w:rPr>
-          <w:bCs/>
-          <w:sz w:val="24"/>
-        </w:rPr>
-        <w:t>2022</w:t>
-      </w:r>
-      <w:r>
-        <w:rPr>
-          <w:bCs/>
-          <w:sz w:val="24"/>
-        </w:rPr>
-        <w:t>.</w:t>
+      <w:proofErr w:type="spellStart"/>
+      <w:r>
+        <w:rPr>
+          <w:bCs/>
+          <w:sz w:val="24"/>
+        </w:rPr>
+        <w:t>TinyML</w:t>
+      </w:r>
+      <w:proofErr w:type="spellEnd"/>
+      <w:r>
+        <w:rPr>
+          <w:bCs/>
+          <w:sz w:val="24"/>
+        </w:rPr>
+        <w:t>: Machine learning with TensorFlow Lite on Arduino and ultra-low-power microcontrollers. Sebastopol, CA, USA: O’Reilly Media, 2021.</w:t>
       </w:r>
     </w:p>
     <w:p>
@@ -9108,7 +13823,7 @@
           <w:bCs/>
           <w:sz w:val="24"/>
         </w:rPr>
-        <w:t xml:space="preserve">[3] K. S. Gorde, S. M. Sonavane, S. Hutke, and A. Hutke, “Analog artificial intelligence hardware for neural networks: Design trends and considerations,” Bull. </w:t>
+        <w:t xml:space="preserve">[6] A. Waterman and K. </w:t>
       </w:r>
       <w:proofErr w:type="spellStart"/>
       <w:r>
@@ -9116,7 +13831,7 @@
           <w:bCs/>
           <w:sz w:val="24"/>
         </w:rPr>
-        <w:t>Electr</w:t>
+        <w:t>Asanović</w:t>
       </w:r>
       <w:proofErr w:type="spellEnd"/>
       <w:r>
@@ -9124,7 +13839,73 @@
           <w:bCs/>
           <w:sz w:val="24"/>
         </w:rPr>
-        <w:t xml:space="preserve">. Eng. Inform., vol. 14, no. 6, pp. 4399–4410, </w:t>
+        <w:t>, The RISC-V instruction set manual. Berkeley, CA, USA: CS Division, Univ. California, 2017.</w:t>
+      </w:r>
+    </w:p>
+    <w:p>
+      <w:pPr>
+        <w:tabs>
+          <w:tab w:val="left" w:pos="284"/>
+        </w:tabs>
+        <w:ind w:left="284" w:hanging="284"/>
+        <w:jc w:val="both"/>
+        <w:rPr>
+          <w:bCs/>
+          <w:sz w:val="24"/>
+        </w:rPr>
+      </w:pPr>
+    </w:p>
+    <w:p>
+      <w:pPr>
+        <w:tabs>
+          <w:tab w:val="left" w:pos="284"/>
+        </w:tabs>
+        <w:ind w:left="284" w:hanging="284"/>
+        <w:jc w:val="both"/>
+        <w:rPr>
+          <w:bCs/>
+          <w:sz w:val="24"/>
+        </w:rPr>
+      </w:pPr>
+      <w:r>
+        <w:rPr>
+          <w:bCs/>
+          <w:sz w:val="24"/>
+        </w:rPr>
+        <w:t>[7] Xilinx, Inc., 7 Series FPGAs data sheet: Overview. San Jose, CA, USA, 2023.</w:t>
+      </w:r>
+    </w:p>
+    <w:p>
+      <w:pPr>
+        <w:tabs>
+          <w:tab w:val="left" w:pos="284"/>
+        </w:tabs>
+        <w:ind w:left="284" w:hanging="284"/>
+        <w:jc w:val="both"/>
+        <w:rPr>
+          <w:bCs/>
+          <w:sz w:val="24"/>
+        </w:rPr>
+      </w:pPr>
+    </w:p>
+    <w:p>
+      <w:pPr>
+        <w:tabs>
+          <w:tab w:val="left" w:pos="284"/>
+        </w:tabs>
+        <w:ind w:left="284" w:hanging="284"/>
+        <w:jc w:val="both"/>
+        <w:rPr>
+          <w:bCs/>
+          <w:sz w:val="24"/>
+        </w:rPr>
+      </w:pPr>
+      <w:r>
+        <w:rPr>
+          <w:bCs/>
+          <w:sz w:val="24"/>
+        </w:rPr>
+        <w:t xml:space="preserve">[8] </w:t>
       </w:r>
       <w:proofErr w:type="spellStart"/>
       <w:r>
@@ -9132,7 +13913,7 @@
           <w:bCs/>
           <w:sz w:val="24"/>
         </w:rPr>
-        <w:t>doi</w:t>
+        <w:t>Digilent</w:t>
       </w:r>
       <w:proofErr w:type="spellEnd"/>
       <w:r>
@@ -9140,24 +13921,66 @@
           <w:bCs/>
           <w:sz w:val="24"/>
         </w:rPr>
-        <w:t>: 10.11591/</w:t>
-      </w:r>
-      <w:proofErr w:type="gramStart"/>
-      <w:r>
-        <w:rPr>
-          <w:bCs/>
-          <w:sz w:val="24"/>
-        </w:rPr>
-        <w:t>eei.v</w:t>
-      </w:r>
-      <w:proofErr w:type="gramEnd"/>
-      <w:r>
-        <w:rPr>
-          <w:bCs/>
-          <w:sz w:val="24"/>
-        </w:rPr>
-        <w:t>14i6.10842</w:t>
-      </w:r>
+        <w:t xml:space="preserve">, Inc., </w:t>
+      </w:r>
+      <w:proofErr w:type="spellStart"/>
+      <w:r>
+        <w:rPr>
+          <w:bCs/>
+          <w:sz w:val="24"/>
+        </w:rPr>
+        <w:t>Basys</w:t>
+      </w:r>
+      <w:proofErr w:type="spellEnd"/>
+      <w:r>
+        <w:rPr>
+          <w:bCs/>
+          <w:sz w:val="24"/>
+        </w:rPr>
+        <w:t xml:space="preserve"> 3 Artix-7 FPGA trainer board reference manual. Pullman, WA, USA, 2020.</w:t>
+      </w:r>
+    </w:p>
+    <w:p>
+      <w:pPr>
+        <w:tabs>
+          <w:tab w:val="left" w:pos="284"/>
+        </w:tabs>
+        <w:ind w:left="284" w:hanging="284"/>
+        <w:jc w:val="both"/>
+        <w:rPr>
+          <w:bCs/>
+          <w:sz w:val="24"/>
+        </w:rPr>
+      </w:pPr>
+    </w:p>
+    <w:p>
+      <w:pPr>
+        <w:tabs>
+          <w:tab w:val="left" w:pos="284"/>
+        </w:tabs>
+        <w:ind w:left="284" w:hanging="284"/>
+        <w:jc w:val="both"/>
+        <w:rPr>
+          <w:bCs/>
+          <w:sz w:val="24"/>
+        </w:rPr>
+      </w:pPr>
+      <w:r>
+        <w:rPr>
+          <w:bCs/>
+          <w:sz w:val="24"/>
+        </w:rPr>
+        <w:t xml:space="preserve">[9] C. Spear and G. </w:t>
+      </w:r>
+      <w:proofErr w:type="spellStart"/>
+      <w:r>
+        <w:rPr>
+          <w:bCs/>
+          <w:sz w:val="24"/>
+        </w:rPr>
+        <w:t>Tumbush</w:t>
+      </w:r>
+      <w:proofErr w:type="spellEnd"/>
       <w:r>
         <w:rPr>
           <w:bCs/>
@@ -9165,12 +13988,21 @@
         </w:rPr>
         <w:t xml:space="preserve">, </w:t>
       </w:r>
-      <w:r>
-        <w:rPr>
-          <w:bCs/>
-          <w:sz w:val="24"/>
-        </w:rPr>
-        <w:t>Dec. 2025.</w:t>
+      <w:proofErr w:type="spellStart"/>
+      <w:r>
+        <w:rPr>
+          <w:bCs/>
+          <w:sz w:val="24"/>
+        </w:rPr>
+        <w:t>SystemVerilog</w:t>
+      </w:r>
+      <w:proofErr w:type="spellEnd"/>
+      <w:r>
+        <w:rPr>
+          <w:bCs/>
+          <w:sz w:val="24"/>
+        </w:rPr>
+        <w:t xml:space="preserve"> for verification: A guide to learning the testbench language features, 3rd ed. New York, NY, USA: Springer, 2012.</w:t>
       </w:r>
     </w:p>
     <w:p>
@@ -9203,7 +14035,7 @@
           <w:bCs/>
           <w:sz w:val="24"/>
         </w:rPr>
-        <w:t xml:space="preserve">[4] E. Rezunov, N. </w:t>
+        <w:t xml:space="preserve">[10] P. P. Chu, FPGA prototyping by </w:t>
       </w:r>
       <w:proofErr w:type="spellStart"/>
       <w:r>
@@ -9211,7 +14043,7 @@
           <w:bCs/>
           <w:sz w:val="24"/>
         </w:rPr>
-        <w:t>Zurstraßen</w:t>
+        <w:t>SystemVerilog</w:t>
       </w:r>
       <w:proofErr w:type="spellEnd"/>
       <w:r>
@@ -9219,53 +14051,7 @@
           <w:bCs/>
           <w:sz w:val="24"/>
         </w:rPr>
-        <w:t xml:space="preserve">, L. M. Reimann, and R. </w:t>
-      </w:r>
-      <w:proofErr w:type="spellStart"/>
-      <w:r>
-        <w:rPr>
-          <w:bCs/>
-          <w:sz w:val="24"/>
-        </w:rPr>
-        <w:t>Leupers</w:t>
-      </w:r>
-      <w:proofErr w:type="spellEnd"/>
-      <w:r>
-        <w:rPr>
-          <w:bCs/>
-          <w:sz w:val="24"/>
-        </w:rPr>
-        <w:t xml:space="preserve">, “Automatic microarchitecture-aware custom instruction design for RISC-V processors,” in Proc. IEEE/ACM Int. Conf. Computer-Aided Design (ICCAD), Munich, Germany, pp. 1–9. </w:t>
-      </w:r>
-      <w:proofErr w:type="spellStart"/>
-      <w:r>
-        <w:rPr>
-          <w:bCs/>
-          <w:sz w:val="24"/>
-        </w:rPr>
-        <w:t>doi</w:t>
-      </w:r>
-      <w:proofErr w:type="spellEnd"/>
-      <w:r>
-        <w:rPr>
-          <w:bCs/>
-          <w:sz w:val="24"/>
-        </w:rPr>
-        <w:t>: 10.1109/ICCAD66269.2025.11240781</w:t>
-      </w:r>
-      <w:r>
-        <w:rPr>
-          <w:bCs/>
-          <w:sz w:val="24"/>
-        </w:rPr>
-        <w:t>, 2025</w:t>
-      </w:r>
-      <w:r>
-        <w:rPr>
-          <w:bCs/>
-          <w:sz w:val="24"/>
-        </w:rPr>
-        <w:t>.</w:t>
+        <w:t xml:space="preserve"> examples: Xilinx Spartan-3 version. Hoboken, NJ, USA: Wiley, 2018.</w:t>
       </w:r>
     </w:p>
     <w:p>
@@ -9293,6 +14079,13 @@
           <w:sz w:val="24"/>
         </w:rPr>
       </w:pPr>
+      <w:r>
+        <w:rPr>
+          <w:bCs/>
+          <w:sz w:val="24"/>
+        </w:rPr>
+        <w:t>[11] B. A. Forouzan, Data communications and networking, 5th ed. New York, NY, USA: McGraw-Hill, 2013.</w:t>
+      </w:r>
     </w:p>
     <w:p>
       <w:pPr>
@@ -9319,6 +14112,13 @@
           <w:sz w:val="24"/>
         </w:rPr>
       </w:pPr>
+      <w:r>
+        <w:rPr>
+          <w:bCs/>
+          <w:sz w:val="24"/>
+        </w:rPr>
+        <w:t>[12] “How FPGAs work—explained in simple terms,” YouTube video. [Online]. Available: https://www.youtube.com/watch?v=Qp_dWrP4R2s. Accessed: Aug. 31, 2026.</w:t>
+      </w:r>
     </w:p>
     <w:p>
       <w:pPr>
@@ -9338,293 +14138,6 @@
         <w:tabs>
           <w:tab w:val="left" w:pos="284"/>
         </w:tabs>
-        <w:ind w:left="284" w:hanging="284"/>
-        <w:jc w:val="both"/>
-        <w:rPr>
-          <w:bCs/>
-          <w:sz w:val="24"/>
-        </w:rPr>
-      </w:pPr>
-    </w:p>
-    <w:p>
-      <w:pPr>
-        <w:tabs>
-          <w:tab w:val="left" w:pos="284"/>
-        </w:tabs>
-        <w:ind w:left="284" w:hanging="284"/>
-        <w:jc w:val="both"/>
-        <w:rPr>
-          <w:bCs/>
-          <w:sz w:val="24"/>
-        </w:rPr>
-      </w:pPr>
-    </w:p>
-    <w:p>
-      <w:pPr>
-        <w:tabs>
-          <w:tab w:val="left" w:pos="284"/>
-        </w:tabs>
-        <w:ind w:left="284" w:hanging="284"/>
-        <w:jc w:val="both"/>
-        <w:rPr>
-          <w:bCs/>
-          <w:sz w:val="24"/>
-        </w:rPr>
-      </w:pPr>
-    </w:p>
-    <w:p>
-      <w:pPr>
-        <w:tabs>
-          <w:tab w:val="left" w:pos="284"/>
-        </w:tabs>
-        <w:ind w:left="284" w:hanging="284"/>
-        <w:jc w:val="both"/>
-        <w:rPr>
-          <w:bCs/>
-          <w:sz w:val="24"/>
-        </w:rPr>
-      </w:pPr>
-    </w:p>
-    <w:p>
-      <w:pPr>
-        <w:tabs>
-          <w:tab w:val="left" w:pos="284"/>
-        </w:tabs>
-        <w:ind w:left="284" w:hanging="284"/>
-        <w:jc w:val="both"/>
-        <w:rPr>
-          <w:bCs/>
-          <w:sz w:val="24"/>
-        </w:rPr>
-      </w:pPr>
-    </w:p>
-    <w:p>
-      <w:pPr>
-        <w:tabs>
-          <w:tab w:val="left" w:pos="284"/>
-        </w:tabs>
-        <w:ind w:left="284" w:hanging="284"/>
-        <w:jc w:val="both"/>
-        <w:rPr>
-          <w:bCs/>
-          <w:sz w:val="24"/>
-        </w:rPr>
-      </w:pPr>
-    </w:p>
-    <w:p>
-      <w:pPr>
-        <w:tabs>
-          <w:tab w:val="left" w:pos="284"/>
-        </w:tabs>
-        <w:ind w:left="284" w:hanging="284"/>
-        <w:jc w:val="both"/>
-        <w:rPr>
-          <w:bCs/>
-          <w:sz w:val="24"/>
-        </w:rPr>
-      </w:pPr>
-    </w:p>
-    <w:p>
-      <w:pPr>
-        <w:tabs>
-          <w:tab w:val="left" w:pos="284"/>
-        </w:tabs>
-        <w:ind w:left="284" w:hanging="284"/>
-        <w:jc w:val="both"/>
-        <w:rPr>
-          <w:bCs/>
-          <w:sz w:val="24"/>
-        </w:rPr>
-      </w:pPr>
-    </w:p>
-    <w:p>
-      <w:pPr>
-        <w:tabs>
-          <w:tab w:val="left" w:pos="284"/>
-        </w:tabs>
-        <w:ind w:left="284" w:hanging="284"/>
-        <w:jc w:val="both"/>
-        <w:rPr>
-          <w:bCs/>
-          <w:sz w:val="24"/>
-        </w:rPr>
-      </w:pPr>
-    </w:p>
-    <w:p>
-      <w:pPr>
-        <w:tabs>
-          <w:tab w:val="left" w:pos="284"/>
-        </w:tabs>
-        <w:ind w:left="284" w:hanging="284"/>
-        <w:jc w:val="both"/>
-        <w:rPr>
-          <w:bCs/>
-          <w:sz w:val="24"/>
-        </w:rPr>
-      </w:pPr>
-    </w:p>
-    <w:p>
-      <w:pPr>
-        <w:tabs>
-          <w:tab w:val="left" w:pos="284"/>
-        </w:tabs>
-        <w:ind w:left="284" w:hanging="284"/>
-        <w:jc w:val="both"/>
-        <w:rPr>
-          <w:bCs/>
-          <w:sz w:val="24"/>
-        </w:rPr>
-      </w:pPr>
-    </w:p>
-    <w:p>
-      <w:pPr>
-        <w:tabs>
-          <w:tab w:val="left" w:pos="284"/>
-        </w:tabs>
-        <w:ind w:left="284" w:hanging="284"/>
-        <w:jc w:val="both"/>
-        <w:rPr>
-          <w:bCs/>
-          <w:sz w:val="24"/>
-        </w:rPr>
-      </w:pPr>
-    </w:p>
-    <w:p>
-      <w:pPr>
-        <w:tabs>
-          <w:tab w:val="left" w:pos="284"/>
-        </w:tabs>
-        <w:ind w:left="284" w:hanging="284"/>
-        <w:jc w:val="both"/>
-        <w:rPr>
-          <w:bCs/>
-          <w:sz w:val="24"/>
-        </w:rPr>
-      </w:pPr>
-    </w:p>
-    <w:p>
-      <w:pPr>
-        <w:tabs>
-          <w:tab w:val="left" w:pos="284"/>
-        </w:tabs>
-        <w:ind w:left="284" w:hanging="284"/>
-        <w:jc w:val="both"/>
-        <w:rPr>
-          <w:bCs/>
-          <w:sz w:val="24"/>
-        </w:rPr>
-      </w:pPr>
-    </w:p>
-    <w:p>
-      <w:pPr>
-        <w:tabs>
-          <w:tab w:val="left" w:pos="284"/>
-        </w:tabs>
-        <w:ind w:left="284" w:hanging="284"/>
-        <w:jc w:val="both"/>
-        <w:rPr>
-          <w:bCs/>
-          <w:sz w:val="24"/>
-        </w:rPr>
-      </w:pPr>
-    </w:p>
-    <w:p>
-      <w:pPr>
-        <w:tabs>
-          <w:tab w:val="left" w:pos="284"/>
-        </w:tabs>
-        <w:ind w:left="284" w:hanging="284"/>
-        <w:jc w:val="both"/>
-        <w:rPr>
-          <w:bCs/>
-          <w:sz w:val="24"/>
-        </w:rPr>
-      </w:pPr>
-    </w:p>
-    <w:p>
-      <w:pPr>
-        <w:tabs>
-          <w:tab w:val="left" w:pos="284"/>
-        </w:tabs>
-        <w:ind w:left="284" w:hanging="284"/>
-        <w:jc w:val="both"/>
-        <w:rPr>
-          <w:bCs/>
-          <w:sz w:val="24"/>
-        </w:rPr>
-      </w:pPr>
-    </w:p>
-    <w:p>
-      <w:pPr>
-        <w:tabs>
-          <w:tab w:val="left" w:pos="284"/>
-        </w:tabs>
-        <w:ind w:left="284" w:hanging="284"/>
-        <w:jc w:val="both"/>
-        <w:rPr>
-          <w:bCs/>
-          <w:sz w:val="24"/>
-        </w:rPr>
-      </w:pPr>
-    </w:p>
-    <w:p>
-      <w:pPr>
-        <w:tabs>
-          <w:tab w:val="left" w:pos="284"/>
-        </w:tabs>
-        <w:ind w:left="284" w:hanging="284"/>
-        <w:jc w:val="both"/>
-        <w:rPr>
-          <w:bCs/>
-          <w:sz w:val="24"/>
-        </w:rPr>
-      </w:pPr>
-    </w:p>
-    <w:p>
-      <w:pPr>
-        <w:tabs>
-          <w:tab w:val="left" w:pos="284"/>
-        </w:tabs>
-        <w:ind w:left="284" w:hanging="284"/>
-        <w:jc w:val="both"/>
-        <w:rPr>
-          <w:bCs/>
-          <w:sz w:val="24"/>
-        </w:rPr>
-      </w:pPr>
-    </w:p>
-    <w:p>
-      <w:pPr>
-        <w:tabs>
-          <w:tab w:val="left" w:pos="284"/>
-        </w:tabs>
-        <w:ind w:left="284" w:hanging="284"/>
-        <w:jc w:val="both"/>
-        <w:rPr>
-          <w:bCs/>
-          <w:sz w:val="24"/>
-        </w:rPr>
-      </w:pPr>
-    </w:p>
-    <w:p>
-      <w:pPr>
-        <w:tabs>
-          <w:tab w:val="left" w:pos="284"/>
-        </w:tabs>
-        <w:ind w:left="284" w:hanging="284"/>
-        <w:jc w:val="both"/>
-        <w:rPr>
-          <w:bCs/>
-          <w:sz w:val="24"/>
-        </w:rPr>
-      </w:pPr>
-    </w:p>
-    <w:p>
-      <w:pPr>
-        <w:tabs>
-          <w:tab w:val="left" w:pos="284"/>
-        </w:tabs>
-        <w:ind w:left="284" w:hanging="284"/>
         <w:jc w:val="both"/>
         <w:rPr>
           <w:bCs/>
@@ -9638,7 +14151,76 @@
           <w:tab w:val="left" w:pos="284"/>
         </w:tabs>
         <w:spacing w:before="1"/>
-        <w:ind w:left="284" w:hanging="284"/>
+        <w:jc w:val="both"/>
+        <w:rPr>
+          <w:b/>
+          <w:spacing w:val="-2"/>
+          <w:sz w:val="24"/>
+        </w:rPr>
+      </w:pPr>
+    </w:p>
+    <w:p>
+      <w:pPr>
+        <w:tabs>
+          <w:tab w:val="left" w:pos="284"/>
+        </w:tabs>
+        <w:spacing w:before="1"/>
+        <w:jc w:val="both"/>
+        <w:rPr>
+          <w:b/>
+          <w:spacing w:val="-2"/>
+          <w:sz w:val="24"/>
+        </w:rPr>
+      </w:pPr>
+    </w:p>
+    <w:p>
+      <w:pPr>
+        <w:tabs>
+          <w:tab w:val="left" w:pos="284"/>
+        </w:tabs>
+        <w:spacing w:before="1"/>
+        <w:jc w:val="both"/>
+        <w:rPr>
+          <w:b/>
+          <w:spacing w:val="-2"/>
+          <w:sz w:val="24"/>
+        </w:rPr>
+      </w:pPr>
+    </w:p>
+    <w:p>
+      <w:pPr>
+        <w:tabs>
+          <w:tab w:val="left" w:pos="284"/>
+        </w:tabs>
+        <w:spacing w:before="1"/>
+        <w:jc w:val="both"/>
+        <w:rPr>
+          <w:b/>
+          <w:spacing w:val="-2"/>
+          <w:sz w:val="24"/>
+        </w:rPr>
+      </w:pPr>
+    </w:p>
+    <w:p>
+      <w:pPr>
+        <w:tabs>
+          <w:tab w:val="left" w:pos="284"/>
+        </w:tabs>
+        <w:spacing w:before="1"/>
+        <w:jc w:val="both"/>
+        <w:rPr>
+          <w:b/>
+          <w:spacing w:val="-2"/>
+          <w:sz w:val="24"/>
+        </w:rPr>
+      </w:pPr>
+    </w:p>
+    <w:p>
+      <w:pPr>
+        <w:tabs>
+          <w:tab w:val="left" w:pos="284"/>
+        </w:tabs>
+        <w:spacing w:before="1"/>
         <w:jc w:val="both"/>
         <w:rPr>
           <w:b/>
@@ -10332,7 +14914,7 @@
 </file>
 
 <file path=word/endnotes.xml><?xml version="1.0" encoding="utf-8"?>
-<w:endnotes xmlns:wpc="http://schemas.microsoft.com/office/word/2010/wordprocessingCanvas" xmlns:cx="http://schemas.microsoft.com/office/drawing/2014/chartex" xmlns:cx1="http://schemas.microsoft.com/office/drawing/2015/9/8/chartex" xmlns:cx2="http://schemas.microsoft.com/office/drawing/2015/10/21/chartex" xmlns:cx3="http://schemas.microsoft.com/office/drawing/2016/5/9/chartex" xmlns:cx4="http://schemas.microsoft.com/office/drawing/2016/5/10/chartex" xmlns:cx5="http://schemas.microsoft.com/office/drawing/2016/5/11/chartex" xmlns:cx6="http://schemas.microsoft.com/office/drawing/2016/5/12/chartex" xmlns:cx7="http://schemas.microsoft.com/office/drawing/2016/5/13/chartex" xmlns:cx8="http://schemas.microsoft.com/office/drawing/2016/5/14/chartex" xmlns:mc="http://schemas.openxmlformats.org/markup-compatibility/2006" xmlns:aink="http://schemas.microsoft.com/office/drawing/2016/ink" xmlns:am3d="http://schemas.microsoft.com/office/drawing/2017/model3d" xmlns:o="urn:schemas-microsoft-com:office:office" xmlns:oel="http://schemas.microsoft.com/office/2019/extlst" xmlns:r="http://schemas.openxmlformats.org/officeDocument/2006/relationships" xmlns:m="http://schemas.openxmlformats.org/officeDocument/2006/math" xmlns:v="urn:schemas-microsoft-com:vml" xmlns:wp14="http://schemas.microsoft.com/office/word/2010/wordprocessingDrawing" xmlns:wp="http://schemas.openxmlformats.org/drawingml/2006/wordprocessingDrawing" xmlns:w10="urn:schemas-microsoft-com:office:word" xmlns:w="http://schemas.openxmlformats.org/wordprocessingml/2006/main" xmlns:w14="http://schemas.microsoft.com/office/word/2010/wordml" xmlns:w15="http://schemas.microsoft.com/office/word/2012/wordml" xmlns:w16cei="http://schemas.microsoft.com/office/word/2026/wordml/cei" xmlns:w16cex="http://schemas.microsoft.com/office/word/2018/wordml/cex" xmlns:w16cid="http://schemas.microsoft.com/office/word/2016/wordml/cid" xmlns:w16="http://schemas.microsoft.com/office/word/2018/wordml" xmlns:w16du="http://schemas.microsoft.com/office/word/2023/wordml/word16du" xmlns:w16sdtdh="http://schemas.microsoft.com/office/word/2020/wordml/sdtdatahash" xmlns:w16sdtfl="http://schemas.microsoft.com/office/word/2024/wordml/sdtformatlock" xmlns:w16se="http://schemas.microsoft.com/office/word/2015/wordml/symex" xmlns:wpg="http://schemas.microsoft.com/office/word/2010/wordprocessingGroup" xmlns:wpi="http://schemas.microsoft.com/office/word/2010/wordprocessingInk" xmlns:wne="http://schemas.microsoft.com/office/word/2006/wordml" xmlns:wps="http://schemas.microsoft.com/office/word/2010/wordprocessingShape" mc:Ignorable="w14 w15 w16se w16cid w16 w16cex w16sdtdh w16sdtfl w16du wp14">
+<w:endnotes xmlns:wpc="http://schemas.microsoft.com/office/word/2010/wordprocessingCanvas" xmlns:cx="http://schemas.microsoft.com/office/drawing/2014/chartex" xmlns:cx1="http://schemas.microsoft.com/office/drawing/2015/9/8/chartex" xmlns:cx2="http://schemas.microsoft.com/office/drawing/2015/10/21/chartex" xmlns:cx3="http://schemas.microsoft.com/office/drawing/2016/5/9/chartex" xmlns:cx4="http://schemas.microsoft.com/office/drawing/2016/5/10/chartex" xmlns:cx5="http://schemas.microsoft.com/office/drawing/2016/5/11/chartex" xmlns:cx6="http://schemas.microsoft.com/office/drawing/2016/5/12/chartex" xmlns:cx7="http://schemas.microsoft.com/office/drawing/2016/5/13/chartex" xmlns:cx8="http://schemas.microsoft.com/office/drawing/2016/5/14/chartex" xmlns:mc="http://schemas.openxmlformats.org/markup-compatibility/2006" xmlns:aink="http://schemas.microsoft.com/office/drawing/2016/ink" xmlns:am3d="http://schemas.microsoft.com/office/drawing/2017/model3d" xmlns:o="urn:schemas-microsoft-com:office:office" xmlns:oel="http://schemas.microsoft.com/office/2019/extlst" xmlns:r="http://schemas.openxmlformats.org/officeDocument/2006/relationships" xmlns:m="http://schemas.openxmlformats.org/officeDocument/2006/math" xmlns:v="urn:schemas-microsoft-com:vml" xmlns:wp14="http://schemas.microsoft.com/office/word/2010/wordprocessingDrawing" xmlns:wp="http://schemas.openxmlformats.org/drawingml/2006/wordprocessingDrawing" xmlns:w10="urn:schemas-microsoft-com:office:word" xmlns:w="http://schemas.openxmlformats.org/wordprocessingml/2006/main" xmlns:w14="http://schemas.microsoft.com/office/word/2010/wordml" xmlns:w15="http://schemas.microsoft.com/office/word/2012/wordml" xmlns:w16cex="http://schemas.microsoft.com/office/word/2018/wordml/cex" xmlns:w16cid="http://schemas.microsoft.com/office/word/2016/wordml/cid" xmlns:w16="http://schemas.microsoft.com/office/word/2018/wordml" xmlns:w16du="http://schemas.microsoft.com/office/word/2023/wordml/word16du" xmlns:w16sdtdh="http://schemas.microsoft.com/office/word/2020/wordml/sdtdatahash" xmlns:w16sdtfl="http://schemas.microsoft.com/office/word/2024/wordml/sdtformatlock" xmlns:w16se="http://schemas.microsoft.com/office/word/2015/wordml/symex" xmlns:wpg="http://schemas.microsoft.com/office/word/2010/wordprocessingGroup" xmlns:wpi="http://schemas.microsoft.com/office/word/2010/wordprocessingInk" xmlns:wne="http://schemas.microsoft.com/office/word/2006/wordml" xmlns:wps="http://schemas.microsoft.com/office/word/2010/wordprocessingShape" mc:Ignorable="w14 w15 w16se w16cid w16 w16cex w16sdtdh w16sdtfl w16du wp14">
   <w:endnote w:type="separator" w:id="-1">
     <w:p>
       <w:r>
@@ -10351,7 +14933,7 @@
 </file>
 
 <file path=word/footer1.xml><?xml version="1.0" encoding="utf-8"?>
-<w:ftr xmlns:wpc="http://schemas.microsoft.com/office/word/2010/wordprocessingCanvas" xmlns:cx="http://schemas.microsoft.com/office/drawing/2014/chartex" xmlns:cx1="http://schemas.microsoft.com/office/drawing/2015/9/8/chartex" xmlns:cx2="http://schemas.microsoft.com/office/drawing/2015/10/21/chartex" xmlns:cx3="http://schemas.microsoft.com/office/drawing/2016/5/9/chartex" xmlns:cx4="http://schemas.microsoft.com/office/drawing/2016/5/10/chartex" xmlns:cx5="http://schemas.microsoft.com/office/drawing/2016/5/11/chartex" xmlns:cx6="http://schemas.microsoft.com/office/drawing/2016/5/12/chartex" xmlns:cx7="http://schemas.microsoft.com/office/drawing/2016/5/13/chartex" xmlns:cx8="http://schemas.microsoft.com/office/drawing/2016/5/14/chartex" xmlns:mc="http://schemas.openxmlformats.org/markup-compatibility/2006" xmlns:aink="http://schemas.microsoft.com/office/drawing/2016/ink" xmlns:am3d="http://schemas.microsoft.com/office/drawing/2017/model3d" xmlns:o="urn:schemas-microsoft-com:office:office" xmlns:oel="http://schemas.microsoft.com/office/2019/extlst" xmlns:r="http://schemas.openxmlformats.org/officeDocument/2006/relationships" xmlns:m="http://schemas.openxmlformats.org/officeDocument/2006/math" xmlns:v="urn:schemas-microsoft-com:vml" xmlns:wp14="http://schemas.microsoft.com/office/word/2010/wordprocessingDrawing" xmlns:wp="http://schemas.openxmlformats.org/drawingml/2006/wordprocessingDrawing" xmlns:w10="urn:schemas-microsoft-com:office:word" xmlns:w="http://schemas.openxmlformats.org/wordprocessingml/2006/main" xmlns:w14="http://schemas.microsoft.com/office/word/2010/wordml" xmlns:w15="http://schemas.microsoft.com/office/word/2012/wordml" xmlns:w16cei="http://schemas.microsoft.com/office/word/2026/wordml/cei" xmlns:w16cex="http://schemas.microsoft.com/office/word/2018/wordml/cex" xmlns:w16cid="http://schemas.microsoft.com/office/word/2016/wordml/cid" xmlns:w16="http://schemas.microsoft.com/office/word/2018/wordml" xmlns:w16du="http://schemas.microsoft.com/office/word/2023/wordml/word16du" xmlns:w16sdtdh="http://schemas.microsoft.com/office/word/2020/wordml/sdtdatahash" xmlns:w16sdtfl="http://schemas.microsoft.com/office/word/2024/wordml/sdtformatlock" xmlns:w16se="http://schemas.microsoft.com/office/word/2015/wordml/symex" xmlns:wpg="http://schemas.microsoft.com/office/word/2010/wordprocessingGroup" xmlns:wpi="http://schemas.microsoft.com/office/word/2010/wordprocessingInk" xmlns:wne="http://schemas.microsoft.com/office/word/2006/wordml" xmlns:wps="http://schemas.microsoft.com/office/word/2010/wordprocessingShape" mc:Ignorable="w14 w15 w16se w16cid w16 w16cex w16sdtdh w16sdtfl w16du wp14">
+<w:ftr xmlns:wpc="http://schemas.microsoft.com/office/word/2010/wordprocessingCanvas" xmlns:cx="http://schemas.microsoft.com/office/drawing/2014/chartex" xmlns:cx1="http://schemas.microsoft.com/office/drawing/2015/9/8/chartex" xmlns:cx2="http://schemas.microsoft.com/office/drawing/2015/10/21/chartex" xmlns:cx3="http://schemas.microsoft.com/office/drawing/2016/5/9/chartex" xmlns:cx4="http://schemas.microsoft.com/office/drawing/2016/5/10/chartex" xmlns:cx5="http://schemas.microsoft.com/office/drawing/2016/5/11/chartex" xmlns:cx6="http://schemas.microsoft.com/office/drawing/2016/5/12/chartex" xmlns:cx7="http://schemas.microsoft.com/office/drawing/2016/5/13/chartex" xmlns:cx8="http://schemas.microsoft.com/office/drawing/2016/5/14/chartex" xmlns:mc="http://schemas.openxmlformats.org/markup-compatibility/2006" xmlns:aink="http://schemas.microsoft.com/office/drawing/2016/ink" xmlns:am3d="http://schemas.microsoft.com/office/drawing/2017/model3d" xmlns:o="urn:schemas-microsoft-com:office:office" xmlns:oel="http://schemas.microsoft.com/office/2019/extlst" xmlns:r="http://schemas.openxmlformats.org/officeDocument/2006/relationships" xmlns:m="http://schemas.openxmlformats.org/officeDocument/2006/math" xmlns:v="urn:schemas-microsoft-com:vml" xmlns:wp14="http://schemas.microsoft.com/office/word/2010/wordprocessingDrawing" xmlns:wp="http://schemas.openxmlformats.org/drawingml/2006/wordprocessingDrawing" xmlns:w10="urn:schemas-microsoft-com:office:word" xmlns:w="http://schemas.openxmlformats.org/wordprocessingml/2006/main" xmlns:w14="http://schemas.microsoft.com/office/word/2010/wordml" xmlns:w15="http://schemas.microsoft.com/office/word/2012/wordml" xmlns:w16cex="http://schemas.microsoft.com/office/word/2018/wordml/cex" xmlns:w16cid="http://schemas.microsoft.com/office/word/2016/wordml/cid" xmlns:w16="http://schemas.microsoft.com/office/word/2018/wordml" xmlns:w16du="http://schemas.microsoft.com/office/word/2023/wordml/word16du" xmlns:w16sdtdh="http://schemas.microsoft.com/office/word/2020/wordml/sdtdatahash" xmlns:w16sdtfl="http://schemas.microsoft.com/office/word/2024/wordml/sdtformatlock" xmlns:w16se="http://schemas.microsoft.com/office/word/2015/wordml/symex" xmlns:wpg="http://schemas.microsoft.com/office/word/2010/wordprocessingGroup" xmlns:wpi="http://schemas.microsoft.com/office/word/2010/wordprocessingInk" xmlns:wne="http://schemas.microsoft.com/office/word/2006/wordml" xmlns:wps="http://schemas.microsoft.com/office/word/2010/wordprocessingShape" mc:Ignorable="w14 w15 w16se w16cid w16 w16cex w16sdtdh w16sdtfl w16du wp14">
   <w:p>
     <w:pPr>
       <w:pStyle w:val="Footer"/>
@@ -10361,7 +14943,7 @@
 </file>
 
 <file path=word/footer2.xml><?xml version="1.0" encoding="utf-8"?>
-<w:ftr xmlns:wpc="http://schemas.microsoft.com/office/word/2010/wordprocessingCanvas" xmlns:cx="http://schemas.microsoft.com/office/drawing/2014/chartex" xmlns:cx1="http://schemas.microsoft.com/office/drawing/2015/9/8/chartex" xmlns:cx2="http://schemas.microsoft.com/office/drawing/2015/10/21/chartex" xmlns:cx3="http://schemas.microsoft.com/office/drawing/2016/5/9/chartex" xmlns:cx4="http://schemas.microsoft.com/office/drawing/2016/5/10/chartex" xmlns:cx5="http://schemas.microsoft.com/office/drawing/2016/5/11/chartex" xmlns:cx6="http://schemas.microsoft.com/office/drawing/2016/5/12/chartex" xmlns:cx7="http://schemas.microsoft.com/office/drawing/2016/5/13/chartex" xmlns:cx8="http://schemas.microsoft.com/office/drawing/2016/5/14/chartex" xmlns:mc="http://schemas.openxmlformats.org/markup-compatibility/2006" xmlns:aink="http://schemas.microsoft.com/office/drawing/2016/ink" xmlns:am3d="http://schemas.microsoft.com/office/drawing/2017/model3d" xmlns:o="urn:schemas-microsoft-com:office:office" xmlns:oel="http://schemas.microsoft.com/office/2019/extlst" xmlns:r="http://schemas.openxmlformats.org/officeDocument/2006/relationships" xmlns:m="http://schemas.openxmlformats.org/officeDocument/2006/math" xmlns:v="urn:schemas-microsoft-com:vml" xmlns:wp14="http://schemas.microsoft.com/office/word/2010/wordprocessingDrawing" xmlns:wp="http://schemas.openxmlformats.org/drawingml/2006/wordprocessingDrawing" xmlns:w10="urn:schemas-microsoft-com:office:word" xmlns:w="http://schemas.openxmlformats.org/wordprocessingml/2006/main" xmlns:w14="http://schemas.microsoft.com/office/word/2010/wordml" xmlns:w15="http://schemas.microsoft.com/office/word/2012/wordml" xmlns:w16cei="http://schemas.microsoft.com/office/word/2026/wordml/cei" xmlns:w16cex="http://schemas.microsoft.com/office/word/2018/wordml/cex" xmlns:w16cid="http://schemas.microsoft.com/office/word/2016/wordml/cid" xmlns:w16="http://schemas.microsoft.com/office/word/2018/wordml" xmlns:w16du="http://schemas.microsoft.com/office/word/2023/wordml/word16du" xmlns:w16sdtdh="http://schemas.microsoft.com/office/word/2020/wordml/sdtdatahash" xmlns:w16sdtfl="http://schemas.microsoft.com/office/word/2024/wordml/sdtformatlock" xmlns:w16se="http://schemas.microsoft.com/office/word/2015/wordml/symex" xmlns:wpg="http://schemas.microsoft.com/office/word/2010/wordprocessingGroup" xmlns:wpi="http://schemas.microsoft.com/office/word/2010/wordprocessingInk" xmlns:wne="http://schemas.microsoft.com/office/word/2006/wordml" xmlns:wps="http://schemas.microsoft.com/office/word/2010/wordprocessingShape" mc:Ignorable="w14 w15 w16se w16cid w16 w16cex w16sdtdh w16sdtfl w16du wp14">
+<w:ftr xmlns:wpc="http://schemas.microsoft.com/office/word/2010/wordprocessingCanvas" xmlns:cx="http://schemas.microsoft.com/office/drawing/2014/chartex" xmlns:cx1="http://schemas.microsoft.com/office/drawing/2015/9/8/chartex" xmlns:cx2="http://schemas.microsoft.com/office/drawing/2015/10/21/chartex" xmlns:cx3="http://schemas.microsoft.com/office/drawing/2016/5/9/chartex" xmlns:cx4="http://schemas.microsoft.com/office/drawing/2016/5/10/chartex" xmlns:cx5="http://schemas.microsoft.com/office/drawing/2016/5/11/chartex" xmlns:cx6="http://schemas.microsoft.com/office/drawing/2016/5/12/chartex" xmlns:cx7="http://schemas.microsoft.com/office/drawing/2016/5/13/chartex" xmlns:cx8="http://schemas.microsoft.com/office/drawing/2016/5/14/chartex" xmlns:mc="http://schemas.openxmlformats.org/markup-compatibility/2006" xmlns:aink="http://schemas.microsoft.com/office/drawing/2016/ink" xmlns:am3d="http://schemas.microsoft.com/office/drawing/2017/model3d" xmlns:o="urn:schemas-microsoft-com:office:office" xmlns:oel="http://schemas.microsoft.com/office/2019/extlst" xmlns:r="http://schemas.openxmlformats.org/officeDocument/2006/relationships" xmlns:m="http://schemas.openxmlformats.org/officeDocument/2006/math" xmlns:v="urn:schemas-microsoft-com:vml" xmlns:wp14="http://schemas.microsoft.com/office/word/2010/wordprocessingDrawing" xmlns:wp="http://schemas.openxmlformats.org/drawingml/2006/wordprocessingDrawing" xmlns:w10="urn:schemas-microsoft-com:office:word" xmlns:w="http://schemas.openxmlformats.org/wordprocessingml/2006/main" xmlns:w14="http://schemas.microsoft.com/office/word/2010/wordml" xmlns:w15="http://schemas.microsoft.com/office/word/2012/wordml" xmlns:w16cex="http://schemas.microsoft.com/office/word/2018/wordml/cex" xmlns:w16cid="http://schemas.microsoft.com/office/word/2016/wordml/cid" xmlns:w16="http://schemas.microsoft.com/office/word/2018/wordml" xmlns:w16du="http://schemas.microsoft.com/office/word/2023/wordml/word16du" xmlns:w16sdtdh="http://schemas.microsoft.com/office/word/2020/wordml/sdtdatahash" xmlns:w16sdtfl="http://schemas.microsoft.com/office/word/2024/wordml/sdtformatlock" xmlns:w16se="http://schemas.microsoft.com/office/word/2015/wordml/symex" xmlns:wpg="http://schemas.microsoft.com/office/word/2010/wordprocessingGroup" xmlns:wpi="http://schemas.microsoft.com/office/word/2010/wordprocessingInk" xmlns:wne="http://schemas.microsoft.com/office/word/2006/wordml" xmlns:wps="http://schemas.microsoft.com/office/word/2010/wordprocessingShape" mc:Ignorable="w14 w15 w16se w16cid w16 w16cex w16sdtdh w16sdtfl w16du wp14">
   <w:p>
     <w:pPr>
       <w:pStyle w:val="BodyText"/>
@@ -10691,7 +15273,7 @@
 </file>
 
 <file path=word/footer3.xml><?xml version="1.0" encoding="utf-8"?>
-<w:ftr xmlns:wpc="http://schemas.microsoft.com/office/word/2010/wordprocessingCanvas" xmlns:cx="http://schemas.microsoft.com/office/drawing/2014/chartex" xmlns:cx1="http://schemas.microsoft.com/office/drawing/2015/9/8/chartex" xmlns:cx2="http://schemas.microsoft.com/office/drawing/2015/10/21/chartex" xmlns:cx3="http://schemas.microsoft.com/office/drawing/2016/5/9/chartex" xmlns:cx4="http://schemas.microsoft.com/office/drawing/2016/5/10/chartex" xmlns:cx5="http://schemas.microsoft.com/office/drawing/2016/5/11/chartex" xmlns:cx6="http://schemas.microsoft.com/office/drawing/2016/5/12/chartex" xmlns:cx7="http://schemas.microsoft.com/office/drawing/2016/5/13/chartex" xmlns:cx8="http://schemas.microsoft.com/office/drawing/2016/5/14/chartex" xmlns:mc="http://schemas.openxmlformats.org/markup-compatibility/2006" xmlns:aink="http://schemas.microsoft.com/office/drawing/2016/ink" xmlns:am3d="http://schemas.microsoft.com/office/drawing/2017/model3d" xmlns:o="urn:schemas-microsoft-com:office:office" xmlns:oel="http://schemas.microsoft.com/office/2019/extlst" xmlns:r="http://schemas.openxmlformats.org/officeDocument/2006/relationships" xmlns:m="http://schemas.openxmlformats.org/officeDocument/2006/math" xmlns:v="urn:schemas-microsoft-com:vml" xmlns:wp14="http://schemas.microsoft.com/office/word/2010/wordprocessingDrawing" xmlns:wp="http://schemas.openxmlformats.org/drawingml/2006/wordprocessingDrawing" xmlns:w10="urn:schemas-microsoft-com:office:word" xmlns:w="http://schemas.openxmlformats.org/wordprocessingml/2006/main" xmlns:w14="http://schemas.microsoft.com/office/word/2010/wordml" xmlns:w15="http://schemas.microsoft.com/office/word/2012/wordml" xmlns:w16cei="http://schemas.microsoft.com/office/word/2026/wordml/cei" xmlns:w16cex="http://schemas.microsoft.com/office/word/2018/wordml/cex" xmlns:w16cid="http://schemas.microsoft.com/office/word/2016/wordml/cid" xmlns:w16="http://schemas.microsoft.com/office/word/2018/wordml" xmlns:w16du="http://schemas.microsoft.com/office/word/2023/wordml/word16du" xmlns:w16sdtdh="http://schemas.microsoft.com/office/word/2020/wordml/sdtdatahash" xmlns:w16sdtfl="http://schemas.microsoft.com/office/word/2024/wordml/sdtformatlock" xmlns:w16se="http://schemas.microsoft.com/office/word/2015/wordml/symex" xmlns:wpg="http://schemas.microsoft.com/office/word/2010/wordprocessingGroup" xmlns:wpi="http://schemas.microsoft.com/office/word/2010/wordprocessingInk" xmlns:wne="http://schemas.microsoft.com/office/word/2006/wordml" xmlns:wps="http://schemas.microsoft.com/office/word/2010/wordprocessingShape" mc:Ignorable="w14 w15 w16se w16cid w16 w16cex w16sdtdh w16sdtfl w16du wp14">
+<w:ftr xmlns:wpc="http://schemas.microsoft.com/office/word/2010/wordprocessingCanvas" xmlns:cx="http://schemas.microsoft.com/office/drawing/2014/chartex" xmlns:cx1="http://schemas.microsoft.com/office/drawing/2015/9/8/chartex" xmlns:cx2="http://schemas.microsoft.com/office/drawing/2015/10/21/chartex" xmlns:cx3="http://schemas.microsoft.com/office/drawing/2016/5/9/chartex" xmlns:cx4="http://schemas.microsoft.com/office/drawing/2016/5/10/chartex" xmlns:cx5="http://schemas.microsoft.com/office/drawing/2016/5/11/chartex" xmlns:cx6="http://schemas.microsoft.com/office/drawing/2016/5/12/chartex" xmlns:cx7="http://schemas.microsoft.com/office/drawing/2016/5/13/chartex" xmlns:cx8="http://schemas.microsoft.com/office/drawing/2016/5/14/chartex" xmlns:mc="http://schemas.openxmlformats.org/markup-compatibility/2006" xmlns:aink="http://schemas.microsoft.com/office/drawing/2016/ink" xmlns:am3d="http://schemas.microsoft.com/office/drawing/2017/model3d" xmlns:o="urn:schemas-microsoft-com:office:office" xmlns:oel="http://schemas.microsoft.com/office/2019/extlst" xmlns:r="http://schemas.openxmlformats.org/officeDocument/2006/relationships" xmlns:m="http://schemas.openxmlformats.org/officeDocument/2006/math" xmlns:v="urn:schemas-microsoft-com:vml" xmlns:wp14="http://schemas.microsoft.com/office/word/2010/wordprocessingDrawing" xmlns:wp="http://schemas.openxmlformats.org/drawingml/2006/wordprocessingDrawing" xmlns:w10="urn:schemas-microsoft-com:office:word" xmlns:w="http://schemas.openxmlformats.org/wordprocessingml/2006/main" xmlns:w14="http://schemas.microsoft.com/office/word/2010/wordml" xmlns:w15="http://schemas.microsoft.com/office/word/2012/wordml" xmlns:w16cex="http://schemas.microsoft.com/office/word/2018/wordml/cex" xmlns:w16cid="http://schemas.microsoft.com/office/word/2016/wordml/cid" xmlns:w16="http://schemas.microsoft.com/office/word/2018/wordml" xmlns:w16du="http://schemas.microsoft.com/office/word/2023/wordml/word16du" xmlns:w16sdtdh="http://schemas.microsoft.com/office/word/2020/wordml/sdtdatahash" xmlns:w16sdtfl="http://schemas.microsoft.com/office/word/2024/wordml/sdtformatlock" xmlns:w16se="http://schemas.microsoft.com/office/word/2015/wordml/symex" xmlns:wpg="http://schemas.microsoft.com/office/word/2010/wordprocessingGroup" xmlns:wpi="http://schemas.microsoft.com/office/word/2010/wordprocessingInk" xmlns:wne="http://schemas.microsoft.com/office/word/2006/wordml" xmlns:wps="http://schemas.microsoft.com/office/word/2010/wordprocessingShape" mc:Ignorable="w14 w15 w16se w16cid w16 w16cex w16sdtdh w16sdtfl w16du wp14">
   <w:p>
     <w:pPr>
       <w:pStyle w:val="Footer"/>
@@ -10701,7 +15283,7 @@
 </file>
 
 <file path=word/footnotes.xml><?xml version="1.0" encoding="utf-8"?>
-<w:footnotes xmlns:wpc="http://schemas.microsoft.com/office/word/2010/wordprocessingCanvas" xmlns:cx="http://schemas.microsoft.com/office/drawing/2014/chartex" xmlns:cx1="http://schemas.microsoft.com/office/drawing/2015/9/8/chartex" xmlns:cx2="http://schemas.microsoft.com/office/drawing/2015/10/21/chartex" xmlns:cx3="http://schemas.microsoft.com/office/drawing/2016/5/9/chartex" xmlns:cx4="http://schemas.microsoft.com/office/drawing/2016/5/10/chartex" xmlns:cx5="http://schemas.microsoft.com/office/drawing/2016/5/11/chartex" xmlns:cx6="http://schemas.microsoft.com/office/drawing/2016/5/12/chartex" xmlns:cx7="http://schemas.microsoft.com/office/drawing/2016/5/13/chartex" xmlns:cx8="http://schemas.microsoft.com/office/drawing/2016/5/14/chartex" xmlns:mc="http://schemas.openxmlformats.org/markup-compatibility/2006" xmlns:aink="http://schemas.microsoft.com/office/drawing/2016/ink" xmlns:am3d="http://schemas.microsoft.com/office/drawing/2017/model3d" xmlns:o="urn:schemas-microsoft-com:office:office" xmlns:oel="http://schemas.microsoft.com/office/2019/extlst" xmlns:r="http://schemas.openxmlformats.org/officeDocument/2006/relationships" xmlns:m="http://schemas.openxmlformats.org/officeDocument/2006/math" xmlns:v="urn:schemas-microsoft-com:vml" xmlns:wp14="http://schemas.microsoft.com/office/word/2010/wordprocessingDrawing" xmlns:wp="http://schemas.openxmlformats.org/drawingml/2006/wordprocessingDrawing" xmlns:w10="urn:schemas-microsoft-com:office:word" xmlns:w="http://schemas.openxmlformats.org/wordprocessingml/2006/main" xmlns:w14="http://schemas.microsoft.com/office/word/2010/wordml" xmlns:w15="http://schemas.microsoft.com/office/word/2012/wordml" xmlns:w16cei="http://schemas.microsoft.com/office/word/2026/wordml/cei" xmlns:w16cex="http://schemas.microsoft.com/office/word/2018/wordml/cex" xmlns:w16cid="http://schemas.microsoft.com/office/word/2016/wordml/cid" xmlns:w16="http://schemas.microsoft.com/office/word/2018/wordml" xmlns:w16du="http://schemas.microsoft.com/office/word/2023/wordml/word16du" xmlns:w16sdtdh="http://schemas.microsoft.com/office/word/2020/wordml/sdtdatahash" xmlns:w16sdtfl="http://schemas.microsoft.com/office/word/2024/wordml/sdtformatlock" xmlns:w16se="http://schemas.microsoft.com/office/word/2015/wordml/symex" xmlns:wpg="http://schemas.microsoft.com/office/word/2010/wordprocessingGroup" xmlns:wpi="http://schemas.microsoft.com/office/word/2010/wordprocessingInk" xmlns:wne="http://schemas.microsoft.com/office/word/2006/wordml" xmlns:wps="http://schemas.microsoft.com/office/word/2010/wordprocessingShape" mc:Ignorable="w14 w15 w16se w16cid w16 w16cex w16sdtdh w16sdtfl w16du wp14">
+<w:footnotes xmlns:wpc="http://schemas.microsoft.com/office/word/2010/wordprocessingCanvas" xmlns:cx="http://schemas.microsoft.com/office/drawing/2014/chartex" xmlns:cx1="http://schemas.microsoft.com/office/drawing/2015/9/8/chartex" xmlns:cx2="http://schemas.microsoft.com/office/drawing/2015/10/21/chartex" xmlns:cx3="http://schemas.microsoft.com/office/drawing/2016/5/9/chartex" xmlns:cx4="http://schemas.microsoft.com/office/drawing/2016/5/10/chartex" xmlns:cx5="http://schemas.microsoft.com/office/drawing/2016/5/11/chartex" xmlns:cx6="http://schemas.microsoft.com/office/drawing/2016/5/12/chartex" xmlns:cx7="http://schemas.microsoft.com/office/drawing/2016/5/13/chartex" xmlns:cx8="http://schemas.microsoft.com/office/drawing/2016/5/14/chartex" xmlns:mc="http://schemas.openxmlformats.org/markup-compatibility/2006" xmlns:aink="http://schemas.microsoft.com/office/drawing/2016/ink" xmlns:am3d="http://schemas.microsoft.com/office/drawing/2017/model3d" xmlns:o="urn:schemas-microsoft-com:office:office" xmlns:oel="http://schemas.microsoft.com/office/2019/extlst" xmlns:r="http://schemas.openxmlformats.org/officeDocument/2006/relationships" xmlns:m="http://schemas.openxmlformats.org/officeDocument/2006/math" xmlns:v="urn:schemas-microsoft-com:vml" xmlns:wp14="http://schemas.microsoft.com/office/word/2010/wordprocessingDrawing" xmlns:wp="http://schemas.openxmlformats.org/drawingml/2006/wordprocessingDrawing" xmlns:w10="urn:schemas-microsoft-com:office:word" xmlns:w="http://schemas.openxmlformats.org/wordprocessingml/2006/main" xmlns:w14="http://schemas.microsoft.com/office/word/2010/wordml" xmlns:w15="http://schemas.microsoft.com/office/word/2012/wordml" xmlns:w16cex="http://schemas.microsoft.com/office/word/2018/wordml/cex" xmlns:w16cid="http://schemas.microsoft.com/office/word/2016/wordml/cid" xmlns:w16="http://schemas.microsoft.com/office/word/2018/wordml" xmlns:w16du="http://schemas.microsoft.com/office/word/2023/wordml/word16du" xmlns:w16sdtdh="http://schemas.microsoft.com/office/word/2020/wordml/sdtdatahash" xmlns:w16sdtfl="http://schemas.microsoft.com/office/word/2024/wordml/sdtformatlock" xmlns:w16se="http://schemas.microsoft.com/office/word/2015/wordml/symex" xmlns:wpg="http://schemas.microsoft.com/office/word/2010/wordprocessingGroup" xmlns:wpi="http://schemas.microsoft.com/office/word/2010/wordprocessingInk" xmlns:wne="http://schemas.microsoft.com/office/word/2006/wordml" xmlns:wps="http://schemas.microsoft.com/office/word/2010/wordprocessingShape" mc:Ignorable="w14 w15 w16se w16cid w16 w16cex w16sdtdh w16sdtfl w16du wp14">
   <w:footnote w:type="separator" w:id="-1">
     <w:p>
       <w:r>
@@ -10720,7 +15302,7 @@
 </file>
 
 <file path=word/header1.xml><?xml version="1.0" encoding="utf-8"?>
-<w:hdr xmlns:wpc="http://schemas.microsoft.com/office/word/2010/wordprocessingCanvas" xmlns:cx="http://schemas.microsoft.com/office/drawing/2014/chartex" xmlns:cx1="http://schemas.microsoft.com/office/drawing/2015/9/8/chartex" xmlns:cx2="http://schemas.microsoft.com/office/drawing/2015/10/21/chartex" xmlns:cx3="http://schemas.microsoft.com/office/drawing/2016/5/9/chartex" xmlns:cx4="http://schemas.microsoft.com/office/drawing/2016/5/10/chartex" xmlns:cx5="http://schemas.microsoft.com/office/drawing/2016/5/11/chartex" xmlns:cx6="http://schemas.microsoft.com/office/drawing/2016/5/12/chartex" xmlns:cx7="http://schemas.microsoft.com/office/drawing/2016/5/13/chartex" xmlns:cx8="http://schemas.microsoft.com/office/drawing/2016/5/14/chartex" xmlns:mc="http://schemas.openxmlformats.org/markup-compatibility/2006" xmlns:aink="http://schemas.microsoft.com/office/drawing/2016/ink" xmlns:am3d="http://schemas.microsoft.com/office/drawing/2017/model3d" xmlns:o="urn:schemas-microsoft-com:office:office" xmlns:oel="http://schemas.microsoft.com/office/2019/extlst" xmlns:r="http://schemas.openxmlformats.org/officeDocument/2006/relationships" xmlns:m="http://schemas.openxmlformats.org/officeDocument/2006/math" xmlns:v="urn:schemas-microsoft-com:vml" xmlns:wp14="http://schemas.microsoft.com/office/word/2010/wordprocessingDrawing" xmlns:wp="http://schemas.openxmlformats.org/drawingml/2006/wordprocessingDrawing" xmlns:w10="urn:schemas-microsoft-com:office:word" xmlns:w="http://schemas.openxmlformats.org/wordprocessingml/2006/main" xmlns:w14="http://schemas.microsoft.com/office/word/2010/wordml" xmlns:w15="http://schemas.microsoft.com/office/word/2012/wordml" xmlns:w16cei="http://schemas.microsoft.com/office/word/2026/wordml/cei" xmlns:w16cex="http://schemas.microsoft.com/office/word/2018/wordml/cex" xmlns:w16cid="http://schemas.microsoft.com/office/word/2016/wordml/cid" xmlns:w16="http://schemas.microsoft.com/office/word/2018/wordml" xmlns:w16du="http://schemas.microsoft.com/office/word/2023/wordml/word16du" xmlns:w16sdtdh="http://schemas.microsoft.com/office/word/2020/wordml/sdtdatahash" xmlns:w16sdtfl="http://schemas.microsoft.com/office/word/2024/wordml/sdtformatlock" xmlns:w16se="http://schemas.microsoft.com/office/word/2015/wordml/symex" xmlns:wpg="http://schemas.microsoft.com/office/word/2010/wordprocessingGroup" xmlns:wpi="http://schemas.microsoft.com/office/word/2010/wordprocessingInk" xmlns:wne="http://schemas.microsoft.com/office/word/2006/wordml" xmlns:wps="http://schemas.microsoft.com/office/word/2010/wordprocessingShape" mc:Ignorable="w14 w15 w16se w16cid w16 w16cex w16sdtdh w16sdtfl w16du wp14">
+<w:hdr xmlns:wpc="http://schemas.microsoft.com/office/word/2010/wordprocessingCanvas" xmlns:cx="http://schemas.microsoft.com/office/drawing/2014/chartex" xmlns:cx1="http://schemas.microsoft.com/office/drawing/2015/9/8/chartex" xmlns:cx2="http://schemas.microsoft.com/office/drawing/2015/10/21/chartex" xmlns:cx3="http://schemas.microsoft.com/office/drawing/2016/5/9/chartex" xmlns:cx4="http://schemas.microsoft.com/office/drawing/2016/5/10/chartex" xmlns:cx5="http://schemas.microsoft.com/office/drawing/2016/5/11/chartex" xmlns:cx6="http://schemas.microsoft.com/office/drawing/2016/5/12/chartex" xmlns:cx7="http://schemas.microsoft.com/office/drawing/2016/5/13/chartex" xmlns:cx8="http://schemas.microsoft.com/office/drawing/2016/5/14/chartex" xmlns:mc="http://schemas.openxmlformats.org/markup-compatibility/2006" xmlns:aink="http://schemas.microsoft.com/office/drawing/2016/ink" xmlns:am3d="http://schemas.microsoft.com/office/drawing/2017/model3d" xmlns:o="urn:schemas-microsoft-com:office:office" xmlns:oel="http://schemas.microsoft.com/office/2019/extlst" xmlns:r="http://schemas.openxmlformats.org/officeDocument/2006/relationships" xmlns:m="http://schemas.openxmlformats.org/officeDocument/2006/math" xmlns:v="urn:schemas-microsoft-com:vml" xmlns:wp14="http://schemas.microsoft.com/office/word/2010/wordprocessingDrawing" xmlns:wp="http://schemas.openxmlformats.org/drawingml/2006/wordprocessingDrawing" xmlns:w10="urn:schemas-microsoft-com:office:word" xmlns:w="http://schemas.openxmlformats.org/wordprocessingml/2006/main" xmlns:w14="http://schemas.microsoft.com/office/word/2010/wordml" xmlns:w15="http://schemas.microsoft.com/office/word/2012/wordml" xmlns:w16cex="http://schemas.microsoft.com/office/word/2018/wordml/cex" xmlns:w16cid="http://schemas.microsoft.com/office/word/2016/wordml/cid" xmlns:w16="http://schemas.microsoft.com/office/word/2018/wordml" xmlns:w16du="http://schemas.microsoft.com/office/word/2023/wordml/word16du" xmlns:w16sdtdh="http://schemas.microsoft.com/office/word/2020/wordml/sdtdatahash" xmlns:w16sdtfl="http://schemas.microsoft.com/office/word/2024/wordml/sdtformatlock" xmlns:w16se="http://schemas.microsoft.com/office/word/2015/wordml/symex" xmlns:wpg="http://schemas.microsoft.com/office/word/2010/wordprocessingGroup" xmlns:wpi="http://schemas.microsoft.com/office/word/2010/wordprocessingInk" xmlns:wne="http://schemas.microsoft.com/office/word/2006/wordml" xmlns:wps="http://schemas.microsoft.com/office/word/2010/wordprocessingShape" mc:Ignorable="w14 w15 w16se w16cid w16 w16cex w16sdtdh w16sdtfl w16du wp14">
   <w:p>
     <w:pPr>
       <w:pStyle w:val="Header"/>
@@ -10730,7 +15312,7 @@
 </file>
 
 <file path=word/header2.xml><?xml version="1.0" encoding="utf-8"?>
-<w:hdr xmlns:wpc="http://schemas.microsoft.com/office/word/2010/wordprocessingCanvas" xmlns:cx="http://schemas.microsoft.com/office/drawing/2014/chartex" xmlns:cx1="http://schemas.microsoft.com/office/drawing/2015/9/8/chartex" xmlns:cx2="http://schemas.microsoft.com/office/drawing/2015/10/21/chartex" xmlns:cx3="http://schemas.microsoft.com/office/drawing/2016/5/9/chartex" xmlns:cx4="http://schemas.microsoft.com/office/drawing/2016/5/10/chartex" xmlns:cx5="http://schemas.microsoft.com/office/drawing/2016/5/11/chartex" xmlns:cx6="http://schemas.microsoft.com/office/drawing/2016/5/12/chartex" xmlns:cx7="http://schemas.microsoft.com/office/drawing/2016/5/13/chartex" xmlns:cx8="http://schemas.microsoft.com/office/drawing/2016/5/14/chartex" xmlns:mc="http://schemas.openxmlformats.org/markup-compatibility/2006" xmlns:aink="http://schemas.microsoft.com/office/drawing/2016/ink" xmlns:am3d="http://schemas.microsoft.com/office/drawing/2017/model3d" xmlns:o="urn:schemas-microsoft-com:office:office" xmlns:oel="http://schemas.microsoft.com/office/2019/extlst" xmlns:r="http://schemas.openxmlformats.org/officeDocument/2006/relationships" xmlns:m="http://schemas.openxmlformats.org/officeDocument/2006/math" xmlns:v="urn:schemas-microsoft-com:vml" xmlns:wp14="http://schemas.microsoft.com/office/word/2010/wordprocessingDrawing" xmlns:wp="http://schemas.openxmlformats.org/drawingml/2006/wordprocessingDrawing" xmlns:w10="urn:schemas-microsoft-com:office:word" xmlns:w="http://schemas.openxmlformats.org/wordprocessingml/2006/main" xmlns:w14="http://schemas.microsoft.com/office/word/2010/wordml" xmlns:w15="http://schemas.microsoft.com/office/word/2012/wordml" xmlns:w16cei="http://schemas.microsoft.com/office/word/2026/wordml/cei" xmlns:w16cex="http://schemas.microsoft.com/office/word/2018/wordml/cex" xmlns:w16cid="http://schemas.microsoft.com/office/word/2016/wordml/cid" xmlns:w16="http://schemas.microsoft.com/office/word/2018/wordml" xmlns:w16du="http://schemas.microsoft.com/office/word/2023/wordml/word16du" xmlns:w16sdtdh="http://schemas.microsoft.com/office/word/2020/wordml/sdtdatahash" xmlns:w16sdtfl="http://schemas.microsoft.com/office/word/2024/wordml/sdtformatlock" xmlns:w16se="http://schemas.microsoft.com/office/word/2015/wordml/symex" xmlns:wpg="http://schemas.microsoft.com/office/word/2010/wordprocessingGroup" xmlns:wpi="http://schemas.microsoft.com/office/word/2010/wordprocessingInk" xmlns:wne="http://schemas.microsoft.com/office/word/2006/wordml" xmlns:wps="http://schemas.microsoft.com/office/word/2010/wordprocessingShape" mc:Ignorable="w14 w15 w16se w16cid w16 w16cex w16sdtdh w16sdtfl w16du wp14">
+<w:hdr xmlns:wpc="http://schemas.microsoft.com/office/word/2010/wordprocessingCanvas" xmlns:cx="http://schemas.microsoft.com/office/drawing/2014/chartex" xmlns:cx1="http://schemas.microsoft.com/office/drawing/2015/9/8/chartex" xmlns:cx2="http://schemas.microsoft.com/office/drawing/2015/10/21/chartex" xmlns:cx3="http://schemas.microsoft.com/office/drawing/2016/5/9/chartex" xmlns:cx4="http://schemas.microsoft.com/office/drawing/2016/5/10/chartex" xmlns:cx5="http://schemas.microsoft.com/office/drawing/2016/5/11/chartex" xmlns:cx6="http://schemas.microsoft.com/office/drawing/2016/5/12/chartex" xmlns:cx7="http://schemas.microsoft.com/office/drawing/2016/5/13/chartex" xmlns:cx8="http://schemas.microsoft.com/office/drawing/2016/5/14/chartex" xmlns:mc="http://schemas.openxmlformats.org/markup-compatibility/2006" xmlns:aink="http://schemas.microsoft.com/office/drawing/2016/ink" xmlns:am3d="http://schemas.microsoft.com/office/drawing/2017/model3d" xmlns:o="urn:schemas-microsoft-com:office:office" xmlns:oel="http://schemas.microsoft.com/office/2019/extlst" xmlns:r="http://schemas.openxmlformats.org/officeDocument/2006/relationships" xmlns:m="http://schemas.openxmlformats.org/officeDocument/2006/math" xmlns:v="urn:schemas-microsoft-com:vml" xmlns:wp14="http://schemas.microsoft.com/office/word/2010/wordprocessingDrawing" xmlns:wp="http://schemas.openxmlformats.org/drawingml/2006/wordprocessingDrawing" xmlns:w10="urn:schemas-microsoft-com:office:word" xmlns:w="http://schemas.openxmlformats.org/wordprocessingml/2006/main" xmlns:w14="http://schemas.microsoft.com/office/word/2010/wordml" xmlns:w15="http://schemas.microsoft.com/office/word/2012/wordml" xmlns:w16cex="http://schemas.microsoft.com/office/word/2018/wordml/cex" xmlns:w16cid="http://schemas.microsoft.com/office/word/2016/wordml/cid" xmlns:w16="http://schemas.microsoft.com/office/word/2018/wordml" xmlns:w16du="http://schemas.microsoft.com/office/word/2023/wordml/word16du" xmlns:w16sdtdh="http://schemas.microsoft.com/office/word/2020/wordml/sdtdatahash" xmlns:w16sdtfl="http://schemas.microsoft.com/office/word/2024/wordml/sdtformatlock" xmlns:w16se="http://schemas.microsoft.com/office/word/2015/wordml/symex" xmlns:wpg="http://schemas.microsoft.com/office/word/2010/wordprocessingGroup" xmlns:wpi="http://schemas.microsoft.com/office/word/2010/wordprocessingInk" xmlns:wne="http://schemas.microsoft.com/office/word/2006/wordml" xmlns:wps="http://schemas.microsoft.com/office/word/2010/wordprocessingShape" mc:Ignorable="w14 w15 w16se w16cid w16 w16cex w16sdtdh w16sdtfl w16du wp14">
   <w:p>
     <w:pPr>
       <w:pStyle w:val="Header"/>
@@ -10740,7 +15322,7 @@
 </file>
 
 <file path=word/header3.xml><?xml version="1.0" encoding="utf-8"?>
-<w:hdr xmlns:wpc="http://schemas.microsoft.com/office/word/2010/wordprocessingCanvas" xmlns:cx="http://schemas.microsoft.com/office/drawing/2014/chartex" xmlns:cx1="http://schemas.microsoft.com/office/drawing/2015/9/8/chartex" xmlns:cx2="http://schemas.microsoft.com/office/drawing/2015/10/21/chartex" xmlns:cx3="http://schemas.microsoft.com/office/drawing/2016/5/9/chartex" xmlns:cx4="http://schemas.microsoft.com/office/drawing/2016/5/10/chartex" xmlns:cx5="http://schemas.microsoft.com/office/drawing/2016/5/11/chartex" xmlns:cx6="http://schemas.microsoft.com/office/drawing/2016/5/12/chartex" xmlns:cx7="http://schemas.microsoft.com/office/drawing/2016/5/13/chartex" xmlns:cx8="http://schemas.microsoft.com/office/drawing/2016/5/14/chartex" xmlns:mc="http://schemas.openxmlformats.org/markup-compatibility/2006" xmlns:aink="http://schemas.microsoft.com/office/drawing/2016/ink" xmlns:am3d="http://schemas.microsoft.com/office/drawing/2017/model3d" xmlns:o="urn:schemas-microsoft-com:office:office" xmlns:oel="http://schemas.microsoft.com/office/2019/extlst" xmlns:r="http://schemas.openxmlformats.org/officeDocument/2006/relationships" xmlns:m="http://schemas.openxmlformats.org/officeDocument/2006/math" xmlns:v="urn:schemas-microsoft-com:vml" xmlns:wp14="http://schemas.microsoft.com/office/word/2010/wordprocessingDrawing" xmlns:wp="http://schemas.openxmlformats.org/drawingml/2006/wordprocessingDrawing" xmlns:w10="urn:schemas-microsoft-com:office:word" xmlns:w="http://schemas.openxmlformats.org/wordprocessingml/2006/main" xmlns:w14="http://schemas.microsoft.com/office/word/2010/wordml" xmlns:w15="http://schemas.microsoft.com/office/word/2012/wordml" xmlns:w16cei="http://schemas.microsoft.com/office/word/2026/wordml/cei" xmlns:w16cex="http://schemas.microsoft.com/office/word/2018/wordml/cex" xmlns:w16cid="http://schemas.microsoft.com/office/word/2016/wordml/cid" xmlns:w16="http://schemas.microsoft.com/office/word/2018/wordml" xmlns:w16du="http://schemas.microsoft.com/office/word/2023/wordml/word16du" xmlns:w16sdtdh="http://schemas.microsoft.com/office/word/2020/wordml/sdtdatahash" xmlns:w16sdtfl="http://schemas.microsoft.com/office/word/2024/wordml/sdtformatlock" xmlns:w16se="http://schemas.microsoft.com/office/word/2015/wordml/symex" xmlns:wpg="http://schemas.microsoft.com/office/word/2010/wordprocessingGroup" xmlns:wpi="http://schemas.microsoft.com/office/word/2010/wordprocessingInk" xmlns:wne="http://schemas.microsoft.com/office/word/2006/wordml" xmlns:wps="http://schemas.microsoft.com/office/word/2010/wordprocessingShape" mc:Ignorable="w14 w15 w16se w16cid w16 w16cex w16sdtdh w16sdtfl w16du wp14">
+<w:hdr xmlns:wpc="http://schemas.microsoft.com/office/word/2010/wordprocessingCanvas" xmlns:cx="http://schemas.microsoft.com/office/drawing/2014/chartex" xmlns:cx1="http://schemas.microsoft.com/office/drawing/2015/9/8/chartex" xmlns:cx2="http://schemas.microsoft.com/office/drawing/2015/10/21/chartex" xmlns:cx3="http://schemas.microsoft.com/office/drawing/2016/5/9/chartex" xmlns:cx4="http://schemas.microsoft.com/office/drawing/2016/5/10/chartex" xmlns:cx5="http://schemas.microsoft.com/office/drawing/2016/5/11/chartex" xmlns:cx6="http://schemas.microsoft.com/office/drawing/2016/5/12/chartex" xmlns:cx7="http://schemas.microsoft.com/office/drawing/2016/5/13/chartex" xmlns:cx8="http://schemas.microsoft.com/office/drawing/2016/5/14/chartex" xmlns:mc="http://schemas.openxmlformats.org/markup-compatibility/2006" xmlns:aink="http://schemas.microsoft.com/office/drawing/2016/ink" xmlns:am3d="http://schemas.microsoft.com/office/drawing/2017/model3d" xmlns:o="urn:schemas-microsoft-com:office:office" xmlns:oel="http://schemas.microsoft.com/office/2019/extlst" xmlns:r="http://schemas.openxmlformats.org/officeDocument/2006/relationships" xmlns:m="http://schemas.openxmlformats.org/officeDocument/2006/math" xmlns:v="urn:schemas-microsoft-com:vml" xmlns:wp14="http://schemas.microsoft.com/office/word/2010/wordprocessingDrawing" xmlns:wp="http://schemas.openxmlformats.org/drawingml/2006/wordprocessingDrawing" xmlns:w10="urn:schemas-microsoft-com:office:word" xmlns:w="http://schemas.openxmlformats.org/wordprocessingml/2006/main" xmlns:w14="http://schemas.microsoft.com/office/word/2010/wordml" xmlns:w15="http://schemas.microsoft.com/office/word/2012/wordml" xmlns:w16cex="http://schemas.microsoft.com/office/word/2018/wordml/cex" xmlns:w16cid="http://schemas.microsoft.com/office/word/2016/wordml/cid" xmlns:w16="http://schemas.microsoft.com/office/word/2018/wordml" xmlns:w16du="http://schemas.microsoft.com/office/word/2023/wordml/word16du" xmlns:w16sdtdh="http://schemas.microsoft.com/office/word/2020/wordml/sdtdatahash" xmlns:w16sdtfl="http://schemas.microsoft.com/office/word/2024/wordml/sdtformatlock" xmlns:w16se="http://schemas.microsoft.com/office/word/2015/wordml/symex" xmlns:wpg="http://schemas.microsoft.com/office/word/2010/wordprocessingGroup" xmlns:wpi="http://schemas.microsoft.com/office/word/2010/wordprocessingInk" xmlns:wne="http://schemas.microsoft.com/office/word/2006/wordml" xmlns:wps="http://schemas.microsoft.com/office/word/2010/wordprocessingShape" mc:Ignorable="w14 w15 w16se w16cid w16 w16cex w16sdtdh w16sdtfl w16du wp14">
   <w:p>
     <w:pPr>
       <w:pStyle w:val="Header"/>
@@ -10750,7 +15332,7 @@
 </file>
 
 <file path=word/numbering.xml><?xml version="1.0" encoding="utf-8"?>
-<w:numbering xmlns:wpc="http://schemas.microsoft.com/office/word/2010/wordprocessingCanvas" xmlns:cx="http://schemas.microsoft.com/office/drawing/2014/chartex" xmlns:cx1="http://schemas.microsoft.com/office/drawing/2015/9/8/chartex" xmlns:cx2="http://schemas.microsoft.com/office/drawing/2015/10/21/chartex" xmlns:cx3="http://schemas.microsoft.com/office/drawing/2016/5/9/chartex" xmlns:cx4="http://schemas.microsoft.com/office/drawing/2016/5/10/chartex" xmlns:cx5="http://schemas.microsoft.com/office/drawing/2016/5/11/chartex" xmlns:cx6="http://schemas.microsoft.com/office/drawing/2016/5/12/chartex" xmlns:cx7="http://schemas.microsoft.com/office/drawing/2016/5/13/chartex" xmlns:cx8="http://schemas.microsoft.com/office/drawing/2016/5/14/chartex" xmlns:mc="http://schemas.openxmlformats.org/markup-compatibility/2006" xmlns:aink="http://schemas.microsoft.com/office/drawing/2016/ink" xmlns:am3d="http://schemas.microsoft.com/office/drawing/2017/model3d" xmlns:o="urn:schemas-microsoft-com:office:office" xmlns:oel="http://schemas.microsoft.com/office/2019/extlst" xmlns:r="http://schemas.openxmlformats.org/officeDocument/2006/relationships" xmlns:m="http://schemas.openxmlformats.org/officeDocument/2006/math" xmlns:v="urn:schemas-microsoft-com:vml" xmlns:wp14="http://schemas.microsoft.com/office/word/2010/wordprocessingDrawing" xmlns:wp="http://schemas.openxmlformats.org/drawingml/2006/wordprocessingDrawing" xmlns:w10="urn:schemas-microsoft-com:office:word" xmlns:w="http://schemas.openxmlformats.org/wordprocessingml/2006/main" xmlns:w14="http://schemas.microsoft.com/office/word/2010/wordml" xmlns:w15="http://schemas.microsoft.com/office/word/2012/wordml" xmlns:w16cei="http://schemas.microsoft.com/office/word/2026/wordml/cei" xmlns:w16cex="http://schemas.microsoft.com/office/word/2018/wordml/cex" xmlns:w16cid="http://schemas.microsoft.com/office/word/2016/wordml/cid" xmlns:w16="http://schemas.microsoft.com/office/word/2018/wordml" xmlns:w16du="http://schemas.microsoft.com/office/word/2023/wordml/word16du" xmlns:w16sdtdh="http://schemas.microsoft.com/office/word/2020/wordml/sdtdatahash" xmlns:w16sdtfl="http://schemas.microsoft.com/office/word/2024/wordml/sdtformatlock" xmlns:w16se="http://schemas.microsoft.com/office/word/2015/wordml/symex" xmlns:wpg="http://schemas.microsoft.com/office/word/2010/wordprocessingGroup" xmlns:wpi="http://schemas.microsoft.com/office/word/2010/wordprocessingInk" xmlns:wne="http://schemas.microsoft.com/office/word/2006/wordml" xmlns:wps="http://schemas.microsoft.com/office/word/2010/wordprocessingShape" mc:Ignorable="w14 w15 w16se w16cid w16 w16cex w16sdtdh w16sdtfl w16du wp14">
+<w:numbering xmlns:wpc="http://schemas.microsoft.com/office/word/2010/wordprocessingCanvas" xmlns:cx="http://schemas.microsoft.com/office/drawing/2014/chartex" xmlns:cx1="http://schemas.microsoft.com/office/drawing/2015/9/8/chartex" xmlns:cx2="http://schemas.microsoft.com/office/drawing/2015/10/21/chartex" xmlns:cx3="http://schemas.microsoft.com/office/drawing/2016/5/9/chartex" xmlns:cx4="http://schemas.microsoft.com/office/drawing/2016/5/10/chartex" xmlns:cx5="http://schemas.microsoft.com/office/drawing/2016/5/11/chartex" xmlns:cx6="http://schemas.microsoft.com/office/drawing/2016/5/12/chartex" xmlns:cx7="http://schemas.microsoft.com/office/drawing/2016/5/13/chartex" xmlns:cx8="http://schemas.microsoft.com/office/drawing/2016/5/14/chartex" xmlns:mc="http://schemas.openxmlformats.org/markup-compatibility/2006" xmlns:aink="http://schemas.microsoft.com/office/drawing/2016/ink" xmlns:am3d="http://schemas.microsoft.com/office/drawing/2017/model3d" xmlns:o="urn:schemas-microsoft-com:office:office" xmlns:oel="http://schemas.microsoft.com/office/2019/extlst" xmlns:r="http://schemas.openxmlformats.org/officeDocument/2006/relationships" xmlns:m="http://schemas.openxmlformats.org/officeDocument/2006/math" xmlns:v="urn:schemas-microsoft-com:vml" xmlns:wp14="http://schemas.microsoft.com/office/word/2010/wordprocessingDrawing" xmlns:wp="http://schemas.openxmlformats.org/drawingml/2006/wordprocessingDrawing" xmlns:w10="urn:schemas-microsoft-com:office:word" xmlns:w="http://schemas.openxmlformats.org/wordprocessingml/2006/main" xmlns:w14="http://schemas.microsoft.com/office/word/2010/wordml" xmlns:w15="http://schemas.microsoft.com/office/word/2012/wordml" xmlns:w16cex="http://schemas.microsoft.com/office/word/2018/wordml/cex" xmlns:w16cid="http://schemas.microsoft.com/office/word/2016/wordml/cid" xmlns:w16="http://schemas.microsoft.com/office/word/2018/wordml" xmlns:w16du="http://schemas.microsoft.com/office/word/2023/wordml/word16du" xmlns:w16sdtdh="http://schemas.microsoft.com/office/word/2020/wordml/sdtdatahash" xmlns:w16sdtfl="http://schemas.microsoft.com/office/word/2024/wordml/sdtformatlock" xmlns:w16se="http://schemas.microsoft.com/office/word/2015/wordml/symex" xmlns:wpg="http://schemas.microsoft.com/office/word/2010/wordprocessingGroup" xmlns:wpi="http://schemas.microsoft.com/office/word/2010/wordprocessingInk" xmlns:wne="http://schemas.microsoft.com/office/word/2006/wordml" xmlns:wps="http://schemas.microsoft.com/office/word/2010/wordprocessingShape" mc:Ignorable="w14 w15 w16se w16cid w16 w16cex w16sdtdh w16sdtfl w16du wp14">
   <w:abstractNum w:abstractNumId="0" w15:restartNumberingAfterBreak="0">
     <w:nsid w:val="1EB00A93"/>
     <w:multiLevelType w:val="multilevel"/>
@@ -12270,6 +16852,22 @@
       <w:rFonts w:ascii="Times New Roman" w:eastAsia="Times New Roman" w:hAnsi="Times New Roman" w:cs="Times New Roman"/>
     </w:rPr>
   </w:style>
+  <w:style w:type="table" w:styleId="TableGrid">
+    <w:name w:val="Table Grid"/>
+    <w:basedOn w:val="TableNormal"/>
+    <w:uiPriority w:val="39"/>
+    <w:rsid w:val="005961C8"/>
+    <w:tblPr>
+      <w:tblBorders>
+        <w:top w:val="single" w:sz="4" w:space="0" w:color="auto"/>
+        <w:left w:val="single" w:sz="4" w:space="0" w:color="auto"/>
+        <w:bottom w:val="single" w:sz="4" w:space="0" w:color="auto"/>
+        <w:right w:val="single" w:sz="4" w:space="0" w:color="auto"/>
+        <w:insideH w:val="single" w:sz="4" w:space="0" w:color="auto"/>
+        <w:insideV w:val="single" w:sz="4" w:space="0" w:color="auto"/>
+      </w:tblBorders>
+    </w:tblPr>
+  </w:style>
 </w:styles>
 </file>
 
@@ -12558,7 +17156,7 @@
 
 <file path=word/webextensions/taskpanes.xml><?xml version="1.0" encoding="utf-8"?>
 <wetp:taskpanes xmlns:wetp="http://schemas.microsoft.com/office/webextensions/taskpanes/2010/11">
-  <wetp:taskpane dockstate="right" visibility="0" width="438" row="0">
+  <wetp:taskpane dockstate="right" visibility="0" width="438" row="2">
     <wetp:webextensionref xmlns:r="http://schemas.openxmlformats.org/officeDocument/2006/relationships" r:id="rId1"/>
   </wetp:taskpane>
 </wetp:taskpanes>
